--- a/submissions/coordinative_sovereignty/chapter/Full Paper - Alg & Sov.docx
+++ b/submissions/coordinative_sovereignty/chapter/Full Paper - Alg & Sov.docx
@@ -2,13 +2,13 @@
 <file path=word/document.xml><?xml version="1.0" encoding="utf-8"?>
 <w:document xmlns:w="http://schemas.openxmlformats.org/wordprocessingml/2006/main" xmlns:m="http://schemas.openxmlformats.org/officeDocument/2006/math" xmlns:r="http://schemas.openxmlformats.org/officeDocument/2006/relationships" xmlns:o="urn:schemas-microsoft-com:office:office" xmlns:v="urn:schemas-microsoft-com:vml" xmlns:w10="urn:schemas-microsoft-com:office:word" xmlns:a="http://schemas.openxmlformats.org/drawingml/2006/main" xmlns:pic="http://schemas.openxmlformats.org/drawingml/2006/picture" xmlns:wp="http://schemas.openxmlformats.org/drawingml/2006/wordprocessingDrawing">
   <w:body>
-    <w:bookmarkStart w:id="35" w:name="X1e636240c572a5f128a74fae04772b21f546cdb"/>
+    <w:bookmarkStart w:id="35" w:name="Xa71df3dbcaf5311d04b8d281a81a828193769ba"/>
     <w:p>
       <w:pPr>
         <w:pStyle w:val="Heading1"/>
       </w:pPr>
       <w:r>
-        <w:t xml:space="preserve">Algorithmacy and Sovereignty: Toward a Coordinative Sovereignty for the Platform Era</w:t>
+        <w:t xml:space="preserve">Algorithmacy and Sovereignty: Coordinative Sovereignty for the Platform Era</w:t>
       </w:r>
     </w:p>
     <w:bookmarkStart w:id="9" w:name="abstract"/>

--- a/submissions/coordinative_sovereignty/chapter/Full Paper - Alg & Sov.docx
+++ b/submissions/coordinative_sovereignty/chapter/Full Paper - Alg & Sov.docx
@@ -9668,6 +9668,9 @@
     <w:bookmarkEnd w:id="34"/>
     <w:bookmarkEnd w:id="35"/>
     <w:sectPr>
+      <w:headerReference xmlns:r="http://schemas.openxmlformats.org/officeDocument/2006/relationships" r:id="rIdHeaderPage" w:type="default"/>
+      <w:pgSz w:h="15840" w:w="12240"/>
+      <w:pgMar w:bottom="1440" w:footer="720" w:gutter="0" w:header="720" w:left="1440" w:right="1440" w:top="1440"/>
       <w:footnotePr>
         <w:numRestart w:val="eachSect"/>
       </w:footnotePr>
@@ -9699,6 +9702,31 @@
 </w:footnotes>
 </file>
 
+<file path=word/header1.xml><?xml version="1.0" encoding="utf-8"?>
+<w:hdr xmlns:w="http://schemas.openxmlformats.org/wordprocessingml/2006/main">
+  <w:p>
+    <w:pPr>
+      <w:jc w:val="right"/>
+    </w:pPr>
+    <w:r>
+      <w:fldChar w:fldCharType="begin"/>
+    </w:r>
+    <w:r>
+      <w:instrText xml:space="preserve"> PAGE </w:instrText>
+    </w:r>
+    <w:r>
+      <w:fldChar w:fldCharType="separate"/>
+    </w:r>
+    <w:r>
+      <w:t>1</w:t>
+    </w:r>
+    <w:r>
+      <w:fldChar w:fldCharType="end"/>
+    </w:r>
+  </w:p>
+</w:hdr>
+</file>
+
 <file path=word/numbering.xml><?xml version="1.0" encoding="utf-8"?>
 <w:numbering xmlns:w="http://schemas.openxmlformats.org/wordprocessingml/2006/main">
   <w:abstractNum w:abstractNumId="990">
@@ -9788,15 +9816,14 @@
   <w:docDefaults>
     <w:rPrDefault>
       <w:rPr>
-        <w:rFonts w:asciiTheme="minorHAnsi" w:cstheme="minorBidi" w:eastAsiaTheme="minorEastAsia" w:hAnsiTheme="minorHAnsi"/>
+        <w:rFonts w:ascii="Times New Roman" w:cs="Times New Roman" w:eastAsia="Times New Roman" w:hAnsi="Times New Roman"/>
         <w:sz w:val="24"/>
         <w:szCs w:val="24"/>
-        <w:lang w:bidi="ar-SA" w:eastAsia="zh-CN" w:val="en-US"/>
       </w:rPr>
     </w:rPrDefault>
     <w:pPrDefault>
       <w:pPr>
-        <w:spacing w:after="200"/>
+        <w:spacing w:after="0" w:before="0" w:line="480" w:lineRule="auto"/>
       </w:pPr>
     </w:pPrDefault>
   </w:docDefaults>
@@ -9964,91 +9991,60 @@
   <w:style w:styleId="Heading1" w:type="paragraph">
     <w:name w:val="heading 1"/>
     <w:basedOn w:val="Normal"/>
-    <w:next w:val="BodyText"/>
-    <w:link w:val="Heading1Char"/>
-    <w:uiPriority w:val="9"/>
-    <w:qFormat/>
-    <w:rsid w:val="00A10FD9"/>
     <w:pPr>
       <w:keepNext/>
-      <w:keepLines/>
-      <w:spacing w:after="80" w:before="360"/>
-      <w:outlineLvl w:val="0"/>
+      <w:spacing w:after="0" w:before="240" w:line="480" w:lineRule="auto"/>
+      <w:jc w:val="center"/>
     </w:pPr>
     <w:rPr>
-      <w:rFonts w:asciiTheme="majorHAnsi" w:cstheme="majorBidi" w:eastAsiaTheme="majorEastAsia" w:hAnsiTheme="majorHAnsi"/>
-      <w:color w:themeColor="accent1" w:themeShade="BF" w:val="0F4761"/>
-      <w:sz w:val="40"/>
-      <w:szCs w:val="40"/>
+      <w:rFonts w:ascii="Times New Roman" w:hAnsi="Times New Roman"/>
+      <w:b/>
+      <w:sz w:val="24"/>
+      <w:szCs w:val="24"/>
     </w:rPr>
   </w:style>
   <w:style w:styleId="Heading2" w:type="paragraph">
     <w:name w:val="heading 2"/>
     <w:basedOn w:val="Normal"/>
-    <w:next w:val="BodyText"/>
-    <w:link w:val="Heading2Char"/>
-    <w:uiPriority w:val="9"/>
-    <w:semiHidden/>
-    <w:unhideWhenUsed/>
-    <w:qFormat/>
-    <w:rsid w:val="00A10FD9"/>
     <w:pPr>
       <w:keepNext/>
-      <w:keepLines/>
-      <w:spacing w:after="80" w:before="160"/>
-      <w:outlineLvl w:val="1"/>
+      <w:spacing w:after="0" w:before="240" w:line="480" w:lineRule="auto"/>
     </w:pPr>
     <w:rPr>
-      <w:rFonts w:asciiTheme="majorHAnsi" w:cstheme="majorBidi" w:eastAsiaTheme="majorEastAsia" w:hAnsiTheme="majorHAnsi"/>
-      <w:color w:themeColor="accent1" w:themeShade="BF" w:val="0F4761"/>
-      <w:sz w:val="32"/>
-      <w:szCs w:val="32"/>
+      <w:rFonts w:ascii="Times New Roman" w:hAnsi="Times New Roman"/>
+      <w:b/>
+      <w:sz w:val="24"/>
+      <w:szCs w:val="24"/>
     </w:rPr>
   </w:style>
   <w:style w:styleId="Heading3" w:type="paragraph">
     <w:name w:val="heading 3"/>
     <w:basedOn w:val="Normal"/>
-    <w:next w:val="BodyText"/>
-    <w:link w:val="Heading3Char"/>
-    <w:uiPriority w:val="9"/>
-    <w:semiHidden/>
-    <w:unhideWhenUsed/>
-    <w:qFormat/>
-    <w:rsid w:val="00A10FD9"/>
     <w:pPr>
       <w:keepNext/>
-      <w:keepLines/>
-      <w:spacing w:after="80" w:before="160"/>
-      <w:outlineLvl w:val="2"/>
+      <w:spacing w:after="0" w:before="240" w:line="480" w:lineRule="auto"/>
     </w:pPr>
     <w:rPr>
-      <w:rFonts w:cstheme="majorBidi" w:eastAsiaTheme="majorEastAsia"/>
-      <w:color w:themeColor="accent1" w:themeShade="BF" w:val="0F4761"/>
-      <w:sz w:val="28"/>
-      <w:szCs w:val="28"/>
+      <w:rFonts w:ascii="Times New Roman" w:hAnsi="Times New Roman"/>
+      <w:b/>
+      <w:i/>
+      <w:sz w:val="24"/>
+      <w:szCs w:val="24"/>
     </w:rPr>
   </w:style>
   <w:style w:styleId="Heading4" w:type="paragraph">
     <w:name w:val="heading 4"/>
     <w:basedOn w:val="Normal"/>
-    <w:next w:val="BodyText"/>
-    <w:link w:val="Heading4Char"/>
-    <w:uiPriority w:val="9"/>
-    <w:semiHidden/>
-    <w:unhideWhenUsed/>
-    <w:qFormat/>
-    <w:rsid w:val="00A10FD9"/>
     <w:pPr>
       <w:keepNext/>
-      <w:keepLines/>
-      <w:spacing w:after="40" w:before="80"/>
-      <w:outlineLvl w:val="3"/>
+      <w:spacing w:after="0" w:before="240" w:line="480" w:lineRule="auto"/>
     </w:pPr>
     <w:rPr>
-      <w:rFonts w:cstheme="majorBidi" w:eastAsiaTheme="majorEastAsia"/>
+      <w:rFonts w:ascii="Times New Roman" w:hAnsi="Times New Roman"/>
+      <w:b/>
       <w:i/>
-      <w:iCs/>
-      <w:color w:themeColor="accent1" w:themeShade="BF" w:val="0F4761"/>
+      <w:sz w:val="24"/>
+      <w:szCs w:val="24"/>
     </w:rPr>
   </w:style>
   <w:style w:styleId="Heading5" w:type="paragraph">

--- a/submissions/coordinative_sovereignty/chapter/Full Paper - Alg & Sov.docx
+++ b/submissions/coordinative_sovereignty/chapter/Full Paper - Alg & Sov.docx
@@ -49,19 +49,19 @@
         <w:t xml:space="preserve"> </w:t>
       </w:r>
       <w:r>
-        <w:t xml:space="preserve">coordination runs through an algorithmic third party that reads both and commits outcomes neither controls.</w:t>
-      </w:r>
-      <w:r>
-        <w:t xml:space="preserve"> </w:t>
-      </w:r>
-      <w:r>
-        <w:t xml:space="preserve">No prior competence reaches it. Governing it takes algorithmacy, those capacities indexed to the triad, and</w:t>
-      </w:r>
-      <w:r>
-        <w:t xml:space="preserve"> </w:t>
-      </w:r>
-      <w:r>
-        <w:t xml:space="preserve">a different sovereignty. Coordinative sovereignty is the standing to shape one’s terms of mediation, to</w:t>
+        <w:t xml:space="preserve">coordination runs through an algorithmic third party that reads both and commits outcomes neither controls,</w:t>
+      </w:r>
+      <w:r>
+        <w:t xml:space="preserve"> </w:t>
+      </w:r>
+      <w:r>
+        <w:t xml:space="preserve">which no prior competence reaches. Governing it takes algorithmacy, those capacities indexed to the triad,</w:t>
+      </w:r>
+      <w:r>
+        <w:t xml:space="preserve"> </w:t>
+      </w:r>
+      <w:r>
+        <w:t xml:space="preserve">and a different sovereignty. Coordinative sovereignty is the standing to shape one’s terms of mediation, to</w:t>
       </w:r>
       <w:r>
         <w:t xml:space="preserve"> </w:t>
@@ -183,31 +183,37 @@
         <w:t xml:space="preserve"> </w:t>
       </w:r>
       <w:r>
-        <w:t xml:space="preserve">govern them. Disclosure duties and complaint channels now reach parts of that layer, and section 3.2 takes</w:t>
-      </w:r>
-      <w:r>
-        <w:t xml:space="preserve"> </w:t>
-      </w:r>
-      <w:r>
-        <w:t xml:space="preserve">them up. They still leave the merchant whose listings disappear, and the creator whose audience vanishes in</w:t>
-      </w:r>
-      <w:r>
-        <w:t xml:space="preserve"> </w:t>
-      </w:r>
-      <w:r>
-        <w:t xml:space="preserve">a recommendation change announced nowhere, without standing over the determination that decided the</w:t>
-      </w:r>
-      <w:r>
-        <w:t xml:space="preserve"> </w:t>
-      </w:r>
-      <w:r>
-        <w:t xml:space="preserve">outcome. Compliance governs how these actors handle data. Their market positions are decided somewhere</w:t>
-      </w:r>
-      <w:r>
-        <w:t xml:space="preserve"> </w:t>
-      </w:r>
-      <w:r>
-        <w:t xml:space="preserve">else, inside the algorithmic systems through which the platform chooses what to surface and what to bury</w:t>
+        <w:t xml:space="preserve">govern them. Disclosure duties and complaint channels now reach parts of that layer, as section 3.2 takes</w:t>
+      </w:r>
+      <w:r>
+        <w:t xml:space="preserve"> </w:t>
+      </w:r>
+      <w:r>
+        <w:t xml:space="preserve">them up, and they still leave the merchant whose listings disappear, and the creator whose audience</w:t>
+      </w:r>
+      <w:r>
+        <w:t xml:space="preserve"> </w:t>
+      </w:r>
+      <w:r>
+        <w:t xml:space="preserve">vanishes in a recommendation change announced nowhere, without standing over the determination that decided</w:t>
+      </w:r>
+      <w:r>
+        <w:t xml:space="preserve"> </w:t>
+      </w:r>
+      <w:r>
+        <w:t xml:space="preserve">the outcome. Compliance governs how these actors handle data, while their market positions are decided</w:t>
+      </w:r>
+      <w:r>
+        <w:t xml:space="preserve"> </w:t>
+      </w:r>
+      <w:r>
+        <w:t xml:space="preserve">somewhere else, inside the algorithmic systems through which the platform chooses what to surface and what</w:t>
+      </w:r>
+      <w:r>
+        <w:t xml:space="preserve"> </w:t>
+      </w:r>
+      <w:r>
+        <w:t xml:space="preserve">to bury</w:t>
       </w:r>
       <w:r>
         <w:t xml:space="preserve"> </w:t>
@@ -289,7 +295,7 @@
         <w:t xml:space="preserve"> </w:t>
       </w:r>
       <w:r>
-        <w:t xml:space="preserve">it. What sets the situation apart can be put as a question about the coordination’s rules. Restore the</w:t>
+        <w:t xml:space="preserve">it, and what sets the situation apart is a question about the coordination’s rules. Restore the</w:t>
       </w:r>
       <w:r>
         <w:t xml:space="preserve"> </w:t>
@@ -339,7 +345,7 @@
         <w:t xml:space="preserve"> </w:t>
       </w:r>
       <w:r>
-        <w:t xml:space="preserve">mediation it cannot escape has not secured its autonomy. It has abandoned the field on which its autonomy</w:t>
+        <w:t xml:space="preserve">mediation it cannot escape has not secured its autonomy; it has abandoned the field on which its autonomy</w:t>
       </w:r>
       <w:r>
         <w:t xml:space="preserve"> </w:t>
@@ -365,7 +371,7 @@
         <w:pStyle w:val="BodyText"/>
       </w:pPr>
       <w:r>
-        <w:t xml:space="preserve">The alternative is coordinative sovereignty: standing within a coordination one cannot exit, the power to</w:t>
+        <w:t xml:space="preserve">The alternative is coordinative sovereignty: standing within a necessary mediation, the power to</w:t>
       </w:r>
       <w:r>
         <w:t xml:space="preserve"> </w:t>
@@ -377,19 +383,19 @@
         <w:t xml:space="preserve"> </w:t>
       </w:r>
       <w:r>
-        <w:t xml:space="preserve">the governance of the arrangement. Digital sovereignty asks who controls the infrastructure. Coordinative</w:t>
-      </w:r>
-      <w:r>
-        <w:t xml:space="preserve"> </w:t>
-      </w:r>
-      <w:r>
-        <w:t xml:space="preserve">sovereignty asks what autonomy remains for the actor coordinating through it. The two vary independently,</w:t>
-      </w:r>
-      <w:r>
-        <w:t xml:space="preserve"> </w:t>
-      </w:r>
-      <w:r>
-        <w:t xml:space="preserve">and the rest of the chapter tells them apart.</w:t>
+        <w:t xml:space="preserve">the governance of an arrangement the open tie does not dissolve. Where digital sovereignty asks who</w:t>
+      </w:r>
+      <w:r>
+        <w:t xml:space="preserve"> </w:t>
+      </w:r>
+      <w:r>
+        <w:t xml:space="preserve">controls the infrastructure, coordinative sovereignty asks what autonomy remains for the actor coordinating</w:t>
+      </w:r>
+      <w:r>
+        <w:t xml:space="preserve"> </w:t>
+      </w:r>
+      <w:r>
+        <w:t xml:space="preserve">through it. The two vary independently, and the rest of the chapter tells them apart.</w:t>
       </w:r>
     </w:p>
     <w:p>
@@ -409,7 +415,7 @@
         <w:t xml:space="preserve"> </w:t>
       </w:r>
       <w:r>
-        <w:t xml:space="preserve">term. The democratic tradition dissolved that difficulty long ago. Habermas (1996) describes popular</w:t>
+        <w:t xml:space="preserve">term. The democratic tradition dissolved that difficulty long ago, and Habermas (1996) describes popular</w:t>
       </w:r>
       <w:r>
         <w:t xml:space="preserve"> </w:t>
@@ -433,13 +439,13 @@
         <w:t xml:space="preserve"> </w:t>
       </w:r>
       <w:r>
-        <w:t xml:space="preserve">(pp. 486–487). Sovereignty in that sense is the standing to</w:t>
-      </w:r>
-      <w:r>
-        <w:t xml:space="preserve"> </w:t>
-      </w:r>
-      <w:r>
-        <w:t xml:space="preserve">hold power to account through the medium in which power is exercised, and it is the sense a literate public</w:t>
+        <w:t xml:space="preserve">(pp. 486–487). The term in that sense names the standing to</w:t>
+      </w:r>
+      <w:r>
+        <w:t xml:space="preserve"> </w:t>
+      </w:r>
+      <w:r>
+        <w:t xml:space="preserve">hold power to account through the medium in which power is exercised, which is what a literate public</w:t>
       </w:r>
       <w:r>
         <w:t xml:space="preserve"> </w:t>
@@ -451,7 +457,7 @@
         <w:t xml:space="preserve"> </w:t>
       </w:r>
       <w:r>
-        <w:t xml:space="preserve">mediation the actor cannot exit and a standing carried by voice, and so narrows the term’s extension.</w:t>
+        <w:t xml:space="preserve">necessary mediation and a standing carried by voice, and so narrows the term’s extension.</w:t>
       </w:r>
       <w:r>
         <w:t xml:space="preserve"> </w:t>
@@ -523,7 +529,7 @@
         <w:pStyle w:val="FirstParagraph"/>
       </w:pPr>
       <w:r>
-        <w:t xml:space="preserve">A competence that everyone has governs an authority everyone can contest. A competence held by a few</w:t>
+        <w:t xml:space="preserve">A competence that everyone has governs an authority everyone can contest; a competence held by a few</w:t>
       </w:r>
       <w:r>
         <w:t xml:space="preserve"> </w:t>
@@ -620,7 +626,7 @@
         <w:t xml:space="preserve"> </w:t>
       </w:r>
       <w:r>
-        <w:t xml:space="preserve">account. Within its range that sovereignty was real. Beyond its range it stopped. An oral order could not</w:t>
+        <w:t xml:space="preserve">account. Within its range that sovereignty was real; beyond its range it stopped. An oral order could not</w:t>
       </w:r>
       <w:r>
         <w:t xml:space="preserve"> </w:t>
@@ -720,43 +726,37 @@
         <w:pStyle w:val="BodyText"/>
       </w:pPr>
       <w:r>
-        <w:t xml:space="preserve">Literacy was a clerical monopoly for most of its history, and the point matters more than the celebration</w:t>
-      </w:r>
-      <w:r>
-        <w:t xml:space="preserve"> </w:t>
-      </w:r>
-      <w:r>
-        <w:t xml:space="preserve">usually allows. Those who could write governed those who could not, and the reach of democratic sovereignty</w:t>
-      </w:r>
-      <w:r>
-        <w:t xml:space="preserve"> </w:t>
-      </w:r>
-      <w:r>
-        <w:t xml:space="preserve">tracked the spread of the competence rather than the invention of the medium. Media theory has long paired</w:t>
-      </w:r>
-      <w:r>
-        <w:t xml:space="preserve"> </w:t>
-      </w:r>
-      <w:r>
-        <w:t xml:space="preserve">forms of authority with the media that carry them, from Innis (1951) on how a civilization’s dominant</w:t>
-      </w:r>
-      <w:r>
-        <w:t xml:space="preserve"> </w:t>
-      </w:r>
-      <w:r>
-        <w:t xml:space="preserve">medium biases its form of power to Eisenstein (1979) on the printing press and the authority of church and</w:t>
-      </w:r>
-      <w:r>
-        <w:t xml:space="preserve"> </w:t>
-      </w:r>
-      <w:r>
-        <w:t xml:space="preserve">state. One modest claim survives every qualification of that tradition: a sovereignty and its competence</w:t>
-      </w:r>
-      <w:r>
-        <w:t xml:space="preserve"> </w:t>
-      </w:r>
-      <w:r>
-        <w:t xml:space="preserve">form together, and no sovereignty can be contested by those who lack the competence its medium requires.</w:t>
+        <w:t xml:space="preserve">Literacy was a clerical monopoly for most of its history. Those who could write governed those who</w:t>
+      </w:r>
+      <w:r>
+        <w:t xml:space="preserve"> </w:t>
+      </w:r>
+      <w:r>
+        <w:t xml:space="preserve">could not, and the reach of democratic sovereignty tracked the spread of the competence rather than the</w:t>
+      </w:r>
+      <w:r>
+        <w:t xml:space="preserve"> </w:t>
+      </w:r>
+      <w:r>
+        <w:t xml:space="preserve">invention of the medium. Media theory has long paired forms of authority with the media that carry them,</w:t>
+      </w:r>
+      <w:r>
+        <w:t xml:space="preserve"> </w:t>
+      </w:r>
+      <w:r>
+        <w:t xml:space="preserve">from Innis (1951) on how a civilization’s dominant medium biases its form of power to Eisenstein (1979) on</w:t>
+      </w:r>
+      <w:r>
+        <w:t xml:space="preserve"> </w:t>
+      </w:r>
+      <w:r>
+        <w:t xml:space="preserve">the printing press and the authority of church and state. A sovereignty and its competence form together,</w:t>
+      </w:r>
+      <w:r>
+        <w:t xml:space="preserve"> </w:t>
+      </w:r>
+      <w:r>
+        <w:t xml:space="preserve">and no sovereignty can be contested by those who lack the competence its medium requires.</w:t>
       </w:r>
     </w:p>
     <w:bookmarkEnd w:id="12"/>
@@ -792,19 +792,19 @@
         <w:t xml:space="preserve"> </w:t>
       </w:r>
       <w:r>
-        <w:t xml:space="preserve">The AI Act classifies systems and imposes documentation and transparency duties. The GDPR establishes</w:t>
-      </w:r>
-      <w:r>
-        <w:t xml:space="preserve"> </w:t>
-      </w:r>
-      <w:r>
-        <w:t xml:space="preserve">data-subject rights exercised through notice, consent, access, and record-keeping. NIS2 mandates written</w:t>
-      </w:r>
-      <w:r>
-        <w:t xml:space="preserve"> </w:t>
-      </w:r>
-      <w:r>
-        <w:t xml:space="preserve">cybersecurity governance. Each is a mechanism by which an actor with enough legal, technical, and</w:t>
+        <w:t xml:space="preserve">The AI Act classifies systems and imposes documentation and transparency duties, the GDPR establishes</w:t>
+      </w:r>
+      <w:r>
+        <w:t xml:space="preserve"> </w:t>
+      </w:r>
+      <w:r>
+        <w:t xml:space="preserve">data-subject rights exercised through notice, consent, access, and record-keeping, and NIS2 mandates</w:t>
+      </w:r>
+      <w:r>
+        <w:t xml:space="preserve"> </w:t>
+      </w:r>
+      <w:r>
+        <w:t xml:space="preserve">written cybersecurity governance. Each is a mechanism by which an actor with enough legal, technical, and</w:t>
       </w:r>
       <w:r>
         <w:t xml:space="preserve"> </w:t>
@@ -923,13 +923,7 @@
         <w:t xml:space="preserve"> </w:t>
       </w:r>
       <w:r>
-        <w:t xml:space="preserve">fails. The failure is not a shortfall of political will or a gap in drafting. It follows from what the</w:t>
-      </w:r>
-      <w:r>
-        <w:t xml:space="preserve"> </w:t>
-      </w:r>
-      <w:r>
-        <w:t xml:space="preserve">coordinated actor is enrolled in.</w:t>
+        <w:t xml:space="preserve">fails. The failure follows from what the coordinated actor is enrolled in.</w:t>
       </w:r>
     </w:p>
     <w:p>
@@ -1119,13 +1113,13 @@
         <w:t xml:space="preserve"> </w:t>
       </w:r>
       <w:r>
-        <w:t xml:space="preserve">apparatus that coordinates the parties is set by a party with a stake in the outcome. Each feature has been</w:t>
-      </w:r>
-      <w:r>
-        <w:t xml:space="preserve"> </w:t>
-      </w:r>
-      <w:r>
-        <w:t xml:space="preserve">described before. Together they defeat disclosure as a way of governing. The coordinated actor takes no</w:t>
+        <w:t xml:space="preserve">apparatus that coordinates the parties is set by a party with a stake in the outcome. None of the three is</w:t>
+      </w:r>
+      <w:r>
+        <w:t xml:space="preserve"> </w:t>
+      </w:r>
+      <w:r>
+        <w:t xml:space="preserve">new; together they defeat disclosure as a way of governing. The coordinated actor takes no</w:t>
       </w:r>
       <w:r>
         <w:t xml:space="preserve"> </w:t>
@@ -1199,13 +1193,13 @@
         <w:t xml:space="preserve"> </w:t>
       </w:r>
       <w:r>
-        <w:t xml:space="preserve">participation removed. The seller has no seat and no ceremony of consultation, only a determination. The</w:t>
-      </w:r>
-      <w:r>
-        <w:t xml:space="preserve"> </w:t>
-      </w:r>
-      <w:r>
-        <w:t xml:space="preserve">term is narrowed along Selznick’s own axis.</w:t>
+        <w:t xml:space="preserve">participation removed: the seller has no seat and no ceremony of consultation, only a determination, and</w:t>
+      </w:r>
+      <w:r>
+        <w:t xml:space="preserve"> </w:t>
+      </w:r>
+      <w:r>
+        <w:t xml:space="preserve">the term is narrowed along Selznick’s own axis.</w:t>
       </w:r>
     </w:p>
     <w:bookmarkStart w:id="15" w:name="the-mediated-triad"/>
@@ -1532,7 +1526,7 @@
         <w:t xml:space="preserve"> </w:t>
       </w:r>
       <w:r>
-        <w:t xml:space="preserve">existing models of digital sovereignty as rights-based, market-oriented, centralising, or state-based, and</w:t>
+        <w:t xml:space="preserve">existing models of digital sovereignty as rights-based, market-oriented, centralizing, or state-based, and</w:t>
       </w:r>
       <w:r>
         <w:t xml:space="preserve"> </w:t>
@@ -2928,13 +2922,13 @@
         <w:t xml:space="preserve"> </w:t>
       </w:r>
       <w:r>
-        <w:t xml:space="preserve">not produce voice. It forecloses exit and leaves voice as the residual lever, one available against</w:t>
-      </w:r>
-      <w:r>
-        <w:t xml:space="preserve"> </w:t>
-      </w:r>
-      <w:r>
-        <w:t xml:space="preserve">contingent mediators too and the only one left where the mediator is necessary. Whether a coordinated actor</w:t>
+        <w:t xml:space="preserve">not produce voice. It forecloses exit and leaves voice as the residual lever, available against a contingent gate too</w:t>
+      </w:r>
+      <w:r>
+        <w:t xml:space="preserve"> </w:t>
+      </w:r>
+      <w:r>
+        <w:t xml:space="preserve">and the only one left where the mediation is necessary. Whether a coordinated actor</w:t>
       </w:r>
       <w:r>
         <w:t xml:space="preserve"> </w:t>
@@ -3755,7 +3749,7 @@
         <w:t xml:space="preserve"> </w:t>
       </w:r>
       <w:r>
-        <w:t xml:space="preserve">occupies the position of being coordinated through a mediation it cannot leave bears coordinative</w:t>
+        <w:t xml:space="preserve">occupies the position of being coordinated through a necessary mediation bears coordinative</w:t>
       </w:r>
       <w:r>
         <w:t xml:space="preserve"> </w:t>
@@ -3785,7 +3779,7 @@
         <w:t xml:space="preserve"> </w:t>
       </w:r>
       <w:r>
-        <w:t xml:space="preserve">rest. The construct is one. The measurement differs by level, and section 9 takes that up.</w:t>
+        <w:t xml:space="preserve">rest. The construct is one; the measurement differs by level, and section 9 takes that up.</w:t>
       </w:r>
     </w:p>
     <w:p>
@@ -3885,7 +3879,7 @@
         <w:t xml:space="preserve"> </w:t>
       </w:r>
       <w:r>
-        <w:t xml:space="preserve">within an irreducible coordination outlives the question of who holds the title. E. Anderson (2017) makes</w:t>
+        <w:t xml:space="preserve">within a necessary mediation outlives the question of who holds the title. E. Anderson (2017) makes</w:t>
       </w:r>
       <w:r>
         <w:t xml:space="preserve"> </w:t>
@@ -3991,13 +3985,13 @@
         <w:pStyle w:val="FirstParagraph"/>
       </w:pPr>
       <w:r>
-        <w:t xml:space="preserve">The diagnostic sorts institutions, and the sorting produces a result that a catalog of remedies would miss:</w:t>
-      </w:r>
-      <w:r>
-        <w:t xml:space="preserve"> </w:t>
-      </w:r>
-      <w:r>
-        <w:t xml:space="preserve">the same instrument changes character depending on which kind of mediator it meets.</w:t>
+        <w:t xml:space="preserve">The diagnostic that sorted mediators now sorts those institutions: the same instrument changes character</w:t>
+      </w:r>
+      <w:r>
+        <w:t xml:space="preserve"> </w:t>
+      </w:r>
+      <w:r>
+        <w:t xml:space="preserve">depending on which kind of mediator it meets.</w:t>
       </w:r>
     </w:p>
     <w:p>
@@ -4659,7 +4653,13 @@
         <w:t xml:space="preserve"> </w:t>
       </w:r>
       <w:r>
-        <w:t xml:space="preserve">of such institutions confers, and the diagnostic is what tells a policymaker where to put each one.</w:t>
+        <w:t xml:space="preserve">of such institutions confers, and the diagnostic that places each one also splits what current research</w:t>
+      </w:r>
+      <w:r>
+        <w:t xml:space="preserve"> </w:t>
+      </w:r>
+      <w:r>
+        <w:t xml:space="preserve">treats as a single organizational capability.</w:t>
       </w:r>
     </w:p>
     <w:bookmarkEnd w:id="27"/>
@@ -4677,19 +4677,19 @@
         <w:pStyle w:val="FirstParagraph"/>
       </w:pPr>
       <w:r>
-        <w:t xml:space="preserve">Current research typically operationalizes organizational digital sovereignty as a single capability built</w:t>
-      </w:r>
-      <w:r>
-        <w:t xml:space="preserve"> </w:t>
-      </w:r>
-      <w:r>
-        <w:t xml:space="preserve">from regulatory and infrastructural components (Fratini et al., 2024; Hummel et al., 2021; Schmuntzsch et</w:t>
-      </w:r>
-      <w:r>
-        <w:t xml:space="preserve"> </w:t>
-      </w:r>
-      <w:r>
-        <w:t xml:space="preserve">al., 2025). The typology here separates two phenomena that vary independently across firms. Digital</w:t>
+        <w:t xml:space="preserve">Fratini et al. (2024), Hummel et al. (2021), and Schmuntzsch et al. (2025) operationalize organizational</w:t>
+      </w:r>
+      <w:r>
+        <w:t xml:space="preserve"> </w:t>
+      </w:r>
+      <w:r>
+        <w:t xml:space="preserve">digital sovereignty as one capability built from regulatory and infrastructural components. The typology</w:t>
+      </w:r>
+      <w:r>
+        <w:t xml:space="preserve"> </w:t>
+      </w:r>
+      <w:r>
+        <w:t xml:space="preserve">separates two phenomena that vary independently across firms. Digital</w:t>
       </w:r>
       <w:r>
         <w:t xml:space="preserve"> </w:t>
@@ -4903,13 +4903,13 @@
         <w:t xml:space="preserve"> </w:t>
       </w:r>
       <w:r>
-        <w:t xml:space="preserve">written into law. Standing over the coordination is being built while control of the infrastructure stays</w:t>
-      </w:r>
-      <w:r>
-        <w:t xml:space="preserve"> </w:t>
-      </w:r>
-      <w:r>
-        <w:t xml:space="preserve">at zero.</w:t>
+        <w:t xml:space="preserve">written into law. Member states are building that standing while control of the infrastructure stays at</w:t>
+      </w:r>
+      <w:r>
+        <w:t xml:space="preserve"> </w:t>
+      </w:r>
+      <w:r>
+        <w:t xml:space="preserve">zero.</w:t>
       </w:r>
     </w:p>
     <w:p>
@@ -4929,7 +4929,7 @@
         <w:t xml:space="preserve"> </w:t>
       </w:r>
       <w:r>
-        <w:t xml:space="preserve">compliance secures a digital position and acquires no ability to predict or contest the algorithmic</w:t>
+        <w:t xml:space="preserve">compliance secures a digital position and does not acquire standing over the algorithmic</w:t>
       </w:r>
       <w:r>
         <w:t xml:space="preserve"> </w:t>
@@ -5163,13 +5163,7 @@
         <w:pStyle w:val="FirstParagraph"/>
       </w:pPr>
       <w:r>
-        <w:t xml:space="preserve">The typology’s contribution is conceptual, and the empirical program it opens begins with measurement. Four</w:t>
-      </w:r>
-      <w:r>
-        <w:t xml:space="preserve"> </w:t>
-      </w:r>
-      <w:r>
-        <w:t xml:space="preserve">directions follow, in rough order of dependence.</w:t>
+        <w:t xml:space="preserve">The empirical program begins with measurement. Four directions follow, in rough order of dependence.</w:t>
       </w:r>
     </w:p>
     <w:p>
@@ -5251,19 +5245,31 @@
         <w:t xml:space="preserve"> </w:t>
       </w:r>
       <w:r>
-        <w:t xml:space="preserve">mediator the actor cannot readily leave. The nearest validated construct is psychological empowerment</w:t>
-      </w:r>
-      <w:r>
-        <w:t xml:space="preserve"> </w:t>
-      </w:r>
-      <w:r>
-        <w:t xml:space="preserve">(Spreitzer, 1995), and the task is to show that standing within an unexitable external mediation differs</w:t>
-      </w:r>
-      <w:r>
-        <w:t xml:space="preserve"> </w:t>
-      </w:r>
-      <w:r>
-        <w:t xml:space="preserve">from felt empowerment inside an organization one could leave. Republican theory offers a usable test item</w:t>
+        <w:t xml:space="preserve">necessary mediation, an arrangement the open tie does not dissolve. Lock-in under a contingent gate is</w:t>
+      </w:r>
+      <w:r>
+        <w:t xml:space="preserve"> </w:t>
+      </w:r>
+      <w:r>
+        <w:t xml:space="preserve">involuntary retention, and it belongs to the exit column. The nearest validated construct is psychological</w:t>
+      </w:r>
+      <w:r>
+        <w:t xml:space="preserve"> </w:t>
+      </w:r>
+      <w:r>
+        <w:t xml:space="preserve">empowerment (Spreitzer, 1995), and the task is to show that standing within a mediation the actor cannot</w:t>
+      </w:r>
+      <w:r>
+        <w:t xml:space="preserve"> </w:t>
+      </w:r>
+      <w:r>
+        <w:t xml:space="preserve">bypass differs from felt empowerment inside an organization one could leave, and differs again from</w:t>
+      </w:r>
+      <w:r>
+        <w:t xml:space="preserve"> </w:t>
+      </w:r>
+      <w:r>
+        <w:t xml:space="preserve">standing withheld by switching costs alone. Republican theory offers a usable test item</w:t>
       </w:r>
       <w:r>
         <w:t xml:space="preserve"> </w:t>
@@ -5485,13 +5491,19 @@
         <w:t xml:space="preserve"> </w:t>
       </w:r>
       <w:r>
-        <w:t xml:space="preserve">and the standing it makes possible is coordinative sovereignty: effective voice within a coordination one</w:t>
-      </w:r>
-      <w:r>
-        <w:t xml:space="preserve"> </w:t>
-      </w:r>
-      <w:r>
-        <w:t xml:space="preserve">cannot leave, carried far enough to be a share in how that coordination is governed.</w:t>
+        <w:t xml:space="preserve">and the standing it makes possible is coordinative sovereignty: effective voice within a necessary</w:t>
+      </w:r>
+      <w:r>
+        <w:t xml:space="preserve"> </w:t>
+      </w:r>
+      <w:r>
+        <w:t xml:space="preserve">mediation, an arrangement the open tie does not dissolve, carried far enough to be a share in how that</w:t>
+      </w:r>
+      <w:r>
+        <w:t xml:space="preserve"> </w:t>
+      </w:r>
+      <w:r>
+        <w:t xml:space="preserve">coordination is governed.</w:t>
       </w:r>
     </w:p>
     <w:p>
@@ -9290,13 +9302,13 @@
         <w:t xml:space="preserve"> </w:t>
       </w:r>
       <w:r>
-        <w:t xml:space="preserve">by whatever actor occupies that relation, individual or organizational. Irreducibility as a coordination is</w:t>
-      </w:r>
-      <w:r>
-        <w:t xml:space="preserve"> </w:t>
-      </w:r>
-      <w:r>
-        <w:t xml:space="preserve">currently wired does not by itself establish the condition; necessity does.</w:t>
+        <w:t xml:space="preserve">by whatever actor occupies that relation, individual or organizational. Irreducibility as the</w:t>
+      </w:r>
+      <w:r>
+        <w:t xml:space="preserve"> </w:t>
+      </w:r>
+      <w:r>
+        <w:t xml:space="preserve">coordination is currently wired does not by itself establish necessity.</w:t>
       </w:r>
     </w:p>
     <w:p>

--- a/submissions/coordinative_sovereignty/chapter/Full Paper - Alg & Sov.docx
+++ b/submissions/coordinative_sovereignty/chapter/Full Paper - Alg & Sov.docx
@@ -67,13 +67,13 @@
         <w:t xml:space="preserve"> </w:t>
       </w:r>
       <w:r>
-        <w:t xml:space="preserve">contest the mediator’s arbitrary power, and to share in governing what the open tie does not dissolve.</w:t>
-      </w:r>
-      <w:r>
-        <w:t xml:space="preserve"> </w:t>
-      </w:r>
-      <w:r>
-        <w:t xml:space="preserve">A counterfactual sorts mediators an actor can leave from those it can only govern, and names the</w:t>
+        <w:t xml:space="preserve">contest the mediator’s arbitrary power, and to share in governing what the open tie does not dissolve. A</w:t>
+      </w:r>
+      <w:r>
+        <w:t xml:space="preserve"> </w:t>
+      </w:r>
+      <w:r>
+        <w:t xml:space="preserve">counterfactual sorts mediators an actor can leave from those it can only govern, and names the</w:t>
       </w:r>
       <w:r>
         <w:t xml:space="preserve"> </w:t>
@@ -213,21 +213,15 @@
         <w:t xml:space="preserve"> </w:t>
       </w:r>
       <w:r>
-        <w:t xml:space="preserve">to bury</w:t>
-      </w:r>
-      <w:r>
-        <w:t xml:space="preserve"> </w:t>
-      </w:r>
-      <w:r>
-        <w:t xml:space="preserve">(Cutolo &amp; Kenney, 2021; Rahman, 2021; Rahman et al., 2024).</w:t>
-      </w:r>
-    </w:p>
-    <w:p>
-      <w:pPr>
-        <w:pStyle w:val="BodyText"/>
-      </w:pPr>
-      <w:r>
-        <w:t xml:space="preserve">Behind the gap lies a pattern older than the platforms. Every form of sovereignty has required a competence</w:t>
+        <w:t xml:space="preserve">to bury (Cutolo &amp; Kenney, 2021; Rahman, 2021; Rahman et al., 2024).</w:t>
+      </w:r>
+    </w:p>
+    <w:p>
+      <w:pPr>
+        <w:pStyle w:val="BodyText"/>
+      </w:pPr>
+      <w:r>
+        <w:t xml:space="preserve">Behind the gap lies a pattern older than the platforms: every form of sovereignty has required a competence</w:t>
       </w:r>
       <w:r>
         <w:t xml:space="preserve"> </w:t>
@@ -251,7 +245,7 @@
         <w:t xml:space="preserve"> </w:t>
       </w:r>
       <w:r>
-        <w:t xml:space="preserve">was a practised skill before it was a political fact. Digital sovereignty extends that logic to new</w:t>
+        <w:t xml:space="preserve">was a practiced skill before it was a political fact. Digital sovereignty extends that logic to new</w:t>
       </w:r>
       <w:r>
         <w:t xml:space="preserve"> </w:t>
@@ -295,19 +289,19 @@
         <w:t xml:space="preserve"> </w:t>
       </w:r>
       <w:r>
-        <w:t xml:space="preserve">it, and what sets the situation apart is a question about the coordination’s rules. Restore the</w:t>
-      </w:r>
-      <w:r>
-        <w:t xml:space="preserve"> </w:t>
-      </w:r>
-      <w:r>
-        <w:t xml:space="preserve">direct tie between the two parties the mediator stands between, the tie that strict mediation forbids, and</w:t>
-      </w:r>
-      <w:r>
-        <w:t xml:space="preserve"> </w:t>
-      </w:r>
-      <w:r>
-        <w:t xml:space="preserve">ask what the mediator still does. Some mediators lose their grip entirely. Others lose nothing. That single</w:t>
+        <w:t xml:space="preserve">it, and what sets the situation apart is a question about the coordination’s rules. Restore the direct tie</w:t>
+      </w:r>
+      <w:r>
+        <w:t xml:space="preserve"> </w:t>
+      </w:r>
+      <w:r>
+        <w:t xml:space="preserve">between the two parties the mediator stands between, the tie that strict mediation forbids, and ask what</w:t>
+      </w:r>
+      <w:r>
+        <w:t xml:space="preserve"> </w:t>
+      </w:r>
+      <w:r>
+        <w:t xml:space="preserve">the mediator still does. Some mediators lose their grip entirely. Others lose nothing. That single</w:t>
       </w:r>
       <w:r>
         <w:t xml:space="preserve"> </w:t>
@@ -371,31 +365,31 @@
         <w:pStyle w:val="BodyText"/>
       </w:pPr>
       <w:r>
-        <w:t xml:space="preserve">The alternative is coordinative sovereignty: standing within a necessary mediation, the power to</w:t>
-      </w:r>
-      <w:r>
-        <w:t xml:space="preserve"> </w:t>
-      </w:r>
-      <w:r>
-        <w:t xml:space="preserve">shape the terms on which one is mediated, to contest the mediator’s arbitrary power, and to hold a share in</w:t>
-      </w:r>
-      <w:r>
-        <w:t xml:space="preserve"> </w:t>
-      </w:r>
-      <w:r>
-        <w:t xml:space="preserve">the governance of an arrangement the open tie does not dissolve. Where digital sovereignty asks who</w:t>
-      </w:r>
-      <w:r>
-        <w:t xml:space="preserve"> </w:t>
-      </w:r>
-      <w:r>
-        <w:t xml:space="preserve">controls the infrastructure, coordinative sovereignty asks what autonomy remains for the actor coordinating</w:t>
-      </w:r>
-      <w:r>
-        <w:t xml:space="preserve"> </w:t>
-      </w:r>
-      <w:r>
-        <w:t xml:space="preserve">through it. The two vary independently, and the rest of the chapter tells them apart.</w:t>
+        <w:t xml:space="preserve">The alternative is coordinative sovereignty: standing within a necessary mediation, the power to shape the</w:t>
+      </w:r>
+      <w:r>
+        <w:t xml:space="preserve"> </w:t>
+      </w:r>
+      <w:r>
+        <w:t xml:space="preserve">terms on which one is mediated, to contest the mediator’s arbitrary power, and to hold a share in the</w:t>
+      </w:r>
+      <w:r>
+        <w:t xml:space="preserve"> </w:t>
+      </w:r>
+      <w:r>
+        <w:t xml:space="preserve">governance of an arrangement the open tie does not dissolve. Where digital sovereignty asks who controls</w:t>
+      </w:r>
+      <w:r>
+        <w:t xml:space="preserve"> </w:t>
+      </w:r>
+      <w:r>
+        <w:t xml:space="preserve">the infrastructure, coordinative sovereignty asks what autonomy remains for the actor coordinating through</w:t>
+      </w:r>
+      <w:r>
+        <w:t xml:space="preserve"> </w:t>
+      </w:r>
+      <w:r>
+        <w:t xml:space="preserve">it. The two vary independently.</w:t>
       </w:r>
     </w:p>
     <w:p>
@@ -457,31 +451,31 @@
         <w:t xml:space="preserve"> </w:t>
       </w:r>
       <w:r>
-        <w:t xml:space="preserve">necessary mediation and a standing carried by voice, and so narrows the term’s extension.</w:t>
-      </w:r>
-      <w:r>
-        <w:t xml:space="preserve"> </w:t>
-      </w:r>
-      <w:r>
-        <w:t xml:space="preserve">Repetto (2025), reviewing 240 works on digital sovereignty, reaches the same conclusion about the family:</w:t>
-      </w:r>
-      <w:r>
-        <w:t xml:space="preserve"> </w:t>
-      </w:r>
-      <w:r>
-        <w:t xml:space="preserve">accounts that recognize multiple coexisting digital sovereigns</w:t>
-      </w:r>
-      <w:r>
-        <w:t xml:space="preserve"> </w:t>
-      </w:r>
-      <w:r>
-        <w:t xml:space="preserve">“neither stretch the concept of sovereignty</w:t>
-      </w:r>
-      <w:r>
-        <w:t xml:space="preserve"> </w:t>
-      </w:r>
-      <w:r>
-        <w:t xml:space="preserve">nor turn digital sovereignty into something different from sovereignty tout court,”</w:t>
+        <w:t xml:space="preserve">necessary mediation and a standing carried by voice, and so narrows the term’s extension. Repetto (2025),</w:t>
+      </w:r>
+      <w:r>
+        <w:t xml:space="preserve"> </w:t>
+      </w:r>
+      <w:r>
+        <w:t xml:space="preserve">reviewing 240 works on digital sovereignty, reaches the same conclusion about the family: accounts that</w:t>
+      </w:r>
+      <w:r>
+        <w:t xml:space="preserve"> </w:t>
+      </w:r>
+      <w:r>
+        <w:t xml:space="preserve">recognize multiple coexisting digital sovereigns</w:t>
+      </w:r>
+      <w:r>
+        <w:t xml:space="preserve"> </w:t>
+      </w:r>
+      <w:r>
+        <w:t xml:space="preserve">“neither stretch the concept of sovereignty nor turn</w:t>
+      </w:r>
+      <w:r>
+        <w:t xml:space="preserve"> </w:t>
+      </w:r>
+      <w:r>
+        <w:t xml:space="preserve">digital sovereignty into something different from sovereignty tout court,”</w:t>
       </w:r>
       <w:r>
         <w:t xml:space="preserve"> </w:t>
@@ -493,13 +487,13 @@
         <w:t xml:space="preserve"> </w:t>
       </w:r>
       <w:r>
-        <w:t xml:space="preserve">“explore ways to</w:t>
-      </w:r>
-      <w:r>
-        <w:t xml:space="preserve"> </w:t>
-      </w:r>
-      <w:r>
-        <w:t xml:space="preserve">innovate the concept of sovereignty as a whole”</w:t>
+        <w:t xml:space="preserve">“explore ways to innovate</w:t>
+      </w:r>
+      <w:r>
+        <w:t xml:space="preserve"> </w:t>
+      </w:r>
+      <w:r>
+        <w:t xml:space="preserve">the concept of sovereignty as a whole”</w:t>
       </w:r>
       <w:r>
         <w:t xml:space="preserve"> </w:t>
@@ -572,7 +566,7 @@
         <w:pStyle w:val="FirstParagraph"/>
       </w:pPr>
       <w:r>
-        <w:t xml:space="preserve">Before writing, speech and memory carried authority. Law was what the elders could recite. An oath bound</w:t>
+        <w:t xml:space="preserve">Before writing, speech and memory carried authority: law was what the elders could recite. An oath bound</w:t>
       </w:r>
       <w:r>
         <w:t xml:space="preserve"> </w:t>
@@ -656,7 +650,7 @@
         <w:pStyle w:val="FirstParagraph"/>
       </w:pPr>
       <w:r>
-        <w:t xml:space="preserve">Writing changed the terms. A written rule persists while memory drifts, travels without its author, and can</w:t>
+        <w:t xml:space="preserve">Writing changed the terms: a written rule persists while memory drifts, travels without its author, and can</w:t>
       </w:r>
       <w:r>
         <w:t xml:space="preserve"> </w:t>
@@ -726,37 +720,37 @@
         <w:pStyle w:val="BodyText"/>
       </w:pPr>
       <w:r>
-        <w:t xml:space="preserve">Literacy was a clerical monopoly for most of its history. Those who could write governed those who</w:t>
-      </w:r>
-      <w:r>
-        <w:t xml:space="preserve"> </w:t>
-      </w:r>
-      <w:r>
-        <w:t xml:space="preserve">could not, and the reach of democratic sovereignty tracked the spread of the competence rather than the</w:t>
-      </w:r>
-      <w:r>
-        <w:t xml:space="preserve"> </w:t>
-      </w:r>
-      <w:r>
-        <w:t xml:space="preserve">invention of the medium. Media theory has long paired forms of authority with the media that carry them,</w:t>
-      </w:r>
-      <w:r>
-        <w:t xml:space="preserve"> </w:t>
-      </w:r>
-      <w:r>
-        <w:t xml:space="preserve">from Innis (1951) on how a civilization’s dominant medium biases its form of power to Eisenstein (1979) on</w:t>
-      </w:r>
-      <w:r>
-        <w:t xml:space="preserve"> </w:t>
-      </w:r>
-      <w:r>
-        <w:t xml:space="preserve">the printing press and the authority of church and state. A sovereignty and its competence form together,</w:t>
-      </w:r>
-      <w:r>
-        <w:t xml:space="preserve"> </w:t>
-      </w:r>
-      <w:r>
-        <w:t xml:space="preserve">and no sovereignty can be contested by those who lack the competence its medium requires.</w:t>
+        <w:t xml:space="preserve">Literacy was a clerical monopoly for most of its history. Those who could write governed those who could</w:t>
+      </w:r>
+      <w:r>
+        <w:t xml:space="preserve"> </w:t>
+      </w:r>
+      <w:r>
+        <w:t xml:space="preserve">not, and the reach of democratic sovereignty tracked the spread of the competence rather than the invention</w:t>
+      </w:r>
+      <w:r>
+        <w:t xml:space="preserve"> </w:t>
+      </w:r>
+      <w:r>
+        <w:t xml:space="preserve">of the medium. Media theory has long paired forms of authority with the media that carry them, from Innis</w:t>
+      </w:r>
+      <w:r>
+        <w:t xml:space="preserve"> </w:t>
+      </w:r>
+      <w:r>
+        <w:t xml:space="preserve">(1951) on how a civilization’s dominant medium biases its form of power to Eisenstein (1979) on the</w:t>
+      </w:r>
+      <w:r>
+        <w:t xml:space="preserve"> </w:t>
+      </w:r>
+      <w:r>
+        <w:t xml:space="preserve">printing press and the authority of church and state. A sovereignty and its competence form together, and</w:t>
+      </w:r>
+      <w:r>
+        <w:t xml:space="preserve"> </w:t>
+      </w:r>
+      <w:r>
+        <w:t xml:space="preserve">no sovereignty can be contested by those who lack the competence its medium requires.</w:t>
       </w:r>
     </w:p>
     <w:bookmarkEnd w:id="12"/>
@@ -834,13 +828,13 @@
         <w:t xml:space="preserve"> </w:t>
       </w:r>
       <w:r>
-        <w:t xml:space="preserve">literacy frame reaches it only partly. What follows engages the regulatory strand, where the continuity</w:t>
-      </w:r>
-      <w:r>
-        <w:t xml:space="preserve"> </w:t>
-      </w:r>
-      <w:r>
-        <w:t xml:space="preserve">with literacy is tightest.</w:t>
+        <w:t xml:space="preserve">literacy frame reaches it only partly. The regulatory strand is where the continuity with literacy is</w:t>
+      </w:r>
+      <w:r>
+        <w:t xml:space="preserve"> </w:t>
+      </w:r>
+      <w:r>
+        <w:t xml:space="preserve">tightest.</w:t>
       </w:r>
     </w:p>
     <w:p>
@@ -923,7 +917,7 @@
         <w:t xml:space="preserve"> </w:t>
       </w:r>
       <w:r>
-        <w:t xml:space="preserve">fails. The failure follows from what the coordinated actor is enrolled in.</w:t>
+        <w:t xml:space="preserve">fails, because of what the coordinated actor is enrolled in.</w:t>
       </w:r>
     </w:p>
     <w:p>
@@ -1051,7 +1045,7 @@
         <w:t xml:space="preserve"> </w:t>
       </w:r>
       <w:r>
-        <w:t xml:space="preserve">old too. A third party standing between two others who never deal directly has been the broker’s, the</w:t>
+        <w:t xml:space="preserve">old too: a third party standing between two others who never deal directly has been the broker’s, the</w:t>
       </w:r>
       <w:r>
         <w:t xml:space="preserve"> </w:t>
@@ -1095,13 +1089,13 @@
         <w:t xml:space="preserve"> </w:t>
       </w:r>
       <w:r>
-        <w:t xml:space="preserve">high-dimensional systems produce its determinations and those determinations resist interpretation. It is</w:t>
-      </w:r>
-      <w:r>
-        <w:t xml:space="preserve"> </w:t>
-      </w:r>
-      <w:r>
-        <w:t xml:space="preserve">adaptive, reconfigured continuously and without notice. And the interest it carries is not the algorithm’s</w:t>
+        <w:t xml:space="preserve">high-dimensional systems produce its determinations and those determinations resist interpretation; it is</w:t>
+      </w:r>
+      <w:r>
+        <w:t xml:space="preserve"> </w:t>
+      </w:r>
+      <w:r>
+        <w:t xml:space="preserve">adaptive, reconfigured continuously and without notice; and the interest it carries is not the algorithm’s</w:t>
       </w:r>
       <w:r>
         <w:t xml:space="preserve"> </w:t>
@@ -1119,25 +1113,25 @@
         <w:t xml:space="preserve"> </w:t>
       </w:r>
       <w:r>
-        <w:t xml:space="preserve">new; together they defeat disclosure as a way of governing. The coordinated actor takes no</w:t>
-      </w:r>
-      <w:r>
-        <w:t xml:space="preserve"> </w:t>
-      </w:r>
-      <w:r>
-        <w:t xml:space="preserve">orders from a manager and signs no negotiated deal. The platform draws it into a system that assigns,</w:t>
-      </w:r>
-      <w:r>
-        <w:t xml:space="preserve"> </w:t>
-      </w:r>
-      <w:r>
-        <w:t xml:space="preserve">ranks, prices, and recommends, whose rules it cannot see and whose objectives it does not share, and the</w:t>
-      </w:r>
-      <w:r>
-        <w:t xml:space="preserve"> </w:t>
-      </w:r>
-      <w:r>
-        <w:t xml:space="preserve">system’s ordinary operation produces its compliance.</w:t>
+        <w:t xml:space="preserve">new; together they defeat disclosure as a way of governing. The coordinated actor takes no orders from a</w:t>
+      </w:r>
+      <w:r>
+        <w:t xml:space="preserve"> </w:t>
+      </w:r>
+      <w:r>
+        <w:t xml:space="preserve">manager and signs no negotiated deal. The platform draws it into a system that assigns, ranks, prices, and</w:t>
+      </w:r>
+      <w:r>
+        <w:t xml:space="preserve"> </w:t>
+      </w:r>
+      <w:r>
+        <w:t xml:space="preserve">recommends, whose rules it cannot see and whose objectives it does not share, and the system’s ordinary</w:t>
+      </w:r>
+      <w:r>
+        <w:t xml:space="preserve"> </w:t>
+      </w:r>
+      <w:r>
+        <w:t xml:space="preserve">operation produces its compliance.</w:t>
       </w:r>
     </w:p>
     <w:p>
@@ -1234,7 +1228,7 @@
         <w:t xml:space="preserve"> </w:t>
       </w:r>
       <w:r>
-        <w:t xml:space="preserve">The rider is in the same position from the other side. The system stands between them and pursues</w:t>
+        <w:t xml:space="preserve">The rider is in the same position from the other side: the system stands between them and pursues</w:t>
       </w:r>
       <w:r>
         <w:t xml:space="preserve"> </w:t>
@@ -1288,7 +1282,7 @@
         <w:t xml:space="preserve"> </w:t>
       </w:r>
       <w:r>
-        <w:t xml:space="preserve">determinations do not merely influence the coordination. They constitute it.</w:t>
+        <w:t xml:space="preserve">determinations constitute the coordination.</w:t>
       </w:r>
     </w:p>
     <w:bookmarkEnd w:id="15"/>
@@ -1320,195 +1314,201 @@
         <w:pStyle w:val="BodyText"/>
       </w:pPr>
       <w:r>
-        <w:t xml:space="preserve">First, the object resists reading. Burrell (2016) distinguishes three opacities: the intentional kind, the</w:t>
-      </w:r>
-      <w:r>
-        <w:t xml:space="preserve"> </w:t>
-      </w:r>
-      <w:r>
-        <w:t xml:space="preserve">kind that follows from technical illiteracy, and the kind intrinsic to the scale and mathematics of machine</w:t>
-      </w:r>
-      <w:r>
-        <w:t xml:space="preserve"> </w:t>
-      </w:r>
-      <w:r>
-        <w:t xml:space="preserve">learning. The third survives the release of source code. The behavior of a model over millions of</w:t>
-      </w:r>
-      <w:r>
-        <w:t xml:space="preserve"> </w:t>
-      </w:r>
-      <w:r>
-        <w:t xml:space="preserve">parameters and cases is not legible the way a statute is legible, and one can read the code and still not</w:t>
-      </w:r>
-      <w:r>
-        <w:t xml:space="preserve"> </w:t>
-      </w:r>
-      <w:r>
-        <w:t xml:space="preserve">know what the system will do.</w:t>
-      </w:r>
-    </w:p>
-    <w:p>
-      <w:pPr>
-        <w:pStyle w:val="BodyText"/>
-      </w:pPr>
-      <w:r>
-        <w:t xml:space="preserve">Second, the object moves. A statute holds still long enough to be read, compared, and contested. A ranking</w:t>
-      </w:r>
-      <w:r>
-        <w:t xml:space="preserve"> </w:t>
-      </w:r>
-      <w:r>
-        <w:t xml:space="preserve">system is retuned continuously, so a disclosure describes a configuration that may not survive the quarter.</w:t>
-      </w:r>
-      <w:r>
-        <w:t xml:space="preserve"> </w:t>
-      </w:r>
-      <w:r>
-        <w:t xml:space="preserve">Adaptivity defeats disclosure more decisively than opacity does, because it defeats even a complete</w:t>
-      </w:r>
-      <w:r>
-        <w:t xml:space="preserve"> </w:t>
-      </w:r>
-      <w:r>
-        <w:t xml:space="preserve">disclosure.</w:t>
-      </w:r>
-    </w:p>
-    <w:p>
-      <w:pPr>
-        <w:pStyle w:val="BodyText"/>
-      </w:pPr>
-      <w:r>
-        <w:t xml:space="preserve">Third, reading without a channel to act produces no accountability. Ananny and Crawford (2018) show that</w:t>
-      </w:r>
-      <w:r>
-        <w:t xml:space="preserve"> </w:t>
-      </w:r>
-      <w:r>
-        <w:t xml:space="preserve">the transparency ideal fails when no institution can act on what is seen. A disclosure that no party has</w:t>
-      </w:r>
-      <w:r>
-        <w:t xml:space="preserve"> </w:t>
-      </w:r>
-      <w:r>
-        <w:t xml:space="preserve">standing to contest is a fact without a consequence.</w:t>
-      </w:r>
-    </w:p>
-    <w:p>
-      <w:pPr>
-        <w:pStyle w:val="BodyText"/>
-      </w:pPr>
-      <w:r>
-        <w:t xml:space="preserve">Fourth, the actors who most need to contest the system have no leverage over it. Platform-dependent</w:t>
-      </w:r>
-      <w:r>
-        <w:t xml:space="preserve"> </w:t>
-      </w:r>
-      <w:r>
-        <w:t xml:space="preserve">entrepreneurs operate under power asymmetries that diversification cannot relieve, because in many sectors</w:t>
-      </w:r>
-      <w:r>
-        <w:t xml:space="preserve"> </w:t>
-      </w:r>
-      <w:r>
-        <w:t xml:space="preserve">no alternative platform exists at the required scale (Cutolo &amp; Kenney, 2021). Workers under opaque</w:t>
-      </w:r>
-      <w:r>
-        <w:t xml:space="preserve"> </w:t>
-      </w:r>
-      <w:r>
-        <w:t xml:space="preserve">algorithmic evaluation inhabit what Rahman (2021) calls an invisible cage: they react to a system whose</w:t>
-      </w:r>
-      <w:r>
-        <w:t xml:space="preserve"> </w:t>
-      </w:r>
-      <w:r>
-        <w:t xml:space="preserve">rules they cannot see, adjusting their behavior to a shifting target, and the reaction is itself a form of</w:t>
-      </w:r>
-      <w:r>
-        <w:t xml:space="preserve"> </w:t>
-      </w:r>
-      <w:r>
-        <w:t xml:space="preserve">control. The flexibility such platforms advertise is real, and it operates inside that control. A worker</w:t>
-      </w:r>
-      <w:r>
-        <w:t xml:space="preserve"> </w:t>
-      </w:r>
-      <w:r>
-        <w:t xml:space="preserve">chooses her hours and cannot see what her choices are measured against (Wood et al., 2019).</w:t>
-      </w:r>
-    </w:p>
-    <w:p>
-      <w:pPr>
-        <w:pStyle w:val="BodyText"/>
-      </w:pPr>
-      <w:r>
-        <w:t xml:space="preserve">Fifth, the dominant regulatory modality is disclosure, and disclosure is a literate instrument. Hildebrandt</w:t>
-      </w:r>
-      <w:r>
-        <w:t xml:space="preserve"> </w:t>
-      </w:r>
-      <w:r>
-        <w:t xml:space="preserve">(2015) distinguishes the mode of law that operates through written rules from the modes that operate</w:t>
-      </w:r>
-      <w:r>
-        <w:t xml:space="preserve"> </w:t>
-      </w:r>
-      <w:r>
-        <w:t xml:space="preserve">through code and data, and argues that the first cannot straightforwardly govern the second. Recent</w:t>
-      </w:r>
-      <w:r>
-        <w:t xml:space="preserve"> </w:t>
-      </w:r>
-      <w:r>
-        <w:t xml:space="preserve">European instruments do reach into ranking and automated decisions: the Platform-to-Business Regulation</w:t>
-      </w:r>
-      <w:r>
-        <w:t xml:space="preserve"> </w:t>
-      </w:r>
-      <w:r>
-        <w:t xml:space="preserve">obliges platforms to disclose the main parameters of ranking, the Digital Services Act adds recommender</w:t>
-      </w:r>
-      <w:r>
-        <w:t xml:space="preserve"> </w:t>
-      </w:r>
-      <w:r>
-        <w:t xml:space="preserve">transparency and researcher access, and the Digital Markets Act constrains gatekeeper conduct. What these</w:t>
-      </w:r>
-      <w:r>
-        <w:t xml:space="preserve"> </w:t>
-      </w:r>
-      <w:r>
-        <w:t xml:space="preserve">share is the literate wager, that a legible object placed before an actor who can act on it will hold its</w:t>
-      </w:r>
-      <w:r>
-        <w:t xml:space="preserve"> </w:t>
-      </w:r>
-      <w:r>
-        <w:t xml:space="preserve">operator to account. Article 22 of the GDPR belongs to a different family: it gives a natural person</w:t>
-      </w:r>
-      <w:r>
-        <w:t xml:space="preserve"> </w:t>
-      </w:r>
-      <w:r>
-        <w:t xml:space="preserve">subject to a solely automated decision the right to obtain human intervention and to contest the outcome.</w:t>
-      </w:r>
-      <w:r>
-        <w:t xml:space="preserve"> </w:t>
-      </w:r>
-      <w:r>
-        <w:t xml:space="preserve">That is case-level standing already in hard law, and section 7 places it among the voice instruments. Its</w:t>
-      </w:r>
-      <w:r>
-        <w:t xml:space="preserve"> </w:t>
-      </w:r>
-      <w:r>
-        <w:t xml:space="preserve">threshold is high, its practice thin, and its protection stops at the natural person, so the</w:t>
-      </w:r>
-      <w:r>
-        <w:t xml:space="preserve"> </w:t>
-      </w:r>
-      <w:r>
-        <w:t xml:space="preserve">platform-dependent firm falls outside it. Against an opaque and adaptive coordination the wager mostly</w:t>
+        <w:t xml:space="preserve">The first feature, opacity, means the object resists reading. Burrell (2016) distinguishes three opacities:</w:t>
+      </w:r>
+      <w:r>
+        <w:t xml:space="preserve"> </w:t>
+      </w:r>
+      <w:r>
+        <w:t xml:space="preserve">the intentional kind, the kind that follows from technical illiteracy, and the kind intrinsic to the scale</w:t>
+      </w:r>
+      <w:r>
+        <w:t xml:space="preserve"> </w:t>
+      </w:r>
+      <w:r>
+        <w:t xml:space="preserve">and mathematics of machine learning. The third survives the release of source code. The behavior of a model</w:t>
+      </w:r>
+      <w:r>
+        <w:t xml:space="preserve"> </w:t>
+      </w:r>
+      <w:r>
+        <w:t xml:space="preserve">over millions of parameters and cases is not legible the way a statute is legible, and one can read the</w:t>
+      </w:r>
+      <w:r>
+        <w:t xml:space="preserve"> </w:t>
+      </w:r>
+      <w:r>
+        <w:t xml:space="preserve">code and still not know what the system will do.</w:t>
+      </w:r>
+    </w:p>
+    <w:p>
+      <w:pPr>
+        <w:pStyle w:val="BodyText"/>
+      </w:pPr>
+      <w:r>
+        <w:t xml:space="preserve">The second feature, adaptivity, means the object moves. A statute holds still long enough to be read,</w:t>
+      </w:r>
+      <w:r>
+        <w:t xml:space="preserve"> </w:t>
+      </w:r>
+      <w:r>
+        <w:t xml:space="preserve">compared, and contested. A ranking system is retuned continuously, so a disclosure describes a</w:t>
+      </w:r>
+      <w:r>
+        <w:t xml:space="preserve"> </w:t>
+      </w:r>
+      <w:r>
+        <w:t xml:space="preserve">configuration that may not survive the quarter. Adaptivity defeats disclosure more decisively than opacity</w:t>
+      </w:r>
+      <w:r>
+        <w:t xml:space="preserve"> </w:t>
+      </w:r>
+      <w:r>
+        <w:t xml:space="preserve">does, because it defeats even a complete disclosure.</w:t>
+      </w:r>
+    </w:p>
+    <w:p>
+      <w:pPr>
+        <w:pStyle w:val="BodyText"/>
+      </w:pPr>
+      <w:r>
+        <w:t xml:space="preserve">The third feature is that reading without a channel to act produces no accountability. Ananny and Crawford</w:t>
+      </w:r>
+      <w:r>
+        <w:t xml:space="preserve"> </w:t>
+      </w:r>
+      <w:r>
+        <w:t xml:space="preserve">(2018) show that the transparency ideal fails when no institution can act on what is seen. A disclosure</w:t>
+      </w:r>
+      <w:r>
+        <w:t xml:space="preserve"> </w:t>
+      </w:r>
+      <w:r>
+        <w:t xml:space="preserve">that no party has standing to contest is a fact without a consequence.</w:t>
+      </w:r>
+    </w:p>
+    <w:p>
+      <w:pPr>
+        <w:pStyle w:val="BodyText"/>
+      </w:pPr>
+      <w:r>
+        <w:t xml:space="preserve">The fourth feature is that the actors who most need to contest the system have no leverage over it.</w:t>
+      </w:r>
+      <w:r>
+        <w:t xml:space="preserve"> </w:t>
+      </w:r>
+      <w:r>
+        <w:t xml:space="preserve">Platform-dependent entrepreneurs operate under power asymmetries that diversification cannot relieve,</w:t>
+      </w:r>
+      <w:r>
+        <w:t xml:space="preserve"> </w:t>
+      </w:r>
+      <w:r>
+        <w:t xml:space="preserve">because in many sectors no alternative platform exists at the required scale (Cutolo &amp; Kenney, 2021).</w:t>
+      </w:r>
+      <w:r>
+        <w:t xml:space="preserve"> </w:t>
+      </w:r>
+      <w:r>
+        <w:t xml:space="preserve">Workers under opaque algorithmic evaluation inhabit what Rahman (2021) calls an invisible cage: they react</w:t>
+      </w:r>
+      <w:r>
+        <w:t xml:space="preserve"> </w:t>
+      </w:r>
+      <w:r>
+        <w:t xml:space="preserve">to a system whose rules they cannot see, adjusting their behavior to a shifting target, and the reaction is</w:t>
+      </w:r>
+      <w:r>
+        <w:t xml:space="preserve"> </w:t>
+      </w:r>
+      <w:r>
+        <w:t xml:space="preserve">itself a form of control. The flexibility such platforms advertise is real, and it operates inside that</w:t>
+      </w:r>
+      <w:r>
+        <w:t xml:space="preserve"> </w:t>
+      </w:r>
+      <w:r>
+        <w:t xml:space="preserve">control. A worker chooses her hours and cannot see what her choices are measured against (Wood et al.,</w:t>
+      </w:r>
+      <w:r>
+        <w:t xml:space="preserve"> </w:t>
+      </w:r>
+      <w:r>
+        <w:t xml:space="preserve">2019).</w:t>
+      </w:r>
+    </w:p>
+    <w:p>
+      <w:pPr>
+        <w:pStyle w:val="BodyText"/>
+      </w:pPr>
+      <w:r>
+        <w:t xml:space="preserve">The fifth feature is that the dominant regulatory modality is disclosure, and disclosure is a literate</w:t>
+      </w:r>
+      <w:r>
+        <w:t xml:space="preserve"> </w:t>
+      </w:r>
+      <w:r>
+        <w:t xml:space="preserve">instrument. Hildebrandt (2015) distinguishes the mode of law that operates through written rules from the</w:t>
+      </w:r>
+      <w:r>
+        <w:t xml:space="preserve"> </w:t>
+      </w:r>
+      <w:r>
+        <w:t xml:space="preserve">modes that operate through code and data, and argues that the first cannot straightforwardly govern the</w:t>
+      </w:r>
+      <w:r>
+        <w:t xml:space="preserve"> </w:t>
+      </w:r>
+      <w:r>
+        <w:t xml:space="preserve">second. Recent European instruments do reach into ranking and automated decisions: the Platform-to-Business</w:t>
+      </w:r>
+      <w:r>
+        <w:t xml:space="preserve"> </w:t>
+      </w:r>
+      <w:r>
+        <w:t xml:space="preserve">Regulation obliges platforms to disclose the main parameters of ranking, the Digital Services Act adds</w:t>
+      </w:r>
+      <w:r>
+        <w:t xml:space="preserve"> </w:t>
+      </w:r>
+      <w:r>
+        <w:t xml:space="preserve">recommender transparency and researcher access, and the Digital Markets Act constrains gatekeeper conduct.</w:t>
+      </w:r>
+      <w:r>
+        <w:t xml:space="preserve"> </w:t>
+      </w:r>
+      <w:r>
+        <w:t xml:space="preserve">What these share is the literate wager, that a legible object placed before an actor who can act on it will</w:t>
+      </w:r>
+      <w:r>
+        <w:t xml:space="preserve"> </w:t>
+      </w:r>
+      <w:r>
+        <w:t xml:space="preserve">hold its operator to account. Article 22 of the GDPR belongs to a different family: it gives a natural</w:t>
+      </w:r>
+      <w:r>
+        <w:t xml:space="preserve"> </w:t>
+      </w:r>
+      <w:r>
+        <w:t xml:space="preserve">person subject to a solely automated decision the right to obtain human intervention and to contest the</w:t>
+      </w:r>
+      <w:r>
+        <w:t xml:space="preserve"> </w:t>
+      </w:r>
+      <w:r>
+        <w:t xml:space="preserve">outcome. That is case-level standing already in hard law, and section 7 places it among the voice</w:t>
+      </w:r>
+      <w:r>
+        <w:t xml:space="preserve"> </w:t>
+      </w:r>
+      <w:r>
+        <w:t xml:space="preserve">instruments. Its threshold is high, its practice thin, and its protection stops at the natural person, so</w:t>
+      </w:r>
+      <w:r>
+        <w:t xml:space="preserve"> </w:t>
+      </w:r>
+      <w:r>
+        <w:t xml:space="preserve">the platform-dependent firm falls outside it. Against an opaque and adaptive coordination the wager mostly</w:t>
       </w:r>
       <w:r>
         <w:t xml:space="preserve"> </w:t>
@@ -1546,7 +1546,7 @@
         <w:pStyle w:val="BodyText"/>
       </w:pPr>
       <w:r>
-        <w:t xml:space="preserve">Disclosure makes an object legible. What the coordinated actor needs is standing.</w:t>
+        <w:t xml:space="preserve">Disclosure makes an object legible; what the coordinated actor needs is standing.</w:t>
       </w:r>
     </w:p>
     <w:bookmarkEnd w:id="16"/>
@@ -1614,7 +1614,7 @@
         <w:t xml:space="preserve"> </w:t>
       </w:r>
       <w:r>
-        <w:t xml:space="preserve">The single-homing side is competed for and often subsidized. Application stores show the pattern. Consumers</w:t>
+        <w:t xml:space="preserve">Platforms compete for the single-homing side and often subsidize it, as application stores show. Consumers</w:t>
       </w:r>
       <w:r>
         <w:t xml:space="preserve"> </w:t>
@@ -1672,91 +1672,85 @@
         <w:pStyle w:val="BodyText"/>
       </w:pPr>
       <w:r>
-        <w:t xml:space="preserve">Opacity is not merely a by-product of this arrangement. It preserves the rent. O’Reilly et al. (2024) argue</w:t>
-      </w:r>
-      <w:r>
-        <w:t xml:space="preserve"> </w:t>
-      </w:r>
-      <w:r>
-        <w:t xml:space="preserve">that platforms extract rents through algorithmic control over the allocation of attention, that the market</w:t>
-      </w:r>
-      <w:r>
-        <w:t xml:space="preserve"> </w:t>
-      </w:r>
-      <w:r>
-        <w:t xml:space="preserve">for that allocation is opaque, and that the rents follow from discretion over allocation rather than from</w:t>
-      </w:r>
-      <w:r>
-        <w:t xml:space="preserve"> </w:t>
-      </w:r>
-      <w:r>
-        <w:t xml:space="preserve">any service rendered. Cohen (2017) documents the strategy in operation: platforms treat algorithmic logics</w:t>
-      </w:r>
-      <w:r>
-        <w:t xml:space="preserve"> </w:t>
-      </w:r>
-      <w:r>
-        <w:t xml:space="preserve">as zones of exclusivity,</w:t>
-      </w:r>
-      <w:r>
-        <w:t xml:space="preserve"> </w:t>
-      </w:r>
-      <w:r>
-        <w:t xml:space="preserve">“extracting transparency from users but shielding basic operational knowledge”</w:t>
-      </w:r>
-      <w:r>
-        <w:t xml:space="preserve"> </w:t>
-      </w:r>
-      <w:r>
-        <w:t xml:space="preserve">(p.</w:t>
-      </w:r>
-      <w:r>
-        <w:t xml:space="preserve"> </w:t>
-      </w:r>
-      <w:r>
-        <w:t xml:space="preserve">154) and deploying opacity in litigation to defeat the identification of affected classes (p. 182). Sekar</w:t>
-      </w:r>
-      <w:r>
-        <w:t xml:space="preserve"> </w:t>
-      </w:r>
-      <w:r>
-        <w:t xml:space="preserve">and Siddiq (2026) reach the same conclusion formally, finding that a platform does better disclosing</w:t>
-      </w:r>
-      <w:r>
-        <w:t xml:space="preserve"> </w:t>
-      </w:r>
-      <w:r>
-        <w:t xml:space="preserve">partial rather than complete information about buyer risk, because</w:t>
-      </w:r>
-      <w:r>
-        <w:t xml:space="preserve"> </w:t>
-      </w:r>
-      <w:r>
-        <w:t xml:space="preserve">“full transparency diminishes the</w:t>
-      </w:r>
-      <w:r>
-        <w:t xml:space="preserve"> </w:t>
-      </w:r>
-      <w:r>
-        <w:t xml:space="preserve">platform’s protective value and intensifies disintermediation incentives”</w:t>
-      </w:r>
-      <w:r>
-        <w:t xml:space="preserve"> </w:t>
-      </w:r>
-      <w:r>
-        <w:t xml:space="preserve">(Abstract). A transparent</w:t>
-      </w:r>
-      <w:r>
-        <w:t xml:space="preserve"> </w:t>
-      </w:r>
-      <w:r>
-        <w:t xml:space="preserve">bottleneck would still be a bottleneck, and a disclosed objective the coordinated actor has no standing to</w:t>
-      </w:r>
-      <w:r>
-        <w:t xml:space="preserve"> </w:t>
-      </w:r>
-      <w:r>
-        <w:t xml:space="preserve">contest is still an objective imposed on it.</w:t>
+        <w:t xml:space="preserve">Opacity preserves the rent. O’Reilly et al. (2024) argue that platforms extract rents through algorithmic</w:t>
+      </w:r>
+      <w:r>
+        <w:t xml:space="preserve"> </w:t>
+      </w:r>
+      <w:r>
+        <w:t xml:space="preserve">control over the allocation of attention, that the market for that allocation is opaque, and that the rents</w:t>
+      </w:r>
+      <w:r>
+        <w:t xml:space="preserve"> </w:t>
+      </w:r>
+      <w:r>
+        <w:t xml:space="preserve">follow from discretion over allocation rather than from any service rendered. Cohen (2017) documents the</w:t>
+      </w:r>
+      <w:r>
+        <w:t xml:space="preserve"> </w:t>
+      </w:r>
+      <w:r>
+        <w:t xml:space="preserve">strategy in operation: platforms treat algorithmic logics as zones of exclusivity,</w:t>
+      </w:r>
+      <w:r>
+        <w:t xml:space="preserve"> </w:t>
+      </w:r>
+      <w:r>
+        <w:t xml:space="preserve">“extracting transparency</w:t>
+      </w:r>
+      <w:r>
+        <w:t xml:space="preserve"> </w:t>
+      </w:r>
+      <w:r>
+        <w:t xml:space="preserve">from users but shielding basic operational knowledge”</w:t>
+      </w:r>
+      <w:r>
+        <w:t xml:space="preserve"> </w:t>
+      </w:r>
+      <w:r>
+        <w:t xml:space="preserve">(p. 154) and deploying opacity in litigation to</w:t>
+      </w:r>
+      <w:r>
+        <w:t xml:space="preserve"> </w:t>
+      </w:r>
+      <w:r>
+        <w:t xml:space="preserve">defeat the identification of affected classes (p. 182). Sekar and Siddiq (2026) reach the same conclusion</w:t>
+      </w:r>
+      <w:r>
+        <w:t xml:space="preserve"> </w:t>
+      </w:r>
+      <w:r>
+        <w:t xml:space="preserve">formally, finding that a platform does better disclosing partial rather than complete information about</w:t>
+      </w:r>
+      <w:r>
+        <w:t xml:space="preserve"> </w:t>
+      </w:r>
+      <w:r>
+        <w:t xml:space="preserve">buyer risk, because</w:t>
+      </w:r>
+      <w:r>
+        <w:t xml:space="preserve"> </w:t>
+      </w:r>
+      <w:r>
+        <w:t xml:space="preserve">“full transparency diminishes the platform’s protective value and intensifies</w:t>
+      </w:r>
+      <w:r>
+        <w:t xml:space="preserve"> </w:t>
+      </w:r>
+      <w:r>
+        <w:t xml:space="preserve">disintermediation incentives”</w:t>
+      </w:r>
+      <w:r>
+        <w:t xml:space="preserve"> </w:t>
+      </w:r>
+      <w:r>
+        <w:t xml:space="preserve">(Abstract). A transparent bottleneck would still be a bottleneck, and a</w:t>
+      </w:r>
+      <w:r>
+        <w:t xml:space="preserve"> </w:t>
+      </w:r>
+      <w:r>
+        <w:t xml:space="preserve">disclosed objective the coordinated actor has no standing to contest is still an objective imposed on it.</w:t>
       </w:r>
     </w:p>
     <w:bookmarkEnd w:id="17"/>
@@ -1793,7 +1787,7 @@
         <w:t xml:space="preserve"> </w:t>
       </w:r>
       <w:r>
-        <w:t xml:space="preserve">2026). It has three parts. The first is inferential, the capacity to model the behavior of a system one</w:t>
+        <w:t xml:space="preserve">2026). It has three parts: the first is inferential, the capacity to model the behavior of a system one</w:t>
       </w:r>
       <w:r>
         <w:t xml:space="preserve"> </w:t>
@@ -1831,13 +1825,13 @@
         <w:pStyle w:val="BodyText"/>
       </w:pPr>
       <w:r>
-        <w:t xml:space="preserve">None of those three parts is new, and the integration of them is not new either. DeVito (2021) defines</w:t>
-      </w:r>
-      <w:r>
-        <w:t xml:space="preserve"> </w:t>
-      </w:r>
-      <w:r>
-        <w:t xml:space="preserve">algorithmic literacy as</w:t>
+        <w:t xml:space="preserve">The literature already names the three parts and holds them together. DeVito (2021) defines algorithmic</w:t>
+      </w:r>
+      <w:r>
+        <w:t xml:space="preserve"> </w:t>
+      </w:r>
+      <w:r>
+        <w:t xml:space="preserve">literacy as</w:t>
       </w:r>
       <w:r>
         <w:t xml:space="preserve"> </w:t>
@@ -2065,7 +2059,7 @@
         <w:pStyle w:val="BodyText"/>
       </w:pPr>
       <w:r>
-        <w:t xml:space="preserve">The shape is visible in an ordinary week. A seller’s placement drops. She checks the obvious things: price,</w:t>
+        <w:t xml:space="preserve">The shape is visible in an ordinary week: a seller’s placement drops. She checks the obvious things: price,</w:t>
       </w:r>
       <w:r>
         <w:t xml:space="preserve"> </w:t>
@@ -2335,7 +2329,7 @@
         <w:pStyle w:val="FirstParagraph"/>
       </w:pPr>
       <w:r>
-        <w:t xml:space="preserve">Two questions do the work, and they are not the same question.</w:t>
+        <w:t xml:space="preserve">The diagnostic is two operations that can disagree.</w:t>
       </w:r>
     </w:p>
     <w:bookmarkStart w:id="20" w:name="X586926fae6deff6406a1b405d418b8ff96f6c63"/>
@@ -2376,7 +2370,7 @@
         <w:t xml:space="preserve"> </w:t>
       </w:r>
       <w:r>
-        <w:t xml:space="preserve">split of the arrangement reproduces. Call that second kind constitutive. Governing it, if it can be</w:t>
+        <w:t xml:space="preserve">split of the arrangement reproduces. Call that second kind constitutive: governing it, if it can be</w:t>
       </w:r>
       <w:r>
         <w:t xml:space="preserve"> </w:t>
@@ -2402,13 +2396,13 @@
         <w:t xml:space="preserve"> </w:t>
       </w:r>
       <w:r>
-        <w:t xml:space="preserve">plain counterfactual that follows is enough here: restore a direct link between the two parties and see</w:t>
-      </w:r>
-      <w:r>
-        <w:t xml:space="preserve"> </w:t>
-      </w:r>
-      <w:r>
-        <w:t xml:space="preserve">whether the mediator still binds.</w:t>
+        <w:t xml:space="preserve">plain counterfactual is enough here: restore a direct link between the two parties and see whether the</w:t>
+      </w:r>
+      <w:r>
+        <w:t xml:space="preserve"> </w:t>
+      </w:r>
+      <w:r>
+        <w:t xml:space="preserve">mediator still binds.</w:t>
       </w:r>
     </w:p>
     <w:bookmarkEnd w:id="20"/>
@@ -2494,25 +2488,19 @@
         <w:t xml:space="preserve"> </w:t>
       </w:r>
       <w:r>
-        <w:t xml:space="preserve">law dissolves the dealer’s position. Two further cases complete the picture. A mediator that was never in</w:t>
-      </w:r>
-      <w:r>
-        <w:t xml:space="preserve"> </w:t>
-      </w:r>
-      <w:r>
-        <w:t xml:space="preserve">the coordination’s core is reducible: the parties can already deal directly. A mediator that keeps a</w:t>
-      </w:r>
-      <w:r>
-        <w:t xml:space="preserve"> </w:t>
-      </w:r>
-      <w:r>
-        <w:t xml:space="preserve">constitutive role under the open tie while losing part of its integration is a partial mediator: real</w:t>
-      </w:r>
-      <w:r>
-        <w:t xml:space="preserve"> </w:t>
-      </w:r>
-      <w:r>
-        <w:t xml:space="preserve">integrating work alongside a bypassable gate.</w:t>
+        <w:t xml:space="preserve">law dissolves the dealer’s position. A mediator that was never in the coordination’s core is reducible: the</w:t>
+      </w:r>
+      <w:r>
+        <w:t xml:space="preserve"> </w:t>
+      </w:r>
+      <w:r>
+        <w:t xml:space="preserve">parties can already deal directly. A mediator that keeps a constitutive role under the open tie while</w:t>
+      </w:r>
+      <w:r>
+        <w:t xml:space="preserve"> </w:t>
+      </w:r>
+      <w:r>
+        <w:t xml:space="preserve">losing part of its integration is a partial mediator: real integrating work alongside a bypassable gate.</w:t>
       </w:r>
     </w:p>
     <w:p>
@@ -2608,49 +2596,49 @@
         <w:pStyle w:val="BodyText"/>
       </w:pPr>
       <w:r>
-        <w:t xml:space="preserve">The test resembles three others, and the operation differs from each. A closer relative comes later.</w:t>
-      </w:r>
-      <w:r>
-        <w:t xml:space="preserve"> </w:t>
-      </w:r>
-      <w:r>
-        <w:t xml:space="preserve">Brokerage research asks what a broker gains from standing between disconnected parties and whether another</w:t>
-      </w:r>
-      <w:r>
-        <w:t xml:space="preserve"> </w:t>
-      </w:r>
-      <w:r>
-        <w:t xml:space="preserve">actor could occupy the position (Burt, 2004; Obstfeld, 2005), and Ryall and Sorenson (2007) formalize when</w:t>
-      </w:r>
-      <w:r>
-        <w:t xml:space="preserve"> </w:t>
-      </w:r>
-      <w:r>
-        <w:t xml:space="preserve">a broker is essential to the value a coalition creates. Transaction cost economics asks whether a firm</w:t>
-      </w:r>
-      <w:r>
-        <w:t xml:space="preserve"> </w:t>
-      </w:r>
-      <w:r>
-        <w:t xml:space="preserve">should perform a transaction internally or buy it (Williamson, 1975). Competition law’s</w:t>
-      </w:r>
-      <w:r>
-        <w:t xml:space="preserve"> </w:t>
-      </w:r>
-      <w:r>
-        <w:t xml:space="preserve">essential-facilities doctrine asks whether an excluded rival could viably duplicate the facility it seeks</w:t>
-      </w:r>
-      <w:r>
-        <w:t xml:space="preserve"> </w:t>
-      </w:r>
-      <w:r>
-        <w:t xml:space="preserve">access to. Each of these deletes or substitutes the mediator: they operate on a node. The bypass test</w:t>
-      </w:r>
-      <w:r>
-        <w:t xml:space="preserve"> </w:t>
-      </w:r>
-      <w:r>
-        <w:t xml:space="preserve">leaves the mediator in place and adds a tie: it operates on an edge.</w:t>
+        <w:t xml:space="preserve">The test resembles three others, and the operation differs from each. Brokerage research asks what a broker</w:t>
+      </w:r>
+      <w:r>
+        <w:t xml:space="preserve"> </w:t>
+      </w:r>
+      <w:r>
+        <w:t xml:space="preserve">gains from standing between disconnected parties and whether another actor could occupy the position (Burt,</w:t>
+      </w:r>
+      <w:r>
+        <w:t xml:space="preserve"> </w:t>
+      </w:r>
+      <w:r>
+        <w:t xml:space="preserve">2004; Obstfeld, 2005), and Ryall and Sorenson (2007) formalize when a broker is essential to the value a</w:t>
+      </w:r>
+      <w:r>
+        <w:t xml:space="preserve"> </w:t>
+      </w:r>
+      <w:r>
+        <w:t xml:space="preserve">coalition creates. Transaction cost economics asks whether a firm should perform a transaction internally</w:t>
+      </w:r>
+      <w:r>
+        <w:t xml:space="preserve"> </w:t>
+      </w:r>
+      <w:r>
+        <w:t xml:space="preserve">or buy it (Williamson, 1975). Competition law’s essential-facilities doctrine asks whether an excluded</w:t>
+      </w:r>
+      <w:r>
+        <w:t xml:space="preserve"> </w:t>
+      </w:r>
+      <w:r>
+        <w:t xml:space="preserve">rival could viably duplicate the facility it seeks access to. Each of these deletes or substitutes the</w:t>
+      </w:r>
+      <w:r>
+        <w:t xml:space="preserve"> </w:t>
+      </w:r>
+      <w:r>
+        <w:t xml:space="preserve">mediator: they operate on a node. The bypass test leaves the mediator in place and adds a tie: it operates</w:t>
+      </w:r>
+      <w:r>
+        <w:t xml:space="preserve"> </w:t>
+      </w:r>
+      <w:r>
+        <w:t xml:space="preserve">on an edge.</w:t>
       </w:r>
     </w:p>
     <w:p>
@@ -2762,7 +2750,7 @@
         <w:t xml:space="preserve"> </w:t>
       </w:r>
       <w:r>
-        <w:t xml:space="preserve">contingent as a gate. Node and edge disagree on the gate. They need not disagree on the rail. The Digital</w:t>
+        <w:t xml:space="preserve">contingent as a gate. Node and edge disagree on the gate; they need not disagree on the rail. The Digital</w:t>
       </w:r>
       <w:r>
         <w:t xml:space="preserve"> </w:t>
@@ -2874,7 +2862,7 @@
         <w:t xml:space="preserve"> </w:t>
       </w:r>
       <w:r>
-        <w:t xml:space="preserve">fixed. Gu and Zhu (2021), in a field experiment on a freelance marketplace, find that the platform’s own</w:t>
+        <w:t xml:space="preserve">fixed: Gu and Zhu (2021), in a field experiment on a freelance marketplace, find that the platform’s own</w:t>
       </w:r>
       <w:r>
         <w:t xml:space="preserve"> </w:t>
@@ -2922,13 +2910,13 @@
         <w:t xml:space="preserve"> </w:t>
       </w:r>
       <w:r>
-        <w:t xml:space="preserve">not produce voice. It forecloses exit and leaves voice as the residual lever, available against a contingent gate too</w:t>
-      </w:r>
-      <w:r>
-        <w:t xml:space="preserve"> </w:t>
-      </w:r>
-      <w:r>
-        <w:t xml:space="preserve">and the only one left where the mediation is necessary. Whether a coordinated actor</w:t>
+        <w:t xml:space="preserve">not produce voice: it forecloses exit and leaves voice as the residual lever, available against a</w:t>
+      </w:r>
+      <w:r>
+        <w:t xml:space="preserve"> </w:t>
+      </w:r>
+      <w:r>
+        <w:t xml:space="preserve">contingent gate too, and the only lever left where the mediation is necessary. Whether a coordinated actor</w:t>
       </w:r>
       <w:r>
         <w:t xml:space="preserve"> </w:t>
@@ -3046,19 +3034,7 @@
         <w:t xml:space="preserve"> </w:t>
       </w:r>
       <w:r>
-        <w:t xml:space="preserve">left exactly where it commands the least leverage, and whatever force it has must be supplied by</w:t>
-      </w:r>
-      <w:r>
-        <w:t xml:space="preserve"> </w:t>
-      </w:r>
-      <w:r>
-        <w:t xml:space="preserve">institutions. Building those institutions is what the literate and digital forms of sovereignty leave</w:t>
-      </w:r>
-      <w:r>
-        <w:t xml:space="preserve"> </w:t>
-      </w:r>
-      <w:r>
-        <w:t xml:space="preserve">untheorized.</w:t>
+        <w:t xml:space="preserve">left exactly where it commands the least leverage.</w:t>
       </w:r>
     </w:p>
     <w:bookmarkEnd w:id="22"/>
@@ -3076,75 +3052,81 @@
         <w:pStyle w:val="FirstParagraph"/>
       </w:pPr>
       <w:r>
-        <w:t xml:space="preserve">A real platform is several mediators wearing one name, and the diagnostic classifies functions, not firms.</w:t>
-      </w:r>
-      <w:r>
-        <w:t xml:space="preserve"> </w:t>
-      </w:r>
-      <w:r>
-        <w:t xml:space="preserve">The same company can be necessary in one of its functions and contingent in another, and the coordinated</w:t>
-      </w:r>
-      <w:r>
-        <w:t xml:space="preserve"> </w:t>
-      </w:r>
-      <w:r>
-        <w:t xml:space="preserve">actor’s strategy differs by function. A payment network authorizes transactions, a determination that</w:t>
-      </w:r>
-      <w:r>
-        <w:t xml:space="preserve"> </w:t>
-      </w:r>
-      <w:r>
-        <w:t xml:space="preserve">depends jointly on the merchant’s request and the issuer’s approval and that neither could produce alone,</w:t>
-      </w:r>
-      <w:r>
-        <w:t xml:space="preserve"> </w:t>
-      </w:r>
-      <w:r>
-        <w:t xml:space="preserve">which is necessary integrating work. The same network enforces a rule against steering the customer toward</w:t>
-      </w:r>
-      <w:r>
-        <w:t xml:space="preserve"> </w:t>
-      </w:r>
-      <w:r>
-        <w:t xml:space="preserve">a cheaper method at the till, a gate whose force comes from the card both parties already hold, which is</w:t>
-      </w:r>
-      <w:r>
-        <w:t xml:space="preserve"> </w:t>
-      </w:r>
-      <w:r>
-        <w:t xml:space="preserve">contingent. A large marketplace fulfills orders through logistics that no direct seller-to-buyer tie</w:t>
-      </w:r>
-      <w:r>
-        <w:t xml:space="preserve"> </w:t>
-      </w:r>
-      <w:r>
-        <w:t xml:space="preserve">reproduces at scale, which is necessary. It matches demand to supply, real integrating work that buyers can</w:t>
-      </w:r>
-      <w:r>
-        <w:t xml:space="preserve"> </w:t>
-      </w:r>
-      <w:r>
-        <w:t xml:space="preserve">bypass for goods they already know, which is partial. It gates which seller a buyer sees, a toll sellers</w:t>
-      </w:r>
-      <w:r>
-        <w:t xml:space="preserve"> </w:t>
-      </w:r>
-      <w:r>
-        <w:t xml:space="preserve">pay to pass, which is contingent. And it resells goods it buys, a plain conduit that a brand able to reach</w:t>
-      </w:r>
-      <w:r>
-        <w:t xml:space="preserve"> </w:t>
-      </w:r>
-      <w:r>
-        <w:t xml:space="preserve">customers directly can route around, which is reducible. One firm, four kinds of mediator at once.</w:t>
-      </w:r>
-    </w:p>
-    <w:p>
-      <w:pPr>
-        <w:pStyle w:val="BodyText"/>
-      </w:pPr>
-      <w:r>
-        <w:t xml:space="preserve">The portfolio view changes what a manager should do. A coordinated actor’s dependence is not monolithic.</w:t>
+        <w:t xml:space="preserve">The contingent/necessary pair just drawn does not describe firms. A real platform is several mediators</w:t>
+      </w:r>
+      <w:r>
+        <w:t xml:space="preserve"> </w:t>
+      </w:r>
+      <w:r>
+        <w:t xml:space="preserve">wearing one name, and the diagnostic classifies functions, not firms. The same company can be necessary in</w:t>
+      </w:r>
+      <w:r>
+        <w:t xml:space="preserve"> </w:t>
+      </w:r>
+      <w:r>
+        <w:t xml:space="preserve">one of its functions and contingent in another, and the coordinated actor’s strategy differs by function. A</w:t>
+      </w:r>
+      <w:r>
+        <w:t xml:space="preserve"> </w:t>
+      </w:r>
+      <w:r>
+        <w:t xml:space="preserve">payment network authorizes transactions, a determination that depends jointly on the merchant’s request and</w:t>
+      </w:r>
+      <w:r>
+        <w:t xml:space="preserve"> </w:t>
+      </w:r>
+      <w:r>
+        <w:t xml:space="preserve">the issuer’s approval and that neither could produce alone, which is necessary integrating work. The same</w:t>
+      </w:r>
+      <w:r>
+        <w:t xml:space="preserve"> </w:t>
+      </w:r>
+      <w:r>
+        <w:t xml:space="preserve">network enforces a rule against steering the customer toward a cheaper method at the till, a gate whose</w:t>
+      </w:r>
+      <w:r>
+        <w:t xml:space="preserve"> </w:t>
+      </w:r>
+      <w:r>
+        <w:t xml:space="preserve">force comes from the card both parties already hold, which is contingent. A large marketplace fulfills</w:t>
+      </w:r>
+      <w:r>
+        <w:t xml:space="preserve"> </w:t>
+      </w:r>
+      <w:r>
+        <w:t xml:space="preserve">orders through logistics that no direct seller-to-buyer tie reproduces at scale, which is necessary. It</w:t>
+      </w:r>
+      <w:r>
+        <w:t xml:space="preserve"> </w:t>
+      </w:r>
+      <w:r>
+        <w:t xml:space="preserve">matches demand to supply, real integrating work that buyers can bypass for goods they already know, which</w:t>
+      </w:r>
+      <w:r>
+        <w:t xml:space="preserve"> </w:t>
+      </w:r>
+      <w:r>
+        <w:t xml:space="preserve">is partial. It gates which seller a buyer sees, a toll sellers pay to pass, which is contingent. And it</w:t>
+      </w:r>
+      <w:r>
+        <w:t xml:space="preserve"> </w:t>
+      </w:r>
+      <w:r>
+        <w:t xml:space="preserve">resells goods it buys, a plain conduit that a brand able to reach customers directly can route around,</w:t>
+      </w:r>
+      <w:r>
+        <w:t xml:space="preserve"> </w:t>
+      </w:r>
+      <w:r>
+        <w:t xml:space="preserve">which is reducible. One firm, four kinds of mediator at once.</w:t>
+      </w:r>
+    </w:p>
+    <w:p>
+      <w:pPr>
+        <w:pStyle w:val="BodyText"/>
+      </w:pPr>
+      <w:r>
+        <w:t xml:space="preserve">The portfolio view changes what a manager should do: a coordinated actor’s dependence is not monolithic.</w:t>
       </w:r>
       <w:r>
         <w:t xml:space="preserve"> </w:t>
@@ -3170,43 +3152,37 @@
         <w:pStyle w:val="BodyText"/>
       </w:pPr>
       <w:r>
-        <w:t xml:space="preserve">A partial verdict has its own answer. Contest the bypassable part and accept the integrating one, treating</w:t>
-      </w:r>
-      <w:r>
-        <w:t xml:space="preserve"> </w:t>
-      </w:r>
-      <w:r>
-        <w:t xml:space="preserve">them as separate decisions instead of averaging them into a single posture. Modularity research supplies</w:t>
-      </w:r>
-      <w:r>
-        <w:t xml:space="preserve"> </w:t>
-      </w:r>
-      <w:r>
-        <w:t xml:space="preserve">the criterion for where the two come apart: cut at the thin crossing points, where the interface between</w:t>
-      </w:r>
-      <w:r>
-        <w:t xml:space="preserve"> </w:t>
-      </w:r>
-      <w:r>
-        <w:t xml:space="preserve">functions is narrow enough that separating them costs little (Baldwin, 2008). Firms that both make and buy</w:t>
-      </w:r>
-      <w:r>
-        <w:t xml:space="preserve"> </w:t>
-      </w:r>
-      <w:r>
-        <w:t xml:space="preserve">the same input are not hedging between two options but pursuing a distinct strategy with its own logic</w:t>
-      </w:r>
-      <w:r>
-        <w:t xml:space="preserve"> </w:t>
-      </w:r>
-      <w:r>
-        <w:t xml:space="preserve">(Parmigiani, 2007), and the same holds for an actor that fights one function of a platform while depending</w:t>
-      </w:r>
-      <w:r>
-        <w:t xml:space="preserve"> </w:t>
-      </w:r>
-      <w:r>
-        <w:t xml:space="preserve">on another.</w:t>
+        <w:t xml:space="preserve">Contest the bypassable part and accept the integrating one, treating them as separate decisions instead of</w:t>
+      </w:r>
+      <w:r>
+        <w:t xml:space="preserve"> </w:t>
+      </w:r>
+      <w:r>
+        <w:t xml:space="preserve">averaging them into a single posture. Modularity research supplies the criterion for where the two come</w:t>
+      </w:r>
+      <w:r>
+        <w:t xml:space="preserve"> </w:t>
+      </w:r>
+      <w:r>
+        <w:t xml:space="preserve">apart: cut at the thin crossing points, where the interface between functions is narrow enough that</w:t>
+      </w:r>
+      <w:r>
+        <w:t xml:space="preserve"> </w:t>
+      </w:r>
+      <w:r>
+        <w:t xml:space="preserve">separating them costs little (Baldwin, 2008). Firms that both make and buy the same input are not hedging</w:t>
+      </w:r>
+      <w:r>
+        <w:t xml:space="preserve"> </w:t>
+      </w:r>
+      <w:r>
+        <w:t xml:space="preserve">between two options but pursuing a distinct strategy with its own logic (Parmigiani, 2007), and the same</w:t>
+      </w:r>
+      <w:r>
+        <w:t xml:space="preserve"> </w:t>
+      </w:r>
+      <w:r>
+        <w:t xml:space="preserve">holds for an actor that fights one function of a platform while depending on another.</w:t>
       </w:r>
     </w:p>
     <w:bookmarkEnd w:id="23"/>
@@ -3292,7 +3268,7 @@
         <w:t xml:space="preserve"> </w:t>
       </w:r>
       <w:r>
-        <w:t xml:space="preserve">Demand aggregation survives the bypass for that traveler, and it is necessary. The verdict is a split, and</w:t>
+        <w:t xml:space="preserve">Demand aggregation survives the bypass for that traveler, and it is necessary: the verdict is a split, and</w:t>
       </w:r>
       <w:r>
         <w:t xml:space="preserve"> </w:t>
@@ -3623,7 +3599,7 @@
         <w:pStyle w:val="BodyText"/>
       </w:pPr>
       <w:r>
-        <w:t xml:space="preserve">Relational autonomy supplies the next piece. Autonomy is constituted through the relationships that</w:t>
+        <w:t xml:space="preserve">Relational autonomy supplies the next piece: autonomy is constituted through the relationships that</w:t>
       </w:r>
       <w:r>
         <w:t xml:space="preserve"> </w:t>
@@ -3687,7 +3663,7 @@
         <w:t xml:space="preserve"> </w:t>
       </w:r>
       <w:r>
-        <w:t xml:space="preserve">platform is not an unowned pasture. It is enclosed, owned and tuned by the mediator, so the coordinated</w:t>
+        <w:t xml:space="preserve">platform is not an unowned pasture: it is enclosed, owned and tuned by the mediator, so the coordinated</w:t>
       </w:r>
       <w:r>
         <w:t xml:space="preserve"> </w:t>
@@ -3749,37 +3725,37 @@
         <w:t xml:space="preserve"> </w:t>
       </w:r>
       <w:r>
-        <w:t xml:space="preserve">occupies the position of being coordinated through a necessary mediation bears coordinative</w:t>
-      </w:r>
-      <w:r>
-        <w:t xml:space="preserve"> </w:t>
-      </w:r>
-      <w:r>
-        <w:t xml:space="preserve">sovereignty. Republican theory has already licensed the move, extending non-domination to corporate bodies</w:t>
-      </w:r>
-      <w:r>
-        <w:t xml:space="preserve"> </w:t>
-      </w:r>
-      <w:r>
-        <w:t xml:space="preserve">while treating a corporate body’s freedom as valuable for the sake of its members (Pettit, 2016). The same</w:t>
-      </w:r>
-      <w:r>
-        <w:t xml:space="preserve"> </w:t>
-      </w:r>
-      <w:r>
-        <w:t xml:space="preserve">holds here. A firm’s coordinative sovereignty matters because of what it secures for the people who make it</w:t>
-      </w:r>
-      <w:r>
-        <w:t xml:space="preserve"> </w:t>
-      </w:r>
-      <w:r>
-        <w:t xml:space="preserve">up. Where the two diverge, the members’ standing governs. A reader may decline that priority and keep the</w:t>
-      </w:r>
-      <w:r>
-        <w:t xml:space="preserve"> </w:t>
-      </w:r>
-      <w:r>
-        <w:t xml:space="preserve">rest. The construct is one; the measurement differs by level, and section 9 takes that up.</w:t>
+        <w:t xml:space="preserve">occupies the position of being coordinated through a necessary mediation bears coordinative sovereignty.</w:t>
+      </w:r>
+      <w:r>
+        <w:t xml:space="preserve"> </w:t>
+      </w:r>
+      <w:r>
+        <w:t xml:space="preserve">Republican theory has already licensed the move, extending non-domination to corporate bodies while</w:t>
+      </w:r>
+      <w:r>
+        <w:t xml:space="preserve"> </w:t>
+      </w:r>
+      <w:r>
+        <w:t xml:space="preserve">treating a corporate body’s freedom as valuable for the sake of its members (Pettit, 2016). A firm’s</w:t>
+      </w:r>
+      <w:r>
+        <w:t xml:space="preserve"> </w:t>
+      </w:r>
+      <w:r>
+        <w:t xml:space="preserve">coordinative sovereignty matters because of what it secures for the people who make it up. Where the two</w:t>
+      </w:r>
+      <w:r>
+        <w:t xml:space="preserve"> </w:t>
+      </w:r>
+      <w:r>
+        <w:t xml:space="preserve">diverge, the members’ standing governs. A reader may decline that priority and keep the rest. The construct</w:t>
+      </w:r>
+      <w:r>
+        <w:t xml:space="preserve"> </w:t>
+      </w:r>
+      <w:r>
+        <w:t xml:space="preserve">is one; the measurement differs by level, and section 9 takes that up.</w:t>
       </w:r>
     </w:p>
     <w:p>
@@ -3861,7 +3837,7 @@
         <w:t xml:space="preserve"> </w:t>
       </w:r>
       <w:r>
-        <w:t xml:space="preserve">managerial decay inside cooperatives. The remaining problem is structural. Worker ownership can change who</w:t>
+        <w:t xml:space="preserve">managerial decay inside cooperatives. The remaining problem is structural: worker ownership can change who</w:t>
       </w:r>
       <w:r>
         <w:t xml:space="preserve"> </w:t>
@@ -3879,13 +3855,13 @@
         <w:t xml:space="preserve"> </w:t>
       </w:r>
       <w:r>
-        <w:t xml:space="preserve">within a necessary mediation outlives the question of who holds the title. E. Anderson (2017) makes</w:t>
-      </w:r>
-      <w:r>
-        <w:t xml:space="preserve"> </w:t>
-      </w:r>
-      <w:r>
-        <w:t xml:space="preserve">the parallel argument for the firm, where the right to quit has long been treated as the answer to employer</w:t>
+        <w:t xml:space="preserve">within a necessary mediation outlives the question of who holds the title. E. Anderson (2017) makes the</w:t>
+      </w:r>
+      <w:r>
+        <w:t xml:space="preserve"> </w:t>
+      </w:r>
+      <w:r>
+        <w:t xml:space="preserve">parallel argument for the firm, where the right to quit has long been treated as the answer to employer</w:t>
       </w:r>
       <w:r>
         <w:t xml:space="preserve"> </w:t>
@@ -3937,7 +3913,7 @@
         <w:pStyle w:val="BodyText"/>
       </w:pPr>
       <w:r>
-        <w:t xml:space="preserve">Algorithmacy is the precondition. An actor cannot contest a mediator’s arbitrary power without modeling how</w:t>
+        <w:t xml:space="preserve">Algorithmacy is the precondition: an actor cannot contest a mediator’s arbitrary power without modeling how</w:t>
       </w:r>
       <w:r>
         <w:t xml:space="preserve"> </w:t>
@@ -3999,73 +3975,73 @@
         <w:pStyle w:val="BodyText"/>
       </w:pPr>
       <w:r>
-        <w:t xml:space="preserve">Interoperability shows this most clearly. Where a mediator’s position is contingent, held by lock-in,</w:t>
-      </w:r>
-      <w:r>
-        <w:t xml:space="preserve"> </w:t>
-      </w:r>
-      <w:r>
-        <w:t xml:space="preserve">mandated interoperability and data portability lower the cost of the direct tie and restore a measure of</w:t>
-      </w:r>
-      <w:r>
-        <w:t xml:space="preserve"> </w:t>
-      </w:r>
-      <w:r>
-        <w:t xml:space="preserve">the old sovereignty of independence. Against a necessary mediator the same instrument does something else</w:t>
-      </w:r>
-      <w:r>
-        <w:t xml:space="preserve"> </w:t>
-      </w:r>
-      <w:r>
-        <w:t xml:space="preserve">entirely. A right to interoperate with a facility no one can bypass does not let the actor leave. It forces</w:t>
-      </w:r>
-      <w:r>
-        <w:t xml:space="preserve"> </w:t>
-      </w:r>
-      <w:r>
-        <w:t xml:space="preserve">the mediator to grant access on regulated terms. That is a voice instrument, and competition law has long</w:t>
-      </w:r>
-      <w:r>
-        <w:t xml:space="preserve"> </w:t>
-      </w:r>
-      <w:r>
-        <w:t xml:space="preserve">understood it as one under the essential-facilities logic it applies to infrastructure that cannot be</w:t>
-      </w:r>
-      <w:r>
-        <w:t xml:space="preserve"> </w:t>
-      </w:r>
-      <w:r>
-        <w:t xml:space="preserve">duplicated. The Digital Markets Act’s access and interoperability obligations carry the logic into platform</w:t>
-      </w:r>
-      <w:r>
-        <w:t xml:space="preserve"> </w:t>
-      </w:r>
-      <w:r>
-        <w:t xml:space="preserve">regulation. Reviewing the Act’s first years, the European Commission (2026) reports that messaging</w:t>
-      </w:r>
-      <w:r>
-        <w:t xml:space="preserve"> </w:t>
-      </w:r>
-      <w:r>
-        <w:t xml:space="preserve">interoperability has brought new providers into the market, including a European SME, while judging it too</w:t>
-      </w:r>
-      <w:r>
-        <w:t xml:space="preserve"> </w:t>
-      </w:r>
-      <w:r>
-        <w:t xml:space="preserve">early to extend the same obligation to social networking: an external study there showed mixed evidence,</w:t>
-      </w:r>
-      <w:r>
-        <w:t xml:space="preserve"> </w:t>
-      </w:r>
-      <w:r>
-        <w:t xml:space="preserve">greater technical complexity, and limited demand. A regulator sorting functions by whether interoperability</w:t>
-      </w:r>
-      <w:r>
-        <w:t xml:space="preserve"> </w:t>
-      </w:r>
-      <w:r>
-        <w:t xml:space="preserve">bites is running the diagnostic under another name.</w:t>
+        <w:t xml:space="preserve">Where a mediator’s position is contingent, held by lock-in, mandated interoperability and data portability</w:t>
+      </w:r>
+      <w:r>
+        <w:t xml:space="preserve"> </w:t>
+      </w:r>
+      <w:r>
+        <w:t xml:space="preserve">lower the cost of the direct tie and restore a measure of the old sovereignty of independence. Against a</w:t>
+      </w:r>
+      <w:r>
+        <w:t xml:space="preserve"> </w:t>
+      </w:r>
+      <w:r>
+        <w:t xml:space="preserve">necessary mediator the same instrument does something else entirely. A right to interoperate with a</w:t>
+      </w:r>
+      <w:r>
+        <w:t xml:space="preserve"> </w:t>
+      </w:r>
+      <w:r>
+        <w:t xml:space="preserve">facility no one can bypass does not let the actor leave. It forces the mediator to grant access on</w:t>
+      </w:r>
+      <w:r>
+        <w:t xml:space="preserve"> </w:t>
+      </w:r>
+      <w:r>
+        <w:t xml:space="preserve">regulated terms. That is a voice instrument, and competition law has long understood it as one under the</w:t>
+      </w:r>
+      <w:r>
+        <w:t xml:space="preserve"> </w:t>
+      </w:r>
+      <w:r>
+        <w:t xml:space="preserve">essential-facilities logic it applies to infrastructure that cannot be duplicated. The Digital Markets</w:t>
+      </w:r>
+      <w:r>
+        <w:t xml:space="preserve"> </w:t>
+      </w:r>
+      <w:r>
+        <w:t xml:space="preserve">Act’s access and interoperability obligations carry the logic into platform regulation. Reviewing the Act’s</w:t>
+      </w:r>
+      <w:r>
+        <w:t xml:space="preserve"> </w:t>
+      </w:r>
+      <w:r>
+        <w:t xml:space="preserve">first years, the European Commission (2026) reports that messaging interoperability has brought new</w:t>
+      </w:r>
+      <w:r>
+        <w:t xml:space="preserve"> </w:t>
+      </w:r>
+      <w:r>
+        <w:t xml:space="preserve">providers into the market, including a European SME, while judging it too early to extend the same</w:t>
+      </w:r>
+      <w:r>
+        <w:t xml:space="preserve"> </w:t>
+      </w:r>
+      <w:r>
+        <w:t xml:space="preserve">obligation to social networking: an external study there showed mixed evidence, greater technical</w:t>
+      </w:r>
+      <w:r>
+        <w:t xml:space="preserve"> </w:t>
+      </w:r>
+      <w:r>
+        <w:t xml:space="preserve">complexity, and limited demand. A regulator sorting functions by whether interoperability bites is running</w:t>
+      </w:r>
+      <w:r>
+        <w:t xml:space="preserve"> </w:t>
+      </w:r>
+      <w:r>
+        <w:t xml:space="preserve">the diagnostic under another name.</w:t>
       </w:r>
     </w:p>
     <w:p>
@@ -4689,227 +4665,209 @@
         <w:t xml:space="preserve"> </w:t>
       </w:r>
       <w:r>
-        <w:t xml:space="preserve">separates two phenomena that vary independently across firms. Digital</w:t>
-      </w:r>
-      <w:r>
-        <w:t xml:space="preserve"> </w:t>
-      </w:r>
-      <w:r>
-        <w:t xml:space="preserve">sovereignty is a literacy construct, measuring an organization’s capacity to read and control its data,</w:t>
-      </w:r>
-      <w:r>
-        <w:t xml:space="preserve"> </w:t>
-      </w:r>
-      <w:r>
-        <w:t xml:space="preserve">infrastructure, and code. Coordinative sovereignty is an algorithmacy construct, measuring an</w:t>
-      </w:r>
-      <w:r>
-        <w:t xml:space="preserve"> </w:t>
-      </w:r>
-      <w:r>
-        <w:t xml:space="preserve">organization’s standing within the algorithmic coordination on which it depends. A firm can be high on the</w:t>
-      </w:r>
-      <w:r>
-        <w:t xml:space="preserve"> </w:t>
-      </w:r>
-      <w:r>
-        <w:t xml:space="preserve">first and low on the second, impeccably compliant and strategically captured, and the two predict different</w:t>
-      </w:r>
-      <w:r>
-        <w:t xml:space="preserve"> </w:t>
-      </w:r>
-      <w:r>
-        <w:t xml:space="preserve">outcomes.</w:t>
-      </w:r>
-    </w:p>
-    <w:p>
-      <w:pPr>
-        <w:pStyle w:val="BodyText"/>
-      </w:pPr>
-      <w:r>
-        <w:t xml:space="preserve">The independent variation shows in concrete cases. An application developer or a marketplace seller can own</w:t>
-      </w:r>
-      <w:r>
-        <w:t xml:space="preserve"> </w:t>
-      </w:r>
-      <w:r>
-        <w:t xml:space="preserve">its code and data, hold data-portability rights, and comply fully with the GDPR and the Digital Markets</w:t>
-      </w:r>
-      <w:r>
-        <w:t xml:space="preserve"> </w:t>
-      </w:r>
-      <w:r>
-        <w:t xml:space="preserve">Act, and still hold no leverage over the ranking and review algorithms that set its visibility (Cutolo &amp;</w:t>
-      </w:r>
-      <w:r>
-        <w:t xml:space="preserve"> </w:t>
-      </w:r>
-      <w:r>
-        <w:t xml:space="preserve">Kenney, 2021). Enforcement has reached platform conduct without reaching that layer: the European</w:t>
-      </w:r>
-      <w:r>
-        <w:t xml:space="preserve"> </w:t>
-      </w:r>
-      <w:r>
-        <w:t xml:space="preserve">Commission fined Apple €500 million in April 2025 for restricting how developers steer users to offers</w:t>
-      </w:r>
-      <w:r>
-        <w:t xml:space="preserve"> </w:t>
-      </w:r>
-      <w:r>
-        <w:t xml:space="preserve">outside its App Store (European Commission, 2025b), a decision Apple has appealed (Case T-438/25). Ranking</w:t>
-      </w:r>
-      <w:r>
-        <w:t xml:space="preserve"> </w:t>
-      </w:r>
-      <w:r>
-        <w:t xml:space="preserve">transparency is a separate and earlier obligation, set by the 2019 Platform-to-Business Regulation and the</w:t>
-      </w:r>
-      <w:r>
-        <w:t xml:space="preserve"> </w:t>
-      </w:r>
-      <w:r>
-        <w:t xml:space="preserve">Digital Services Act. That Regulation does more than disclose, since it also requires internal</w:t>
-      </w:r>
-      <w:r>
-        <w:t xml:space="preserve"> </w:t>
-      </w:r>
-      <w:r>
-        <w:t xml:space="preserve">complaint-handling, offers mediation, and gives representative organizations standing to bring proceedings,</w:t>
-      </w:r>
-      <w:r>
-        <w:t xml:space="preserve"> </w:t>
-      </w:r>
-      <w:r>
-        <w:t xml:space="preserve">which makes it one of the few instruments to attach a channel to a disclosure. The Commission has since</w:t>
-      </w:r>
-      <w:r>
-        <w:t xml:space="preserve"> </w:t>
-      </w:r>
-      <w:r>
-        <w:t xml:space="preserve">proposed to repeal it as part of a wider simplification package (European Commission, 2025a), which would</w:t>
-      </w:r>
-      <w:r>
-        <w:t xml:space="preserve"> </w:t>
-      </w:r>
-      <w:r>
-        <w:t xml:space="preserve">remove the only duty in European law to disclose the main parameters of ranking to the business users being</w:t>
-      </w:r>
-      <w:r>
-        <w:t xml:space="preserve"> </w:t>
-      </w:r>
-      <w:r>
-        <w:t xml:space="preserve">ranked. The Digital Services Act’s recommender transparency runs to a platform’s users and does not replace</w:t>
-      </w:r>
-      <w:r>
-        <w:t xml:space="preserve"> </w:t>
-      </w:r>
-      <w:r>
-        <w:t xml:space="preserve">that duty. High digital sovereignty beside low coordinative sovereignty, and an instrument that built a</w:t>
-      </w:r>
-      <w:r>
-        <w:t xml:space="preserve"> </w:t>
-      </w:r>
-      <w:r>
-        <w:t xml:space="preserve">little of the second now proposed for withdrawal.</w:t>
-      </w:r>
-    </w:p>
-    <w:p>
-      <w:pPr>
-        <w:pStyle w:val="BodyText"/>
-      </w:pPr>
-      <w:r>
-        <w:t xml:space="preserve">The reverse pairing is equally real, and it is still arriving. A platform worker owns none of the</w:t>
-      </w:r>
-      <w:r>
-        <w:t xml:space="preserve"> </w:t>
-      </w:r>
-      <w:r>
-        <w:t xml:space="preserve">infrastructure that coordinates the work. Under the European platform-work directive, member states must by</w:t>
-      </w:r>
-      <w:r>
-        <w:t xml:space="preserve"> </w:t>
-      </w:r>
-      <w:r>
-        <w:t xml:space="preserve">2 December 2026 write in information rights over the automated systems, human review of consequential</w:t>
-      </w:r>
-      <w:r>
-        <w:t xml:space="preserve"> </w:t>
-      </w:r>
-      <w:r>
-        <w:t xml:space="preserve">automated decisions, and limits on the data the platform may process (European Parliament &amp; Council of the</w:t>
-      </w:r>
-      <w:r>
-        <w:t xml:space="preserve"> </w:t>
-      </w:r>
-      <w:r>
-        <w:t xml:space="preserve">European Union, 2024). No member state had fully transposed the directive as this chapter was written, so</w:t>
-      </w:r>
-      <w:r>
-        <w:t xml:space="preserve"> </w:t>
-      </w:r>
-      <w:r>
-        <w:t xml:space="preserve">the standing it describes is a legislative commitment, not yet a present fact. The same directive’s</w:t>
-      </w:r>
-      <w:r>
-        <w:t xml:space="preserve"> </w:t>
-      </w:r>
-      <w:r>
-        <w:t xml:space="preserve">rebuttable presumption of employment, where the platform controls the work, is a different instrument.</w:t>
-      </w:r>
-      <w:r>
-        <w:t xml:space="preserve"> </w:t>
-      </w:r>
-      <w:r>
-        <w:t xml:space="preserve">Where it bites it may move the worker out of a mediated triad and into a hierarchy, which changes the</w:t>
-      </w:r>
-      <w:r>
-        <w:t xml:space="preserve"> </w:t>
-      </w:r>
-      <w:r>
-        <w:t xml:space="preserve">coordination form rather than conferring standing inside it. Article 25 is the voice clause. It obliges</w:t>
-      </w:r>
-      <w:r>
-        <w:t xml:space="preserve"> </w:t>
-      </w:r>
-      <w:r>
-        <w:t xml:space="preserve">member states to promote collective bargaining in platform work, including measures</w:t>
-      </w:r>
-      <w:r>
-        <w:t xml:space="preserve"> </w:t>
-      </w:r>
-      <w:r>
-        <w:t xml:space="preserve">“to facilitate the</w:t>
-      </w:r>
-      <w:r>
-        <w:t xml:space="preserve"> </w:t>
-      </w:r>
-      <w:r>
-        <w:t xml:space="preserve">exercise of their rights related to algorithmic management set out in Chapter III.”</w:t>
-      </w:r>
-      <w:r>
-        <w:t xml:space="preserve"> </w:t>
-      </w:r>
-      <w:r>
-        <w:t xml:space="preserve">A legislature there</w:t>
-      </w:r>
-      <w:r>
-        <w:t xml:space="preserve"> </w:t>
-      </w:r>
-      <w:r>
-        <w:t xml:space="preserve">ties collective voice directly to standing over algorithmic coordination, which is coordinative sovereignty</w:t>
-      </w:r>
-      <w:r>
-        <w:t xml:space="preserve"> </w:t>
-      </w:r>
-      <w:r>
-        <w:t xml:space="preserve">written into law. Member states are building that standing while control of the infrastructure stays at</w:t>
-      </w:r>
-      <w:r>
-        <w:t xml:space="preserve"> </w:t>
-      </w:r>
-      <w:r>
-        <w:t xml:space="preserve">zero.</w:t>
+        <w:t xml:space="preserve">separates two phenomena that vary independently across firms. Digital sovereignty is a literacy construct,</w:t>
+      </w:r>
+      <w:r>
+        <w:t xml:space="preserve"> </w:t>
+      </w:r>
+      <w:r>
+        <w:t xml:space="preserve">measuring an organization’s capacity to read and control its data, infrastructure, and code. Coordinative</w:t>
+      </w:r>
+      <w:r>
+        <w:t xml:space="preserve"> </w:t>
+      </w:r>
+      <w:r>
+        <w:t xml:space="preserve">sovereignty is an algorithmacy construct, measuring an organization’s standing within the algorithmic</w:t>
+      </w:r>
+      <w:r>
+        <w:t xml:space="preserve"> </w:t>
+      </w:r>
+      <w:r>
+        <w:t xml:space="preserve">coordination on which it depends. A firm can be high on the first and low on the second, impeccably</w:t>
+      </w:r>
+      <w:r>
+        <w:t xml:space="preserve"> </w:t>
+      </w:r>
+      <w:r>
+        <w:t xml:space="preserve">compliant and strategically captured, and the two predict different outcomes.</w:t>
+      </w:r>
+    </w:p>
+    <w:p>
+      <w:pPr>
+        <w:pStyle w:val="BodyText"/>
+      </w:pPr>
+      <w:r>
+        <w:t xml:space="preserve">An application developer or a marketplace seller can own its code and data, hold data-portability rights,</w:t>
+      </w:r>
+      <w:r>
+        <w:t xml:space="preserve"> </w:t>
+      </w:r>
+      <w:r>
+        <w:t xml:space="preserve">and comply fully with the GDPR and the Digital Markets Act, and still hold no leverage over the ranking and</w:t>
+      </w:r>
+      <w:r>
+        <w:t xml:space="preserve"> </w:t>
+      </w:r>
+      <w:r>
+        <w:t xml:space="preserve">review algorithms that set its visibility (Cutolo &amp; Kenney, 2021). Enforcement has reached platform conduct</w:t>
+      </w:r>
+      <w:r>
+        <w:t xml:space="preserve"> </w:t>
+      </w:r>
+      <w:r>
+        <w:t xml:space="preserve">without reaching that layer: the European Commission fined Apple €500 million in April 2025 for restricting</w:t>
+      </w:r>
+      <w:r>
+        <w:t xml:space="preserve"> </w:t>
+      </w:r>
+      <w:r>
+        <w:t xml:space="preserve">how developers steer users to offers outside its App Store (European Commission, 2025b), a decision Apple</w:t>
+      </w:r>
+      <w:r>
+        <w:t xml:space="preserve"> </w:t>
+      </w:r>
+      <w:r>
+        <w:t xml:space="preserve">has appealed (Case T-438/25). Ranking transparency is a separate and earlier obligation, set by the 2019</w:t>
+      </w:r>
+      <w:r>
+        <w:t xml:space="preserve"> </w:t>
+      </w:r>
+      <w:r>
+        <w:t xml:space="preserve">Platform-to-Business Regulation and the Digital Services Act. That Regulation does more than disclose,</w:t>
+      </w:r>
+      <w:r>
+        <w:t xml:space="preserve"> </w:t>
+      </w:r>
+      <w:r>
+        <w:t xml:space="preserve">since it also requires internal complaint-handling, offers mediation, and gives representative</w:t>
+      </w:r>
+      <w:r>
+        <w:t xml:space="preserve"> </w:t>
+      </w:r>
+      <w:r>
+        <w:t xml:space="preserve">organizations standing to bring proceedings, which makes it one of the few instruments to attach a channel</w:t>
+      </w:r>
+      <w:r>
+        <w:t xml:space="preserve"> </w:t>
+      </w:r>
+      <w:r>
+        <w:t xml:space="preserve">to a disclosure. The Commission has since proposed to repeal it as part of a wider simplification package</w:t>
+      </w:r>
+      <w:r>
+        <w:t xml:space="preserve"> </w:t>
+      </w:r>
+      <w:r>
+        <w:t xml:space="preserve">(European Commission, 2025a), which would remove the only duty in European law to disclose the main</w:t>
+      </w:r>
+      <w:r>
+        <w:t xml:space="preserve"> </w:t>
+      </w:r>
+      <w:r>
+        <w:t xml:space="preserve">parameters of ranking to the business users being ranked. The Digital Services Act’s recommender</w:t>
+      </w:r>
+      <w:r>
+        <w:t xml:space="preserve"> </w:t>
+      </w:r>
+      <w:r>
+        <w:t xml:space="preserve">transparency runs to a platform’s users and does not replace that duty. High digital sovereignty beside low</w:t>
+      </w:r>
+      <w:r>
+        <w:t xml:space="preserve"> </w:t>
+      </w:r>
+      <w:r>
+        <w:t xml:space="preserve">coordinative sovereignty, and an instrument that built a little of the second now proposed for withdrawal.</w:t>
+      </w:r>
+    </w:p>
+    <w:p>
+      <w:pPr>
+        <w:pStyle w:val="BodyText"/>
+      </w:pPr>
+      <w:r>
+        <w:t xml:space="preserve">The reverse pairing is still arriving: a platform worker owns none of the infrastructure that coordinates</w:t>
+      </w:r>
+      <w:r>
+        <w:t xml:space="preserve"> </w:t>
+      </w:r>
+      <w:r>
+        <w:t xml:space="preserve">the work. Under the European platform-work directive, member states must by 2 December 2026 write in</w:t>
+      </w:r>
+      <w:r>
+        <w:t xml:space="preserve"> </w:t>
+      </w:r>
+      <w:r>
+        <w:t xml:space="preserve">information rights over the automated systems, human review of consequential automated decisions, and</w:t>
+      </w:r>
+      <w:r>
+        <w:t xml:space="preserve"> </w:t>
+      </w:r>
+      <w:r>
+        <w:t xml:space="preserve">limits on the data the platform may process (European Parliament &amp; Council of the European Union, 2024). No</w:t>
+      </w:r>
+      <w:r>
+        <w:t xml:space="preserve"> </w:t>
+      </w:r>
+      <w:r>
+        <w:t xml:space="preserve">member state had fully transposed the directive as this chapter was written, so the standing it describes</w:t>
+      </w:r>
+      <w:r>
+        <w:t xml:space="preserve"> </w:t>
+      </w:r>
+      <w:r>
+        <w:t xml:space="preserve">is a legislative commitment, not yet a present fact. The same directive’s rebuttable presumption of</w:t>
+      </w:r>
+      <w:r>
+        <w:t xml:space="preserve"> </w:t>
+      </w:r>
+      <w:r>
+        <w:t xml:space="preserve">employment, where the platform controls the work, is a different instrument. Where it bites it may move the</w:t>
+      </w:r>
+      <w:r>
+        <w:t xml:space="preserve"> </w:t>
+      </w:r>
+      <w:r>
+        <w:t xml:space="preserve">worker out of a mediated triad and into a hierarchy, which changes the coordination form rather than</w:t>
+      </w:r>
+      <w:r>
+        <w:t xml:space="preserve"> </w:t>
+      </w:r>
+      <w:r>
+        <w:t xml:space="preserve">conferring standing inside it. Article 25 is the voice clause. It obliges member states to promote</w:t>
+      </w:r>
+      <w:r>
+        <w:t xml:space="preserve"> </w:t>
+      </w:r>
+      <w:r>
+        <w:t xml:space="preserve">collective bargaining in platform work, including measures</w:t>
+      </w:r>
+      <w:r>
+        <w:t xml:space="preserve"> </w:t>
+      </w:r>
+      <w:r>
+        <w:t xml:space="preserve">“to facilitate the exercise of their rights</w:t>
+      </w:r>
+      <w:r>
+        <w:t xml:space="preserve"> </w:t>
+      </w:r>
+      <w:r>
+        <w:t xml:space="preserve">related to algorithmic management set out in Chapter III.”</w:t>
+      </w:r>
+      <w:r>
+        <w:t xml:space="preserve"> </w:t>
+      </w:r>
+      <w:r>
+        <w:t xml:space="preserve">A legislature there ties collective voice</w:t>
+      </w:r>
+      <w:r>
+        <w:t xml:space="preserve"> </w:t>
+      </w:r>
+      <w:r>
+        <w:t xml:space="preserve">directly to standing over algorithmic coordination, which is coordinative sovereignty written into law.</w:t>
+      </w:r>
+      <w:r>
+        <w:t xml:space="preserve"> </w:t>
+      </w:r>
+      <w:r>
+        <w:t xml:space="preserve">Member states are building that standing while control of the infrastructure stays at zero.</w:t>
       </w:r>
     </w:p>
     <w:p>
@@ -4929,37 +4887,37 @@
         <w:t xml:space="preserve"> </w:t>
       </w:r>
       <w:r>
-        <w:t xml:space="preserve">compliance secures a digital position and does not acquire standing over the algorithmic</w:t>
-      </w:r>
-      <w:r>
-        <w:t xml:space="preserve"> </w:t>
-      </w:r>
-      <w:r>
-        <w:t xml:space="preserve">determinations that set its market outcomes. The exposure is an algorithmacy gap, and the diagnostic gives</w:t>
-      </w:r>
-      <w:r>
-        <w:t xml:space="preserve"> </w:t>
-      </w:r>
-      <w:r>
-        <w:t xml:space="preserve">managers a decision procedure for it. Where the firm depends on a contingent mediator, the move is toward</w:t>
-      </w:r>
-      <w:r>
-        <w:t xml:space="preserve"> </w:t>
-      </w:r>
-      <w:r>
-        <w:t xml:space="preserve">exit: support interoperability, build or back an alternative, break the lock-in. Where it depends on a</w:t>
-      </w:r>
-      <w:r>
-        <w:t xml:space="preserve"> </w:t>
-      </w:r>
-      <w:r>
-        <w:t xml:space="preserve">necessary mediator, exit is closed and the move is toward voice: organize with other dependent firms, pool</w:t>
-      </w:r>
-      <w:r>
-        <w:t xml:space="preserve"> </w:t>
-      </w:r>
-      <w:r>
-        <w:t xml:space="preserve">data, demand contestable systems, seek a standing channel of governance. Treating a necessary mediator as</w:t>
+        <w:t xml:space="preserve">compliance secures a digital position and does not acquire standing over the algorithmic determinations</w:t>
+      </w:r>
+      <w:r>
+        <w:t xml:space="preserve"> </w:t>
+      </w:r>
+      <w:r>
+        <w:t xml:space="preserve">that set its market outcomes. The exposure is an algorithmacy gap, and the diagnostic gives managers a</w:t>
+      </w:r>
+      <w:r>
+        <w:t xml:space="preserve"> </w:t>
+      </w:r>
+      <w:r>
+        <w:t xml:space="preserve">decision procedure for it. Where the firm depends on a contingent mediator, the move is toward exit:</w:t>
+      </w:r>
+      <w:r>
+        <w:t xml:space="preserve"> </w:t>
+      </w:r>
+      <w:r>
+        <w:t xml:space="preserve">support interoperability, build or back an alternative, break the lock-in. Where it depends on a necessary</w:t>
+      </w:r>
+      <w:r>
+        <w:t xml:space="preserve"> </w:t>
+      </w:r>
+      <w:r>
+        <w:t xml:space="preserve">mediator, exit is closed and the move is toward voice: organize with other dependent firms, pool data,</w:t>
+      </w:r>
+      <w:r>
+        <w:t xml:space="preserve"> </w:t>
+      </w:r>
+      <w:r>
+        <w:t xml:space="preserve">demand contestable systems, seek a standing channel of governance. Treating a necessary mediator as</w:t>
       </w:r>
       <w:r>
         <w:t xml:space="preserve"> </w:t>
@@ -5163,15 +5121,21 @@
         <w:pStyle w:val="FirstParagraph"/>
       </w:pPr>
       <w:r>
-        <w:t xml:space="preserve">The empirical program begins with measurement. Four directions follow, in rough order of dependence.</w:t>
-      </w:r>
-    </w:p>
-    <w:p>
-      <w:pPr>
-        <w:pStyle w:val="BodyText"/>
-      </w:pPr>
-      <w:r>
-        <w:t xml:space="preserve">The first is a validated instrument for algorithmacy. Its three dimensions point to a multidimensional</w:t>
+        <w:t xml:space="preserve">The two sovereignties do not track each other; whether a firm is high on one and low on the other is now a</w:t>
+      </w:r>
+      <w:r>
+        <w:t xml:space="preserve"> </w:t>
+      </w:r>
+      <w:r>
+        <w:t xml:space="preserve">measurement question. Four directions follow, in rough order of dependence.</w:t>
+      </w:r>
+    </w:p>
+    <w:p>
+      <w:pPr>
+        <w:pStyle w:val="BodyText"/>
+      </w:pPr>
+      <w:r>
+        <w:t xml:space="preserve">The first is a validated instrument for algorithmacy, whose three dimensions point to a multidimensional</w:t>
       </w:r>
       <w:r>
         <w:t xml:space="preserve"> </w:t>
@@ -5227,7 +5191,7 @@
         <w:pStyle w:val="BodyText"/>
       </w:pPr>
       <w:r>
-        <w:t xml:space="preserve">The second is a validated instrument for coordinative sovereignty. Its standing dimensions — freedom from</w:t>
+        <w:t xml:space="preserve">The second is a validated instrument for coordinative sovereignty, whose standing dimensions — freedom from</w:t>
       </w:r>
       <w:r>
         <w:t xml:space="preserve"> </w:t>
@@ -5269,39 +5233,39 @@
         <w:t xml:space="preserve"> </w:t>
       </w:r>
       <w:r>
-        <w:t xml:space="preserve">standing withheld by switching costs alone. Republican theory offers a usable test item</w:t>
-      </w:r>
-      <w:r>
-        <w:t xml:space="preserve"> </w:t>
-      </w:r>
-      <w:r>
-        <w:t xml:space="preserve">in the form of the question whether an actor can look the mediator in the eye and speak plainly, without</w:t>
-      </w:r>
-      <w:r>
-        <w:t xml:space="preserve"> </w:t>
-      </w:r>
-      <w:r>
-        <w:t xml:space="preserve">needing to ingratiate or to avoid provoking a power that could retaliate. Because the construct has both an</w:t>
-      </w:r>
-      <w:r>
-        <w:t xml:space="preserve"> </w:t>
-      </w:r>
-      <w:r>
-        <w:t xml:space="preserve">individual and an organizational bearer, the instrument needs a form at each level, and their</w:t>
-      </w:r>
-      <w:r>
-        <w:t xml:space="preserve"> </w:t>
-      </w:r>
-      <w:r>
-        <w:t xml:space="preserve">correspondence is itself a question.</w:t>
-      </w:r>
-    </w:p>
-    <w:p>
-      <w:pPr>
-        <w:pStyle w:val="BodyText"/>
-      </w:pPr>
-      <w:r>
-        <w:t xml:space="preserve">The third is the two-step design the diagnostic affords. Because the necessary/contingent distinction can</w:t>
+        <w:t xml:space="preserve">standing withheld by switching costs alone. Republican theory offers a usable test item in the form of the</w:t>
+      </w:r>
+      <w:r>
+        <w:t xml:space="preserve"> </w:t>
+      </w:r>
+      <w:r>
+        <w:t xml:space="preserve">question whether an actor can look the mediator in the eye and speak plainly, without needing to ingratiate</w:t>
+      </w:r>
+      <w:r>
+        <w:t xml:space="preserve"> </w:t>
+      </w:r>
+      <w:r>
+        <w:t xml:space="preserve">or to avoid provoking a power that could retaliate. Because the construct has both an individual and an</w:t>
+      </w:r>
+      <w:r>
+        <w:t xml:space="preserve"> </w:t>
+      </w:r>
+      <w:r>
+        <w:t xml:space="preserve">organizational bearer, the instrument needs a form at each level, and their correspondence is itself a</w:t>
+      </w:r>
+      <w:r>
+        <w:t xml:space="preserve"> </w:t>
+      </w:r>
+      <w:r>
+        <w:t xml:space="preserve">question.</w:t>
+      </w:r>
+    </w:p>
+    <w:p>
+      <w:pPr>
+        <w:pStyle w:val="BodyText"/>
+      </w:pPr>
+      <w:r>
+        <w:t xml:space="preserve">The third is the two-step design the diagnostic affords: because the necessary/contingent distinction can</w:t>
       </w:r>
       <w:r>
         <w:t xml:space="preserve"> </w:t>
@@ -5339,31 +5303,31 @@
         <w:pStyle w:val="BodyText"/>
       </w:pPr>
       <w:r>
-        <w:t xml:space="preserve">The fourth is the correspondence between reported and afforded standing. Coordinative sovereignty can be</w:t>
-      </w:r>
-      <w:r>
-        <w:t xml:space="preserve"> </w:t>
-      </w:r>
-      <w:r>
-        <w:t xml:space="preserve">operationalized twice: as a survey of the standing an actor reports, and as a structural property of a</w:t>
-      </w:r>
-      <w:r>
-        <w:t xml:space="preserve"> </w:t>
-      </w:r>
-      <w:r>
-        <w:t xml:space="preserve">formal model of the actor’s coordination, developed in the companion paper (Author, 2026). Whether actors</w:t>
-      </w:r>
-      <w:r>
-        <w:t xml:space="preserve"> </w:t>
-      </w:r>
-      <w:r>
-        <w:t xml:space="preserve">who report high coordinative sovereignty are those a model would place as pivotal is a construct-validity</w:t>
-      </w:r>
-      <w:r>
-        <w:t xml:space="preserve"> </w:t>
-      </w:r>
-      <w:r>
-        <w:t xml:space="preserve">test a self-report alone cannot supply.</w:t>
+        <w:t xml:space="preserve">The fourth is the correspondence between reported and afforded standing, operationalized twice: as a survey</w:t>
+      </w:r>
+      <w:r>
+        <w:t xml:space="preserve"> </w:t>
+      </w:r>
+      <w:r>
+        <w:t xml:space="preserve">of the standing an actor reports, and as a structural property of a formal model of the actor’s</w:t>
+      </w:r>
+      <w:r>
+        <w:t xml:space="preserve"> </w:t>
+      </w:r>
+      <w:r>
+        <w:t xml:space="preserve">coordination, developed in the companion paper (Author, 2026). Whether actors who report high coordinative</w:t>
+      </w:r>
+      <w:r>
+        <w:t xml:space="preserve"> </w:t>
+      </w:r>
+      <w:r>
+        <w:t xml:space="preserve">sovereignty are those a model would place as pivotal is a construct-validity test a self-report alone</w:t>
+      </w:r>
+      <w:r>
+        <w:t xml:space="preserve"> </w:t>
+      </w:r>
+      <w:r>
+        <w:t xml:space="preserve">cannot supply.</w:t>
       </w:r>
     </w:p>
     <w:p>
@@ -5485,25 +5449,25 @@
         <w:t xml:space="preserve"> </w:t>
       </w:r>
       <w:r>
-        <w:t xml:space="preserve">system that interprets it and commits its outcomes. The competence equal to that medium is algorithmacy,</w:t>
-      </w:r>
-      <w:r>
-        <w:t xml:space="preserve"> </w:t>
-      </w:r>
-      <w:r>
-        <w:t xml:space="preserve">and the standing it makes possible is coordinative sovereignty: effective voice within a necessary</w:t>
-      </w:r>
-      <w:r>
-        <w:t xml:space="preserve"> </w:t>
-      </w:r>
-      <w:r>
-        <w:t xml:space="preserve">mediation, an arrangement the open tie does not dissolve, carried far enough to be a share in how that</w:t>
-      </w:r>
-      <w:r>
-        <w:t xml:space="preserve"> </w:t>
-      </w:r>
-      <w:r>
-        <w:t xml:space="preserve">coordination is governed.</w:t>
+        <w:t xml:space="preserve">system that interprets it and commits its outcomes. The competence equal to that medium is algorithmacy.</w:t>
+      </w:r>
+      <w:r>
+        <w:t xml:space="preserve"> </w:t>
+      </w:r>
+      <w:r>
+        <w:t xml:space="preserve">Where a mediator still binds after the parties can reach each other, the standing that competence can make</w:t>
+      </w:r>
+      <w:r>
+        <w:t xml:space="preserve"> </w:t>
+      </w:r>
+      <w:r>
+        <w:t xml:space="preserve">effective is coordinative sovereignty: voice within that mediation, carried far enough to be a share in how</w:t>
+      </w:r>
+      <w:r>
+        <w:t xml:space="preserve"> </w:t>
+      </w:r>
+      <w:r>
+        <w:t xml:space="preserve">the coordination is governed.</w:t>
       </w:r>
     </w:p>
     <w:p>

--- a/submissions/coordinative_sovereignty/chapter/Full Paper - Alg & Sov.docx
+++ b/submissions/coordinative_sovereignty/chapter/Full Paper - Alg & Sov.docx
@@ -25,61 +25,61 @@
         <w:pStyle w:val="FirstParagraph"/>
       </w:pPr>
       <w:r>
-        <w:t xml:space="preserve">A firm can comply with every instrument of Europe’s digital regulation, take the disclosures and complaint</w:t>
-      </w:r>
-      <w:r>
-        <w:t xml:space="preserve"> </w:t>
-      </w:r>
-      <w:r>
-        <w:t xml:space="preserve">channels it supplies, and still lack standing over the determinations that set its market position.</w:t>
-      </w:r>
-      <w:r>
-        <w:t xml:space="preserve"> </w:t>
-      </w:r>
-      <w:r>
-        <w:t xml:space="preserve">Sovereignty has always required a competence equal to the medium through which power runs: speech in oral</w:t>
-      </w:r>
-      <w:r>
-        <w:t xml:space="preserve"> </w:t>
-      </w:r>
-      <w:r>
-        <w:t xml:space="preserve">orders, writing in the literate state, a literacy of code and data in the digital one. Platform</w:t>
-      </w:r>
-      <w:r>
-        <w:t xml:space="preserve"> </w:t>
-      </w:r>
-      <w:r>
-        <w:t xml:space="preserve">coordination runs through an algorithmic third party that reads both and commits outcomes neither controls,</w:t>
-      </w:r>
-      <w:r>
-        <w:t xml:space="preserve"> </w:t>
-      </w:r>
-      <w:r>
-        <w:t xml:space="preserve">which no prior competence reaches. Governing it takes algorithmacy, those capacities indexed to the triad,</w:t>
-      </w:r>
-      <w:r>
-        <w:t xml:space="preserve"> </w:t>
-      </w:r>
-      <w:r>
-        <w:t xml:space="preserve">and a different sovereignty. Coordinative sovereignty is the standing to shape one’s terms of mediation, to</w:t>
-      </w:r>
-      <w:r>
-        <w:t xml:space="preserve"> </w:t>
-      </w:r>
-      <w:r>
-        <w:t xml:space="preserve">contest the mediator’s arbitrary power, and to share in governing what the open tie does not dissolve. A</w:t>
-      </w:r>
-      <w:r>
-        <w:t xml:space="preserve"> </w:t>
-      </w:r>
-      <w:r>
-        <w:t xml:space="preserve">counterfactual sorts mediators an actor can leave from those it can only govern, and names the</w:t>
-      </w:r>
-      <w:r>
-        <w:t xml:space="preserve"> </w:t>
-      </w:r>
-      <w:r>
-        <w:t xml:space="preserve">institutional class available.</w:t>
+        <w:t xml:space="preserve">Although a firm can comply with every instrument of Europe’s digital regulation and take the disclosures</w:t>
+      </w:r>
+      <w:r>
+        <w:t xml:space="preserve"> </w:t>
+      </w:r>
+      <w:r>
+        <w:t xml:space="preserve">and complaint channels it supplies, it can still lack standing over the determinations that set its market</w:t>
+      </w:r>
+      <w:r>
+        <w:t xml:space="preserve"> </w:t>
+      </w:r>
+      <w:r>
+        <w:t xml:space="preserve">position. Sovereignty has always required a competence equal to the medium through which power runs —</w:t>
+      </w:r>
+      <w:r>
+        <w:t xml:space="preserve"> </w:t>
+      </w:r>
+      <w:r>
+        <w:t xml:space="preserve">speech in oral orders, writing in the literate state, a literacy of code and data in the digital one — yet</w:t>
+      </w:r>
+      <w:r>
+        <w:t xml:space="preserve"> </w:t>
+      </w:r>
+      <w:r>
+        <w:t xml:space="preserve">platform coordination runs through an algorithmic third party that reads both and commits outcomes neither</w:t>
+      </w:r>
+      <w:r>
+        <w:t xml:space="preserve"> </w:t>
+      </w:r>
+      <w:r>
+        <w:t xml:space="preserve">controls, which no prior competence reaches. Governing that coordination takes algorithmacy, those</w:t>
+      </w:r>
+      <w:r>
+        <w:t xml:space="preserve"> </w:t>
+      </w:r>
+      <w:r>
+        <w:t xml:space="preserve">capacities indexed to the triad, and a different sovereignty: coordinative sovereignty, the standing to</w:t>
+      </w:r>
+      <w:r>
+        <w:t xml:space="preserve"> </w:t>
+      </w:r>
+      <w:r>
+        <w:t xml:space="preserve">shape one’s terms of mediation, to contest the mediator’s arbitrary power, and to share in governing what</w:t>
+      </w:r>
+      <w:r>
+        <w:t xml:space="preserve"> </w:t>
+      </w:r>
+      <w:r>
+        <w:t xml:space="preserve">the open tie does not dissolve. A counterfactual then sorts mediators an actor can leave from those it can</w:t>
+      </w:r>
+      <w:r>
+        <w:t xml:space="preserve"> </w:t>
+      </w:r>
+      <w:r>
+        <w:t xml:space="preserve">only govern, and names the institutional class available.</w:t>
       </w:r>
     </w:p>
     <w:p>
@@ -121,7 +121,7 @@
         <w:pStyle w:val="FirstParagraph"/>
       </w:pPr>
       <w:r>
-        <w:t xml:space="preserve">Europe has spent a decade building the most ambitious digital regulation in the world. The General Data</w:t>
+        <w:t xml:space="preserve">Europe has spent a decade building the most ambitious digital regulation in the world — the General Data</w:t>
       </w:r>
       <w:r>
         <w:t xml:space="preserve"> </w:t>
@@ -139,27 +139,27 @@
         <w:t xml:space="preserve"> </w:t>
       </w:r>
       <w:r>
-        <w:t xml:space="preserve">and the NIS2 Directive mandates cybersecurity governance. Together these instruments give European actors a</w:t>
-      </w:r>
-      <w:r>
-        <w:t xml:space="preserve"> </w:t>
-      </w:r>
-      <w:r>
-        <w:t xml:space="preserve">degree of control over data, infrastructure, and code that no other jurisdiction matches (Bradford, 2023;</w:t>
-      </w:r>
-      <w:r>
-        <w:t xml:space="preserve"> </w:t>
-      </w:r>
-      <w:r>
-        <w:t xml:space="preserve">Floridi, 2020; Fratini et al., 2024).</w:t>
-      </w:r>
-    </w:p>
-    <w:p>
-      <w:pPr>
-        <w:pStyle w:val="BodyText"/>
-      </w:pPr>
-      <w:r>
-        <w:t xml:space="preserve">Yet a firm can satisfy every one of these requirements and remain strategically helpless. An independent</w:t>
+        <w:t xml:space="preserve">and the NIS2 Directive mandates cybersecurity governance — and together these instruments give European</w:t>
+      </w:r>
+      <w:r>
+        <w:t xml:space="preserve"> </w:t>
+      </w:r>
+      <w:r>
+        <w:t xml:space="preserve">actors a degree of control over data, infrastructure, and code that no other jurisdiction matches</w:t>
+      </w:r>
+      <w:r>
+        <w:t xml:space="preserve"> </w:t>
+      </w:r>
+      <w:r>
+        <w:t xml:space="preserve">(Bradford, 2023; Floridi, 2020; Fratini et al., 2024).</w:t>
+      </w:r>
+    </w:p>
+    <w:p>
+      <w:pPr>
+        <w:pStyle w:val="BodyText"/>
+      </w:pPr>
+      <w:r>
+        <w:t xml:space="preserve">Yet a firm can satisfy every one of these requirements and remain strategically helpless: an independent</w:t>
       </w:r>
       <w:r>
         <w:t xml:space="preserve"> </w:t>
@@ -171,25 +171,25 @@
         <w:t xml:space="preserve"> </w:t>
       </w:r>
       <w:r>
-        <w:t xml:space="preserve">customers, on an application store’s ranking and review decisions. It can read the store’s published</w:t>
-      </w:r>
-      <w:r>
-        <w:t xml:space="preserve"> </w:t>
-      </w:r>
-      <w:r>
-        <w:t xml:space="preserve">ranking parameters and file a complaint about an outcome, and it can neither predict those decisions nor</w:t>
-      </w:r>
-      <w:r>
-        <w:t xml:space="preserve"> </w:t>
-      </w:r>
-      <w:r>
-        <w:t xml:space="preserve">govern them. Disclosure duties and complaint channels now reach parts of that layer, as section 3.2 takes</w:t>
-      </w:r>
-      <w:r>
-        <w:t xml:space="preserve"> </w:t>
-      </w:r>
-      <w:r>
-        <w:t xml:space="preserve">them up, and they still leave the merchant whose listings disappear, and the creator whose audience</w:t>
+        <w:t xml:space="preserve">customers, on an application store’s ranking and review decisions, and although it can read the store’s</w:t>
+      </w:r>
+      <w:r>
+        <w:t xml:space="preserve"> </w:t>
+      </w:r>
+      <w:r>
+        <w:t xml:space="preserve">published ranking parameters and file a complaint about an outcome, it can neither predict those decisions</w:t>
+      </w:r>
+      <w:r>
+        <w:t xml:space="preserve"> </w:t>
+      </w:r>
+      <w:r>
+        <w:t xml:space="preserve">nor govern them. Disclosure duties and complaint channels now reach parts of that layer, as section 3.2</w:t>
+      </w:r>
+      <w:r>
+        <w:t xml:space="preserve"> </w:t>
+      </w:r>
+      <w:r>
+        <w:t xml:space="preserve">takes them up, and they still leave the merchant whose listings disappear, and the creator whose audience</w:t>
       </w:r>
       <w:r>
         <w:t xml:space="preserve"> </w:t>
@@ -201,19 +201,19 @@
         <w:t xml:space="preserve"> </w:t>
       </w:r>
       <w:r>
-        <w:t xml:space="preserve">the outcome. Compliance governs how these actors handle data, while their market positions are decided</w:t>
-      </w:r>
-      <w:r>
-        <w:t xml:space="preserve"> </w:t>
-      </w:r>
-      <w:r>
-        <w:t xml:space="preserve">somewhere else, inside the algorithmic systems through which the platform chooses what to surface and what</w:t>
-      </w:r>
-      <w:r>
-        <w:t xml:space="preserve"> </w:t>
-      </w:r>
-      <w:r>
-        <w:t xml:space="preserve">to bury (Cutolo &amp; Kenney, 2021; Rahman, 2021; Rahman et al., 2024).</w:t>
+        <w:t xml:space="preserve">the outcome. Compliance therefore governs how these actors handle data, while their market positions are</w:t>
+      </w:r>
+      <w:r>
+        <w:t xml:space="preserve"> </w:t>
+      </w:r>
+      <w:r>
+        <w:t xml:space="preserve">decided somewhere else, inside the algorithmic systems through which the platform chooses what to surface</w:t>
+      </w:r>
+      <w:r>
+        <w:t xml:space="preserve"> </w:t>
+      </w:r>
+      <w:r>
+        <w:t xml:space="preserve">and what to bury (Cutolo &amp; Kenney, 2021; Rahman, 2021; Rahman et al., 2024).</w:t>
       </w:r>
     </w:p>
     <w:p>
@@ -233,25 +233,25 @@
         <w:t xml:space="preserve"> </w:t>
       </w:r>
       <w:r>
-        <w:t xml:space="preserve">arrived together. Habermas (1962/1989) traced the pairing for the literate state: private persons reasoning</w:t>
-      </w:r>
-      <w:r>
-        <w:t xml:space="preserve"> </w:t>
-      </w:r>
-      <w:r>
-        <w:t xml:space="preserve">together in print constituted a sphere in which public power could be called to answer, and the reasoning</w:t>
-      </w:r>
-      <w:r>
-        <w:t xml:space="preserve"> </w:t>
-      </w:r>
-      <w:r>
-        <w:t xml:space="preserve">was a practiced skill before it was a political fact. Digital sovereignty extends that logic to new</w:t>
-      </w:r>
-      <w:r>
-        <w:t xml:space="preserve"> </w:t>
-      </w:r>
-      <w:r>
-        <w:t xml:space="preserve">objects, giving states, firms, and communities the means to inspect and control their data, their</w:t>
+        <w:t xml:space="preserve">arrived together. Habermas (1962/1989) traced the pairing for the literate state, where private persons</w:t>
+      </w:r>
+      <w:r>
+        <w:t xml:space="preserve"> </w:t>
+      </w:r>
+      <w:r>
+        <w:t xml:space="preserve">reasoning together in print constituted a sphere in which public power could be called to answer, and the</w:t>
+      </w:r>
+      <w:r>
+        <w:t xml:space="preserve"> </w:t>
+      </w:r>
+      <w:r>
+        <w:t xml:space="preserve">reasoning was a practiced skill before it was a political fact; digital sovereignty extends that logic to</w:t>
+      </w:r>
+      <w:r>
+        <w:t xml:space="preserve"> </w:t>
+      </w:r>
+      <w:r>
+        <w:t xml:space="preserve">new objects, giving states, firms, and communities the means to inspect and control their data, their</w:t>
       </w:r>
       <w:r>
         <w:t xml:space="preserve"> </w:t>
@@ -265,19 +265,19 @@
         <w:pStyle w:val="BodyText"/>
       </w:pPr>
       <w:r>
-        <w:t xml:space="preserve">Platform coordination introduces a relationship the pattern does not cover. A worker, a seller, or a</w:t>
-      </w:r>
-      <w:r>
-        <w:t xml:space="preserve"> </w:t>
-      </w:r>
-      <w:r>
-        <w:t xml:space="preserve">creator does not stand on one side of a medium and read it. Each is coordinating with a counterpart it will</w:t>
-      </w:r>
-      <w:r>
-        <w:t xml:space="preserve"> </w:t>
-      </w:r>
-      <w:r>
-        <w:t xml:space="preserve">never meet, through a system that reads them both at once and commits determinations neither of them</w:t>
+        <w:t xml:space="preserve">Platform coordination introduces a relationship the pattern does not cover, because a worker, a seller, or</w:t>
+      </w:r>
+      <w:r>
+        <w:t xml:space="preserve"> </w:t>
+      </w:r>
+      <w:r>
+        <w:t xml:space="preserve">a creator does not stand on one side of a medium and read it: each is coordinating with a counterpart it</w:t>
+      </w:r>
+      <w:r>
+        <w:t xml:space="preserve"> </w:t>
+      </w:r>
+      <w:r>
+        <w:t xml:space="preserve">will never meet, through a system that reads them both at once and commits determinations neither of them</w:t>
       </w:r>
       <w:r>
         <w:t xml:space="preserve"> </w:t>
@@ -301,27 +301,33 @@
         <w:t xml:space="preserve"> </w:t>
       </w:r>
       <w:r>
-        <w:t xml:space="preserve">the mediator still does. Some mediators lose their grip entirely. Others lose nothing. That single</w:t>
-      </w:r>
-      <w:r>
-        <w:t xml:space="preserve"> </w:t>
-      </w:r>
-      <w:r>
-        <w:t xml:space="preserve">difference decides whether an actor’s remaining power is the power to leave or the power to be heard.</w:t>
-      </w:r>
-    </w:p>
-    <w:p>
-      <w:pPr>
-        <w:pStyle w:val="BodyText"/>
-      </w:pPr>
-      <w:r>
-        <w:t xml:space="preserve">Where the mediator cannot be left, demanding independence is worse than futile. It spends the actor’s</w:t>
-      </w:r>
-      <w:r>
-        <w:t xml:space="preserve"> </w:t>
-      </w:r>
-      <w:r>
-        <w:t xml:space="preserve">leverage on a bypass that does not exist, and it redefines freedom as the absence of the coordination</w:t>
+        <w:t xml:space="preserve">the mediator still does: whereas some mediators lose their grip entirely, others lose nothing, and that</w:t>
+      </w:r>
+      <w:r>
+        <w:t xml:space="preserve"> </w:t>
+      </w:r>
+      <w:r>
+        <w:t xml:space="preserve">single difference decides whether an actor’s remaining power is the power to leave or the power to be</w:t>
+      </w:r>
+      <w:r>
+        <w:t xml:space="preserve"> </w:t>
+      </w:r>
+      <w:r>
+        <w:t xml:space="preserve">heard.</w:t>
+      </w:r>
+    </w:p>
+    <w:p>
+      <w:pPr>
+        <w:pStyle w:val="BodyText"/>
+      </w:pPr>
+      <w:r>
+        <w:t xml:space="preserve">Where the mediator cannot be left, demanding independence is worse than futile, because it spends the</w:t>
+      </w:r>
+      <w:r>
+        <w:t xml:space="preserve"> </w:t>
+      </w:r>
+      <w:r>
+        <w:t xml:space="preserve">actor’s leverage on a bypass that does not exist and redefines freedom as the absence of the coordination</w:t>
       </w:r>
       <w:r>
         <w:t xml:space="preserve"> </w:t>
@@ -365,117 +371,117 @@
         <w:pStyle w:val="BodyText"/>
       </w:pPr>
       <w:r>
-        <w:t xml:space="preserve">The alternative is coordinative sovereignty: standing within a necessary mediation, the power to shape the</w:t>
-      </w:r>
-      <w:r>
-        <w:t xml:space="preserve"> </w:t>
-      </w:r>
-      <w:r>
-        <w:t xml:space="preserve">terms on which one is mediated, to contest the mediator’s arbitrary power, and to hold a share in the</w:t>
-      </w:r>
-      <w:r>
-        <w:t xml:space="preserve"> </w:t>
-      </w:r>
-      <w:r>
-        <w:t xml:space="preserve">governance of an arrangement the open tie does not dissolve. Where digital sovereignty asks who controls</w:t>
-      </w:r>
-      <w:r>
-        <w:t xml:space="preserve"> </w:t>
-      </w:r>
-      <w:r>
-        <w:t xml:space="preserve">the infrastructure, coordinative sovereignty asks what autonomy remains for the actor coordinating through</w:t>
-      </w:r>
-      <w:r>
-        <w:t xml:space="preserve"> </w:t>
-      </w:r>
-      <w:r>
-        <w:t xml:space="preserve">it. The two vary independently.</w:t>
-      </w:r>
-    </w:p>
-    <w:p>
-      <w:pPr>
-        <w:pStyle w:val="BodyText"/>
-      </w:pPr>
-      <w:r>
-        <w:t xml:space="preserve">Bodin’s objection arrives with the word. He made sovereignty supreme, perpetual, and indivisible (Bodin,</w:t>
-      </w:r>
-      <w:r>
-        <w:t xml:space="preserve"> </w:t>
-      </w:r>
-      <w:r>
-        <w:t xml:space="preserve">1576/1992), so a standing that is shared, partial, and exercised by complaint can look like a misuse of the</w:t>
-      </w:r>
-      <w:r>
-        <w:t xml:space="preserve"> </w:t>
-      </w:r>
-      <w:r>
-        <w:t xml:space="preserve">term. The democratic tradition dissolved that difficulty long ago, and Habermas (1996) describes popular</w:t>
-      </w:r>
-      <w:r>
-        <w:t xml:space="preserve"> </w:t>
-      </w:r>
-      <w:r>
-        <w:t xml:space="preserve">sovereignty as desubstantialized, no longer seated in a person or an assembly at all:</w:t>
-      </w:r>
-      <w:r>
-        <w:t xml:space="preserve"> </w:t>
-      </w:r>
-      <w:r>
-        <w:t xml:space="preserve">“sovereignty is found</w:t>
-      </w:r>
-      <w:r>
-        <w:t xml:space="preserve"> </w:t>
-      </w:r>
-      <w:r>
-        <w:t xml:space="preserve">in those subjectless forms of communication”</w:t>
-      </w:r>
-      <w:r>
-        <w:t xml:space="preserve"> </w:t>
-      </w:r>
-      <w:r>
-        <w:t xml:space="preserve">(pp. 486–487). The term in that sense names the standing to</w:t>
-      </w:r>
-      <w:r>
-        <w:t xml:space="preserve"> </w:t>
-      </w:r>
-      <w:r>
-        <w:t xml:space="preserve">hold power to account through the medium in which power is exercised, which is what a literate public</w:t>
-      </w:r>
-      <w:r>
-        <w:t xml:space="preserve"> </w:t>
-      </w:r>
-      <w:r>
-        <w:t xml:space="preserve">exercises over a state whose writing it can read. Coordinative sovereignty adds two attributes to it, a</w:t>
-      </w:r>
-      <w:r>
-        <w:t xml:space="preserve"> </w:t>
-      </w:r>
-      <w:r>
-        <w:t xml:space="preserve">necessary mediation and a standing carried by voice, and so narrows the term’s extension. Repetto (2025),</w:t>
-      </w:r>
-      <w:r>
-        <w:t xml:space="preserve"> </w:t>
-      </w:r>
-      <w:r>
-        <w:t xml:space="preserve">reviewing 240 works on digital sovereignty, reaches the same conclusion about the family: accounts that</w:t>
-      </w:r>
-      <w:r>
-        <w:t xml:space="preserve"> </w:t>
-      </w:r>
-      <w:r>
-        <w:t xml:space="preserve">recognize multiple coexisting digital sovereigns</w:t>
-      </w:r>
-      <w:r>
-        <w:t xml:space="preserve"> </w:t>
-      </w:r>
-      <w:r>
-        <w:t xml:space="preserve">“neither stretch the concept of sovereignty nor turn</w:t>
-      </w:r>
-      <w:r>
-        <w:t xml:space="preserve"> </w:t>
-      </w:r>
-      <w:r>
-        <w:t xml:space="preserve">digital sovereignty into something different from sovereignty tout court,”</w:t>
+        <w:t xml:space="preserve">The alternative is coordinative sovereignty, understood as standing within a necessary mediation: the power</w:t>
+      </w:r>
+      <w:r>
+        <w:t xml:space="preserve"> </w:t>
+      </w:r>
+      <w:r>
+        <w:t xml:space="preserve">to shape the terms on which one is mediated, to contest the mediator’s arbitrary power, and to hold a share</w:t>
+      </w:r>
+      <w:r>
+        <w:t xml:space="preserve"> </w:t>
+      </w:r>
+      <w:r>
+        <w:t xml:space="preserve">in the governance of an arrangement the open tie does not dissolve. Whereas digital sovereignty asks who</w:t>
+      </w:r>
+      <w:r>
+        <w:t xml:space="preserve"> </w:t>
+      </w:r>
+      <w:r>
+        <w:t xml:space="preserve">controls the infrastructure, coordinative sovereignty asks what autonomy remains for the actor coordinating</w:t>
+      </w:r>
+      <w:r>
+        <w:t xml:space="preserve"> </w:t>
+      </w:r>
+      <w:r>
+        <w:t xml:space="preserve">through it, and the two vary independently.</w:t>
+      </w:r>
+    </w:p>
+    <w:p>
+      <w:pPr>
+        <w:pStyle w:val="BodyText"/>
+      </w:pPr>
+      <w:r>
+        <w:t xml:space="preserve">Bodin made sovereignty supreme, perpetual, and indivisible (Bodin, 1576/1992), so a standing that is</w:t>
+      </w:r>
+      <w:r>
+        <w:t xml:space="preserve"> </w:t>
+      </w:r>
+      <w:r>
+        <w:t xml:space="preserve">shared, partial, and exercised by complaint can look like a misuse of the term; yet the democratic</w:t>
+      </w:r>
+      <w:r>
+        <w:t xml:space="preserve"> </w:t>
+      </w:r>
+      <w:r>
+        <w:t xml:space="preserve">tradition dissolved that difficulty long ago, and Habermas (1996) describes popular sovereignty as</w:t>
+      </w:r>
+      <w:r>
+        <w:t xml:space="preserve"> </w:t>
+      </w:r>
+      <w:r>
+        <w:t xml:space="preserve">desubstantialized, no longer seated in a person or an assembly at all:</w:t>
+      </w:r>
+      <w:r>
+        <w:t xml:space="preserve"> </w:t>
+      </w:r>
+      <w:r>
+        <w:t xml:space="preserve">“sovereignty is found in those</w:t>
+      </w:r>
+      <w:r>
+        <w:t xml:space="preserve"> </w:t>
+      </w:r>
+      <w:r>
+        <w:t xml:space="preserve">subjectless forms of communication”</w:t>
+      </w:r>
+      <w:r>
+        <w:t xml:space="preserve"> </w:t>
+      </w:r>
+      <w:r>
+        <w:t xml:space="preserve">(pp. 486–487). The term in that sense names the standing to hold power</w:t>
+      </w:r>
+      <w:r>
+        <w:t xml:space="preserve"> </w:t>
+      </w:r>
+      <w:r>
+        <w:t xml:space="preserve">to account through the medium in which power is exercised, which is what a literate public exercises over a</w:t>
+      </w:r>
+      <w:r>
+        <w:t xml:space="preserve"> </w:t>
+      </w:r>
+      <w:r>
+        <w:t xml:space="preserve">state whose writing it can read. Coordinative sovereignty adds two attributes to it, a necessary mediation</w:t>
+      </w:r>
+      <w:r>
+        <w:t xml:space="preserve"> </w:t>
+      </w:r>
+      <w:r>
+        <w:t xml:space="preserve">and a standing carried by voice, and so narrows the term’s extension. Repetto (2025), reviewing 240 works</w:t>
+      </w:r>
+      <w:r>
+        <w:t xml:space="preserve"> </w:t>
+      </w:r>
+      <w:r>
+        <w:t xml:space="preserve">on digital sovereignty, reaches the same conclusion about the family: accounts that recognize multiple</w:t>
+      </w:r>
+      <w:r>
+        <w:t xml:space="preserve"> </w:t>
+      </w:r>
+      <w:r>
+        <w:t xml:space="preserve">coexisting digital sovereigns</w:t>
+      </w:r>
+      <w:r>
+        <w:t xml:space="preserve"> </w:t>
+      </w:r>
+      <w:r>
+        <w:t xml:space="preserve">“neither stretch the concept of sovereignty nor turn digital sovereignty into</w:t>
+      </w:r>
+      <w:r>
+        <w:t xml:space="preserve"> </w:t>
+      </w:r>
+      <w:r>
+        <w:t xml:space="preserve">something different from sovereignty tout court,”</w:t>
       </w:r>
       <w:r>
         <w:t xml:space="preserve"> </w:t>
@@ -487,25 +493,19 @@
         <w:t xml:space="preserve"> </w:t>
       </w:r>
       <w:r>
-        <w:t xml:space="preserve">“explore ways to innovate</w:t>
-      </w:r>
-      <w:r>
-        <w:t xml:space="preserve"> </w:t>
-      </w:r>
-      <w:r>
-        <w:t xml:space="preserve">the concept of sovereignty as a whole”</w:t>
-      </w:r>
-      <w:r>
-        <w:t xml:space="preserve"> </w:t>
-      </w:r>
-      <w:r>
-        <w:t xml:space="preserve">(Abstract). What those accounts leave open is who holds the</w:t>
-      </w:r>
-      <w:r>
-        <w:t xml:space="preserve"> </w:t>
-      </w:r>
-      <w:r>
-        <w:t xml:space="preserve">competence the standing requires.</w:t>
+        <w:t xml:space="preserve">“explore ways to innovate the concept of sovereignty</w:t>
+      </w:r>
+      <w:r>
+        <w:t xml:space="preserve"> </w:t>
+      </w:r>
+      <w:r>
+        <w:t xml:space="preserve">as a whole”</w:t>
+      </w:r>
+      <w:r>
+        <w:t xml:space="preserve"> </w:t>
+      </w:r>
+      <w:r>
+        <w:t xml:space="preserve">(Abstract). What those accounts leave open is who holds the competence the standing requires.</w:t>
       </w:r>
     </w:p>
     <w:bookmarkEnd w:id="10"/>
@@ -523,25 +523,23 @@
         <w:pStyle w:val="FirstParagraph"/>
       </w:pPr>
       <w:r>
-        <w:t xml:space="preserve">A competence that everyone has governs an authority everyone can contest; a competence held by a few</w:t>
-      </w:r>
-      <w:r>
-        <w:t xml:space="preserve"> </w:t>
-      </w:r>
-      <w:r>
-        <w:t xml:space="preserve">governs an authority the rest merely endure. Under a mediation an actor cannot leave, that distribution</w:t>
-      </w:r>
-      <w:r>
-        <w:t xml:space="preserve"> </w:t>
-      </w:r>
-      <w:r>
-        <w:t xml:space="preserve">decides everything, because an actor who cannot leave and cannot contest has nothing left.</w:t>
-      </w:r>
-    </w:p>
-    <w:p>
-      <w:pPr>
-        <w:pStyle w:val="BodyText"/>
-      </w:pPr>
+        <w:t xml:space="preserve">A competence that everyone has governs an authority everyone can contest, whereas a competence held by a</w:t>
+      </w:r>
+      <w:r>
+        <w:t xml:space="preserve"> </w:t>
+      </w:r>
+      <w:r>
+        <w:t xml:space="preserve">few governs an authority the rest merely endure, and under a mediation an actor cannot leave that</w:t>
+      </w:r>
+      <w:r>
+        <w:t xml:space="preserve"> </w:t>
+      </w:r>
+      <w:r>
+        <w:t xml:space="preserve">distribution decides everything, because an actor who cannot leave and cannot contest has nothing left.</w:t>
+      </w:r>
+      <w:r>
+        <w:t xml:space="preserve"> </w:t>
+      </w:r>
       <w:r>
         <w:t xml:space="preserve">Each of the three eras below shows the same two-part structure: a medium through which authority runs, and</w:t>
       </w:r>
@@ -566,7 +564,7 @@
         <w:pStyle w:val="FirstParagraph"/>
       </w:pPr>
       <w:r>
-        <w:t xml:space="preserve">Before writing, speech and memory carried authority: law was what the elders could recite. An oath bound</w:t>
+        <w:t xml:space="preserve">Before writing, speech and memory carried authority: law was what the elders could recite, an oath bound</w:t>
       </w:r>
       <w:r>
         <w:t xml:space="preserve"> </w:t>
@@ -578,61 +576,61 @@
         <w:t xml:space="preserve"> </w:t>
       </w:r>
       <w:r>
-        <w:t xml:space="preserve">repeat it. Custom held because people could remember and perform it, and legitimacy rested on the capacity</w:t>
-      </w:r>
-      <w:r>
-        <w:t xml:space="preserve"> </w:t>
-      </w:r>
-      <w:r>
-        <w:t xml:space="preserve">to speak and be heard in the right forms. Oracy was the competence that let a member of such an order</w:t>
-      </w:r>
-      <w:r>
-        <w:t xml:space="preserve"> </w:t>
-      </w:r>
-      <w:r>
-        <w:t xml:space="preserve">participate in its authority: give testimony, hold others to their word, carry the customary rules that</w:t>
-      </w:r>
-      <w:r>
-        <w:t xml:space="preserve"> </w:t>
-      </w:r>
-      <w:r>
-        <w:t xml:space="preserve">constituted the group (Goody, 1977; Ong, 1982). Everyone in such an order could speak, and not everyone</w:t>
-      </w:r>
-      <w:r>
-        <w:t xml:space="preserve"> </w:t>
-      </w:r>
-      <w:r>
-        <w:t xml:space="preserve">could speak in the forms that bound. Who might address the assembly, swear an oath the community would</w:t>
-      </w:r>
-      <w:r>
-        <w:t xml:space="preserve"> </w:t>
-      </w:r>
-      <w:r>
-        <w:t xml:space="preserve">enforce, or recite the law as law was restricted by age, sex, birth, and office. The competence was general</w:t>
-      </w:r>
-      <w:r>
-        <w:t xml:space="preserve"> </w:t>
-      </w:r>
-      <w:r>
-        <w:t xml:space="preserve">and the authorized exercise of it was not, which is the difference that decided who could hold power to</w:t>
-      </w:r>
-      <w:r>
-        <w:t xml:space="preserve"> </w:t>
-      </w:r>
-      <w:r>
-        <w:t xml:space="preserve">account. Within its range that sovereignty was real; beyond its range it stopped. An oral order could not</w:t>
-      </w:r>
-      <w:r>
-        <w:t xml:space="preserve"> </w:t>
-      </w:r>
-      <w:r>
-        <w:t xml:space="preserve">fix its law in a text, check today’s ruling against last year’s, or transmit a rule past the reach of</w:t>
-      </w:r>
-      <w:r>
-        <w:t xml:space="preserve"> </w:t>
-      </w:r>
-      <w:r>
-        <w:t xml:space="preserve">living memory.</w:t>
+        <w:t xml:space="preserve">repeat it, while custom held because people could remember and perform it and legitimacy rested on the</w:t>
+      </w:r>
+      <w:r>
+        <w:t xml:space="preserve"> </w:t>
+      </w:r>
+      <w:r>
+        <w:t xml:space="preserve">capacity to speak and be heard in the right forms. Oracy, as Goody (1977) and Ong (1982) describe it, was</w:t>
+      </w:r>
+      <w:r>
+        <w:t xml:space="preserve"> </w:t>
+      </w:r>
+      <w:r>
+        <w:t xml:space="preserve">the competence that let a member of such an order participate in its authority — give testimony, hold</w:t>
+      </w:r>
+      <w:r>
+        <w:t xml:space="preserve"> </w:t>
+      </w:r>
+      <w:r>
+        <w:t xml:space="preserve">others to their word, carry the customary rules that constituted the group. Everyone in such an order could</w:t>
+      </w:r>
+      <w:r>
+        <w:t xml:space="preserve"> </w:t>
+      </w:r>
+      <w:r>
+        <w:t xml:space="preserve">speak, yet not everyone could speak in the forms that bound: who might address the assembly, swear an oath</w:t>
+      </w:r>
+      <w:r>
+        <w:t xml:space="preserve"> </w:t>
+      </w:r>
+      <w:r>
+        <w:t xml:space="preserve">the community would enforce, or recite the law as law was restricted by age, sex, birth, and office, so</w:t>
+      </w:r>
+      <w:r>
+        <w:t xml:space="preserve"> </w:t>
+      </w:r>
+      <w:r>
+        <w:t xml:space="preserve">the competence was general and the authorized exercise of it was not, which is the difference that decided</w:t>
+      </w:r>
+      <w:r>
+        <w:t xml:space="preserve"> </w:t>
+      </w:r>
+      <w:r>
+        <w:t xml:space="preserve">who could hold power to account. Within its range that sovereignty was real; beyond its range it stopped,</w:t>
+      </w:r>
+      <w:r>
+        <w:t xml:space="preserve"> </w:t>
+      </w:r>
+      <w:r>
+        <w:t xml:space="preserve">and an oral order could not fix its law in a text, check today’s ruling against last year’s, or transmit a</w:t>
+      </w:r>
+      <w:r>
+        <w:t xml:space="preserve"> </w:t>
+      </w:r>
+      <w:r>
+        <w:t xml:space="preserve">rule past the reach of living memory.</w:t>
       </w:r>
     </w:p>
     <w:bookmarkEnd w:id="11"/>
@@ -656,25 +654,25 @@
         <w:t xml:space="preserve"> </w:t>
       </w:r>
       <w:r>
-        <w:t xml:space="preserve">be laid beside another writing and compared. These three properties, persistence, portability, and</w:t>
-      </w:r>
-      <w:r>
-        <w:t xml:space="preserve"> </w:t>
-      </w:r>
-      <w:r>
-        <w:t xml:space="preserve">comparability, made a new scale of coordination possible, and with it a new kind of political authority.</w:t>
-      </w:r>
-      <w:r>
-        <w:t xml:space="preserve"> </w:t>
-      </w:r>
-      <w:r>
-        <w:t xml:space="preserve">The modern state is a creature of the archive, the census, and the code of law, and it sees and governs</w:t>
-      </w:r>
-      <w:r>
-        <w:t xml:space="preserve"> </w:t>
-      </w:r>
-      <w:r>
-        <w:t xml:space="preserve">through writing (Scott, 1998).</w:t>
+        <w:t xml:space="preserve">be laid beside another writing and compared, and these three properties — persistence, portability, and</w:t>
+      </w:r>
+      <w:r>
+        <w:t xml:space="preserve"> </w:t>
+      </w:r>
+      <w:r>
+        <w:t xml:space="preserve">comparability — made a new scale of coordination possible, and with it a new kind of political authority.</w:t>
+      </w:r>
+      <w:r>
+        <w:t xml:space="preserve"> </w:t>
+      </w:r>
+      <w:r>
+        <w:t xml:space="preserve">Scott (1998) shows the modern state as a creature of the archive, the census, and the code of law, seeing</w:t>
+      </w:r>
+      <w:r>
+        <w:t xml:space="preserve"> </w:t>
+      </w:r>
+      <w:r>
+        <w:t xml:space="preserve">and governing through writing.</w:t>
       </w:r>
     </w:p>
     <w:p>
@@ -720,7 +718,7 @@
         <w:pStyle w:val="BodyText"/>
       </w:pPr>
       <w:r>
-        <w:t xml:space="preserve">Literacy was a clerical monopoly for most of its history. Those who could write governed those who could</w:t>
+        <w:t xml:space="preserve">Literacy was a clerical monopoly for most of its history, so those who could write governed those who could</w:t>
       </w:r>
       <w:r>
         <w:t xml:space="preserve"> </w:t>
@@ -744,7 +742,7 @@
         <w:t xml:space="preserve"> </w:t>
       </w:r>
       <w:r>
-        <w:t xml:space="preserve">printing press and the authority of church and state. A sovereignty and its competence form together, and</w:t>
+        <w:t xml:space="preserve">printing press and the authority of church and state; a sovereignty and its competence form together, and</w:t>
       </w:r>
       <w:r>
         <w:t xml:space="preserve"> </w:t>
@@ -768,55 +766,55 @@
         <w:pStyle w:val="FirstParagraph"/>
       </w:pPr>
       <w:r>
-        <w:t xml:space="preserve">In its regulatory strand, digital sovereignty is the literate competence carried into the digital domain.</w:t>
-      </w:r>
-      <w:r>
-        <w:t xml:space="preserve"> </w:t>
-      </w:r>
-      <w:r>
-        <w:t xml:space="preserve">The term refers to the ability of states, organizations, and communities to exercise control over their</w:t>
-      </w:r>
-      <w:r>
-        <w:t xml:space="preserve"> </w:t>
-      </w:r>
-      <w:r>
-        <w:t xml:space="preserve">digital infrastructures, data, and technologies (Floridi, 2020; Hummel et al., 2021; Pohle &amp; Thiel, 2020).</w:t>
-      </w:r>
-      <w:r>
-        <w:t xml:space="preserve"> </w:t>
-      </w:r>
-      <w:r>
-        <w:t xml:space="preserve">The AI Act classifies systems and imposes documentation and transparency duties, the GDPR establishes</w:t>
-      </w:r>
-      <w:r>
-        <w:t xml:space="preserve"> </w:t>
-      </w:r>
-      <w:r>
-        <w:t xml:space="preserve">data-subject rights exercised through notice, consent, access, and record-keeping, and NIS2 mandates</w:t>
-      </w:r>
-      <w:r>
-        <w:t xml:space="preserve"> </w:t>
-      </w:r>
-      <w:r>
-        <w:t xml:space="preserve">written cybersecurity governance. Each is a mechanism by which an actor with enough legal, technical, and</w:t>
-      </w:r>
-      <w:r>
-        <w:t xml:space="preserve"> </w:t>
-      </w:r>
-      <w:r>
-        <w:t xml:space="preserve">regulatory literacy can inspect a system, compare it against a standard, and hold its operator to account</w:t>
-      </w:r>
-      <w:r>
-        <w:t xml:space="preserve"> </w:t>
-      </w:r>
-      <w:r>
-        <w:t xml:space="preserve">(Fratini et al., 2024; Schmuntzsch et al., 2025). That strand governs by making the digital object legible</w:t>
-      </w:r>
-      <w:r>
-        <w:t xml:space="preserve"> </w:t>
-      </w:r>
-      <w:r>
-        <w:t xml:space="preserve">and by attaching consequences to what the legible object shows. An industrial strand — sovereign cloud,</w:t>
+        <w:t xml:space="preserve">In its regulatory strand, digital sovereignty is the literate competence carried into the digital domain:</w:t>
+      </w:r>
+      <w:r>
+        <w:t xml:space="preserve"> </w:t>
+      </w:r>
+      <w:r>
+        <w:t xml:space="preserve">the ability of states, organizations, and communities to exercise control over their digital</w:t>
+      </w:r>
+      <w:r>
+        <w:t xml:space="preserve"> </w:t>
+      </w:r>
+      <w:r>
+        <w:t xml:space="preserve">infrastructures, data, and technologies (Floridi, 2020; Hummel et al., 2021; Pohle &amp; Thiel, 2020). The AI</w:t>
+      </w:r>
+      <w:r>
+        <w:t xml:space="preserve"> </w:t>
+      </w:r>
+      <w:r>
+        <w:t xml:space="preserve">Act classifies systems and imposes documentation and transparency duties, the GDPR establishes data-subject</w:t>
+      </w:r>
+      <w:r>
+        <w:t xml:space="preserve"> </w:t>
+      </w:r>
+      <w:r>
+        <w:t xml:space="preserve">rights exercised through notice, consent, access, and record-keeping, and NIS2 mandates written</w:t>
+      </w:r>
+      <w:r>
+        <w:t xml:space="preserve"> </w:t>
+      </w:r>
+      <w:r>
+        <w:t xml:space="preserve">cybersecurity governance, each a mechanism by which an actor with enough legal, technical, and regulatory</w:t>
+      </w:r>
+      <w:r>
+        <w:t xml:space="preserve"> </w:t>
+      </w:r>
+      <w:r>
+        <w:t xml:space="preserve">literacy can inspect a system, compare it against a standard, and hold its operator to account (Fratini et</w:t>
+      </w:r>
+      <w:r>
+        <w:t xml:space="preserve"> </w:t>
+      </w:r>
+      <w:r>
+        <w:t xml:space="preserve">al., 2024; Schmuntzsch et al., 2025). That strand governs by making the digital object legible and by</w:t>
+      </w:r>
+      <w:r>
+        <w:t xml:space="preserve"> </w:t>
+      </w:r>
+      <w:r>
+        <w:t xml:space="preserve">attaching consequences to what the legible object shows, whereas an industrial strand — sovereign cloud,</w:t>
       </w:r>
       <w:r>
         <w:t xml:space="preserve"> </w:t>
@@ -842,25 +840,31 @@
         <w:pStyle w:val="BodyText"/>
       </w:pPr>
       <w:r>
-        <w:t xml:space="preserve">Two changes in kind mark the sequence, and only the first is complete. Speech to writing is finished, and a</w:t>
-      </w:r>
-      <w:r>
-        <w:t xml:space="preserve"> </w:t>
-      </w:r>
-      <w:r>
-        <w:t xml:space="preserve">scribe works a different medium from a better speaker. Writing to algorithmic mediation is under way, and</w:t>
-      </w:r>
-      <w:r>
-        <w:t xml:space="preserve"> </w:t>
-      </w:r>
-      <w:r>
-        <w:t xml:space="preserve">section 4 argues that it is a change of the same order in the regime of coordination. Digital sovereignty</w:t>
-      </w:r>
-      <w:r>
-        <w:t xml:space="preserve"> </w:t>
-      </w:r>
-      <w:r>
-        <w:t xml:space="preserve">sits inside the second era: a compliance officer is a reader, working new registers on new material.</w:t>
+        <w:t xml:space="preserve">Two changes in kind mark the sequence, and only the first is complete: speech to writing is finished, a</w:t>
+      </w:r>
+      <w:r>
+        <w:t xml:space="preserve"> </w:t>
+      </w:r>
+      <w:r>
+        <w:t xml:space="preserve">scribe working a different medium from a better speaker, while writing to algorithmic mediation is under</w:t>
+      </w:r>
+      <w:r>
+        <w:t xml:space="preserve"> </w:t>
+      </w:r>
+      <w:r>
+        <w:t xml:space="preserve">way, and section 4 argues that it is a change of the same order in the regime of coordination. Digital</w:t>
+      </w:r>
+      <w:r>
+        <w:t xml:space="preserve"> </w:t>
+      </w:r>
+      <w:r>
+        <w:t xml:space="preserve">sovereignty sits inside the second era: a compliance officer is a reader, working new registers on new</w:t>
+      </w:r>
+      <w:r>
+        <w:t xml:space="preserve"> </w:t>
+      </w:r>
+      <w:r>
+        <w:t xml:space="preserve">material.</w:t>
       </w:r>
     </w:p>
     <w:p>
@@ -874,7 +878,7 @@
         <w:t xml:space="preserve"> </w:t>
       </w:r>
       <w:r>
-        <w:t xml:space="preserve">a new situation with the competence they already have. Faced with platform coordination, the literate</w:t>
+        <w:t xml:space="preserve">a new situation with the competence they already have, and faced with platform coordination the literate</w:t>
       </w:r>
       <w:r>
         <w:t xml:space="preserve"> </w:t>
@@ -1021,117 +1025,109 @@
         <w:pStyle w:val="BodyText"/>
       </w:pPr>
       <w:r>
-        <w:t xml:space="preserve">Three things have to be kept apart to see what is actually new. The coordination logic — price, authority,</w:t>
-      </w:r>
-      <w:r>
-        <w:t xml:space="preserve"> </w:t>
-      </w:r>
-      <w:r>
-        <w:t xml:space="preserve">trust — is old, and platforms largely run the existing logics in algorithmic form: algorithmic pricing that</w:t>
-      </w:r>
-      <w:r>
-        <w:t xml:space="preserve"> </w:t>
-      </w:r>
-      <w:r>
-        <w:t xml:space="preserve">clears supply and demand, algorithmic command that assigns and deactivates, algorithmic reputation that</w:t>
-      </w:r>
-      <w:r>
-        <w:t xml:space="preserve"> </w:t>
-      </w:r>
-      <w:r>
-        <w:t xml:space="preserve">scores and ranks, interwoven task by task within a single platform (Robinson et al., 2026). The topology is</w:t>
-      </w:r>
-      <w:r>
-        <w:t xml:space="preserve"> </w:t>
-      </w:r>
-      <w:r>
-        <w:t xml:space="preserve">old too: a third party standing between two others who never deal directly has been the broker’s, the</w:t>
-      </w:r>
-      <w:r>
-        <w:t xml:space="preserve"> </w:t>
-      </w:r>
-      <w:r>
-        <w:t xml:space="preserve">dealer’s, and the auctioneer’s position for centuries, the sociological analysis of the triad is itself a</w:t>
-      </w:r>
-      <w:r>
-        <w:t xml:space="preserve"> </w:t>
-      </w:r>
-      <w:r>
-        <w:t xml:space="preserve">century old (Simmel, 1908/1950), and network sociology built a literature on the profits of that position,</w:t>
-      </w:r>
-      <w:r>
-        <w:t xml:space="preserve"> </w:t>
-      </w:r>
-      <w:r>
-        <w:t xml:space="preserve">from the broker who bridges disconnected others (Burt, 2004) to the broker who joins the parties it stands</w:t>
-      </w:r>
-      <w:r>
-        <w:t xml:space="preserve"> </w:t>
-      </w:r>
-      <w:r>
-        <w:t xml:space="preserve">between (Obstfeld, 2005). The platform occupies the mediating position that J. D. Thompson (1967) named a</w:t>
-      </w:r>
-      <w:r>
-        <w:t xml:space="preserve"> </w:t>
-      </w:r>
-      <w:r>
-        <w:t xml:space="preserve">mediating technology, linking parties who would otherwise never transact.</w:t>
-      </w:r>
-    </w:p>
-    <w:p>
-      <w:pPr>
-        <w:pStyle w:val="BodyText"/>
-      </w:pPr>
-      <w:r>
-        <w:t xml:space="preserve">What is new is what the conjunction of features does to governance. The mediator is opaque, in that</w:t>
-      </w:r>
-      <w:r>
-        <w:t xml:space="preserve"> </w:t>
-      </w:r>
-      <w:r>
-        <w:t xml:space="preserve">high-dimensional systems produce its determinations and those determinations resist interpretation; it is</w:t>
-      </w:r>
-      <w:r>
-        <w:t xml:space="preserve"> </w:t>
-      </w:r>
-      <w:r>
-        <w:t xml:space="preserve">adaptive, reconfigured continuously and without notice; and the interest it carries is not the algorithm’s</w:t>
-      </w:r>
-      <w:r>
-        <w:t xml:space="preserve"> </w:t>
-      </w:r>
-      <w:r>
-        <w:t xml:space="preserve">but the firm’s: the owner pursues objectives of its own and retunes the system in their pursuit, so the</w:t>
-      </w:r>
-      <w:r>
-        <w:t xml:space="preserve"> </w:t>
-      </w:r>
-      <w:r>
-        <w:t xml:space="preserve">apparatus that coordinates the parties is set by a party with a stake in the outcome. None of the three is</w:t>
-      </w:r>
-      <w:r>
-        <w:t xml:space="preserve"> </w:t>
-      </w:r>
-      <w:r>
-        <w:t xml:space="preserve">new; together they defeat disclosure as a way of governing. The coordinated actor takes no orders from a</w:t>
-      </w:r>
-      <w:r>
-        <w:t xml:space="preserve"> </w:t>
-      </w:r>
-      <w:r>
-        <w:t xml:space="preserve">manager and signs no negotiated deal. The platform draws it into a system that assigns, ranks, prices, and</w:t>
-      </w:r>
-      <w:r>
-        <w:t xml:space="preserve"> </w:t>
-      </w:r>
-      <w:r>
-        <w:t xml:space="preserve">recommends, whose rules it cannot see and whose objectives it does not share, and the system’s ordinary</w:t>
-      </w:r>
-      <w:r>
-        <w:t xml:space="preserve"> </w:t>
-      </w:r>
-      <w:r>
-        <w:t xml:space="preserve">operation produces its compliance.</w:t>
+        <w:t xml:space="preserve">Whereas the coordination logic — price, authority, trust — is old, and platforms largely run the existing</w:t>
+      </w:r>
+      <w:r>
+        <w:t xml:space="preserve"> </w:t>
+      </w:r>
+      <w:r>
+        <w:t xml:space="preserve">logics in algorithmic form (algorithmic pricing that clears supply and demand, algorithmic command that</w:t>
+      </w:r>
+      <w:r>
+        <w:t xml:space="preserve"> </w:t>
+      </w:r>
+      <w:r>
+        <w:t xml:space="preserve">assigns and deactivates, algorithmic reputation that scores and ranks, interwoven task by task within a</w:t>
+      </w:r>
+      <w:r>
+        <w:t xml:space="preserve"> </w:t>
+      </w:r>
+      <w:r>
+        <w:t xml:space="preserve">single platform; Robinson et al., 2026), the topology is old too: a third party standing between two others</w:t>
+      </w:r>
+      <w:r>
+        <w:t xml:space="preserve"> </w:t>
+      </w:r>
+      <w:r>
+        <w:t xml:space="preserve">who never deal directly has been the broker’s, the dealer’s, and the auctioneer’s position for centuries,</w:t>
+      </w:r>
+      <w:r>
+        <w:t xml:space="preserve"> </w:t>
+      </w:r>
+      <w:r>
+        <w:t xml:space="preserve">the sociological analysis of the triad is itself a century old (Simmel, 1908/1950), and network sociology</w:t>
+      </w:r>
+      <w:r>
+        <w:t xml:space="preserve"> </w:t>
+      </w:r>
+      <w:r>
+        <w:t xml:space="preserve">built a literature on the profits of that position, from the broker who bridges disconnected others (Burt,</w:t>
+      </w:r>
+      <w:r>
+        <w:t xml:space="preserve"> </w:t>
+      </w:r>
+      <w:r>
+        <w:t xml:space="preserve">2004) to the broker who joins the parties it stands between (Obstfeld, 2005). The platform occupies the</w:t>
+      </w:r>
+      <w:r>
+        <w:t xml:space="preserve"> </w:t>
+      </w:r>
+      <w:r>
+        <w:t xml:space="preserve">mediating position that J. D. Thompson (1967) named a mediating technology, linking parties who would</w:t>
+      </w:r>
+      <w:r>
+        <w:t xml:space="preserve"> </w:t>
+      </w:r>
+      <w:r>
+        <w:t xml:space="preserve">otherwise never transact. What is new is what the conjunction of features does to governance: the mediator</w:t>
+      </w:r>
+      <w:r>
+        <w:t xml:space="preserve"> </w:t>
+      </w:r>
+      <w:r>
+        <w:t xml:space="preserve">is opaque, in that high-dimensional systems produce its determinations and those determinations resist</w:t>
+      </w:r>
+      <w:r>
+        <w:t xml:space="preserve"> </w:t>
+      </w:r>
+      <w:r>
+        <w:t xml:space="preserve">interpretation; it is adaptive, reconfigured continuously and without notice; and the interest it carries</w:t>
+      </w:r>
+      <w:r>
+        <w:t xml:space="preserve"> </w:t>
+      </w:r>
+      <w:r>
+        <w:t xml:space="preserve">is not the algorithm’s but the firm’s, the owner pursuing objectives of its own and retuning the system in</w:t>
+      </w:r>
+      <w:r>
+        <w:t xml:space="preserve"> </w:t>
+      </w:r>
+      <w:r>
+        <w:t xml:space="preserve">their pursuit, so the apparatus that coordinates the parties is set by a party with a stake in the outcome.</w:t>
+      </w:r>
+      <w:r>
+        <w:t xml:space="preserve"> </w:t>
+      </w:r>
+      <w:r>
+        <w:t xml:space="preserve">None of the three is new; together they defeat disclosure as a way of governing. The coordinated actor</w:t>
+      </w:r>
+      <w:r>
+        <w:t xml:space="preserve"> </w:t>
+      </w:r>
+      <w:r>
+        <w:t xml:space="preserve">takes no orders from a manager and signs no negotiated deal, yet the platform draws it into a system that</w:t>
+      </w:r>
+      <w:r>
+        <w:t xml:space="preserve"> </w:t>
+      </w:r>
+      <w:r>
+        <w:t xml:space="preserve">assigns, ranks, prices, and recommends, whose rules it cannot see and whose objectives it does not share,</w:t>
+      </w:r>
+      <w:r>
+        <w:t xml:space="preserve"> </w:t>
+      </w:r>
+      <w:r>
+        <w:t xml:space="preserve">and the system’s ordinary operation produces its compliance.</w:t>
       </w:r>
     </w:p>
     <w:p>
@@ -1210,7 +1206,7 @@
         <w:pStyle w:val="FirstParagraph"/>
       </w:pPr>
       <w:r>
-        <w:t xml:space="preserve">Co-optation on a platform has a structure, and the structure is triadic. A driver is coordinating with a</w:t>
+        <w:t xml:space="preserve">Co-optation on a platform has a structure, and the structure is triadic: a driver is coordinating with a</w:t>
       </w:r>
       <w:r>
         <w:t xml:space="preserve"> </w:t>
@@ -1222,13 +1218,13 @@
         <w:t xml:space="preserve"> </w:t>
       </w:r>
       <w:r>
-        <w:t xml:space="preserve">determinations, about routing, pricing, matching, ranking, and deactivation, that neither of them controls.</w:t>
-      </w:r>
-      <w:r>
-        <w:t xml:space="preserve"> </w:t>
-      </w:r>
-      <w:r>
-        <w:t xml:space="preserve">The rider is in the same position from the other side: the system stands between them and pursues</w:t>
+        <w:t xml:space="preserve">determinations, about routing, pricing, matching, ranking, and deactivation, that neither of them controls,</w:t>
+      </w:r>
+      <w:r>
+        <w:t xml:space="preserve"> </w:t>
+      </w:r>
+      <w:r>
+        <w:t xml:space="preserve">and the rider is in the same position from the other side, the system standing between them and pursuing</w:t>
       </w:r>
       <w:r>
         <w:t xml:space="preserve"> </w:t>
@@ -1276,7 +1272,7 @@
         <w:t xml:space="preserve"> </w:t>
       </w:r>
       <w:r>
-        <w:t xml:space="preserve">standing between two others. The platform holds that position and runs it as a system, so its</w:t>
+        <w:t xml:space="preserve">standing between two others; the platform holds that position and runs it as a system, so its</w:t>
       </w:r>
       <w:r>
         <w:t xml:space="preserve"> </w:t>
@@ -1314,91 +1310,97 @@
         <w:pStyle w:val="BodyText"/>
       </w:pPr>
       <w:r>
-        <w:t xml:space="preserve">The first feature, opacity, means the object resists reading. Burrell (2016) distinguishes three opacities:</w:t>
-      </w:r>
-      <w:r>
-        <w:t xml:space="preserve"> </w:t>
-      </w:r>
-      <w:r>
-        <w:t xml:space="preserve">the intentional kind, the kind that follows from technical illiteracy, and the kind intrinsic to the scale</w:t>
-      </w:r>
-      <w:r>
-        <w:t xml:space="preserve"> </w:t>
-      </w:r>
-      <w:r>
-        <w:t xml:space="preserve">and mathematics of machine learning. The third survives the release of source code. The behavior of a model</w:t>
-      </w:r>
-      <w:r>
-        <w:t xml:space="preserve"> </w:t>
-      </w:r>
-      <w:r>
-        <w:t xml:space="preserve">over millions of parameters and cases is not legible the way a statute is legible, and one can read the</w:t>
-      </w:r>
-      <w:r>
-        <w:t xml:space="preserve"> </w:t>
-      </w:r>
-      <w:r>
-        <w:t xml:space="preserve">code and still not know what the system will do.</w:t>
-      </w:r>
-    </w:p>
-    <w:p>
-      <w:pPr>
-        <w:pStyle w:val="BodyText"/>
-      </w:pPr>
-      <w:r>
-        <w:t xml:space="preserve">The second feature, adaptivity, means the object moves. A statute holds still long enough to be read,</w:t>
-      </w:r>
-      <w:r>
-        <w:t xml:space="preserve"> </w:t>
-      </w:r>
-      <w:r>
-        <w:t xml:space="preserve">compared, and contested. A ranking system is retuned continuously, so a disclosure describes a</w:t>
-      </w:r>
-      <w:r>
-        <w:t xml:space="preserve"> </w:t>
-      </w:r>
-      <w:r>
-        <w:t xml:space="preserve">configuration that may not survive the quarter. Adaptivity defeats disclosure more decisively than opacity</w:t>
-      </w:r>
-      <w:r>
-        <w:t xml:space="preserve"> </w:t>
-      </w:r>
-      <w:r>
-        <w:t xml:space="preserve">does, because it defeats even a complete disclosure.</w:t>
-      </w:r>
-    </w:p>
-    <w:p>
-      <w:pPr>
-        <w:pStyle w:val="BodyText"/>
-      </w:pPr>
-      <w:r>
-        <w:t xml:space="preserve">The third feature is that reading without a channel to act produces no accountability. Ananny and Crawford</w:t>
-      </w:r>
-      <w:r>
-        <w:t xml:space="preserve"> </w:t>
-      </w:r>
-      <w:r>
-        <w:t xml:space="preserve">(2018) show that the transparency ideal fails when no institution can act on what is seen. A disclosure</w:t>
-      </w:r>
-      <w:r>
-        <w:t xml:space="preserve"> </w:t>
-      </w:r>
-      <w:r>
-        <w:t xml:space="preserve">that no party has standing to contest is a fact without a consequence.</w:t>
-      </w:r>
-    </w:p>
-    <w:p>
-      <w:pPr>
-        <w:pStyle w:val="BodyText"/>
-      </w:pPr>
-      <w:r>
-        <w:t xml:space="preserve">The fourth feature is that the actors who most need to contest the system have no leverage over it.</w:t>
-      </w:r>
-      <w:r>
-        <w:t xml:space="preserve"> </w:t>
-      </w:r>
-      <w:r>
-        <w:t xml:space="preserve">Platform-dependent entrepreneurs operate under power asymmetries that diversification cannot relieve,</w:t>
+        <w:t xml:space="preserve">The first feature, opacity, is that high-dimensional systems produce determinations that resist</w:t>
+      </w:r>
+      <w:r>
+        <w:t xml:space="preserve"> </w:t>
+      </w:r>
+      <w:r>
+        <w:t xml:space="preserve">interpretation even when the code is released. Burrell (2016) distinguishes three opacities: the</w:t>
+      </w:r>
+      <w:r>
+        <w:t xml:space="preserve"> </w:t>
+      </w:r>
+      <w:r>
+        <w:t xml:space="preserve">intentional kind, the kind that follows from technical illiteracy, and the kind intrinsic to the scale and</w:t>
+      </w:r>
+      <w:r>
+        <w:t xml:space="preserve"> </w:t>
+      </w:r>
+      <w:r>
+        <w:t xml:space="preserve">mathematics of machine learning. The third survives the release of source code, because the behavior of a</w:t>
+      </w:r>
+      <w:r>
+        <w:t xml:space="preserve"> </w:t>
+      </w:r>
+      <w:r>
+        <w:t xml:space="preserve">model over millions of parameters and cases is not legible the way a statute is legible, and one can read</w:t>
+      </w:r>
+      <w:r>
+        <w:t xml:space="preserve"> </w:t>
+      </w:r>
+      <w:r>
+        <w:t xml:space="preserve">the code and still not know what the system will do.</w:t>
+      </w:r>
+    </w:p>
+    <w:p>
+      <w:pPr>
+        <w:pStyle w:val="BodyText"/>
+      </w:pPr>
+      <w:r>
+        <w:t xml:space="preserve">The second feature, adaptivity, is that a ranking system is retuned continuously, so a disclosure describes</w:t>
+      </w:r>
+      <w:r>
+        <w:t xml:space="preserve"> </w:t>
+      </w:r>
+      <w:r>
+        <w:t xml:space="preserve">a configuration that may not survive the quarter, whereas a statute holds still long enough to be read,</w:t>
+      </w:r>
+      <w:r>
+        <w:t xml:space="preserve"> </w:t>
+      </w:r>
+      <w:r>
+        <w:t xml:space="preserve">compared, and contested. Adaptivity defeats disclosure more decisively than opacity does, because it</w:t>
+      </w:r>
+      <w:r>
+        <w:t xml:space="preserve"> </w:t>
+      </w:r>
+      <w:r>
+        <w:t xml:space="preserve">defeats even a complete disclosure.</w:t>
+      </w:r>
+    </w:p>
+    <w:p>
+      <w:pPr>
+        <w:pStyle w:val="BodyText"/>
+      </w:pPr>
+      <w:r>
+        <w:t xml:space="preserve">The third feature, standing, is that reading without a channel to act produces no accountability. Ananny</w:t>
+      </w:r>
+      <w:r>
+        <w:t xml:space="preserve"> </w:t>
+      </w:r>
+      <w:r>
+        <w:t xml:space="preserve">and Crawford (2018) show that the transparency ideal fails when no institution can act on what is seen: a</w:t>
+      </w:r>
+      <w:r>
+        <w:t xml:space="preserve"> </w:t>
+      </w:r>
+      <w:r>
+        <w:t xml:space="preserve">disclosure that no party has standing to contest is a fact without a consequence.</w:t>
+      </w:r>
+    </w:p>
+    <w:p>
+      <w:pPr>
+        <w:pStyle w:val="BodyText"/>
+      </w:pPr>
+      <w:r>
+        <w:t xml:space="preserve">The fourth feature, leverage, is that the actors who most need to contest the system have no leverage over</w:t>
+      </w:r>
+      <w:r>
+        <w:t xml:space="preserve"> </w:t>
+      </w:r>
+      <w:r>
+        <w:t xml:space="preserve">it. Platform-dependent entrepreneurs operate under power asymmetries that diversification cannot relieve,</w:t>
       </w:r>
       <w:r>
         <w:t xml:space="preserve"> </w:t>
@@ -1428,7 +1430,7 @@
         <w:t xml:space="preserve"> </w:t>
       </w:r>
       <w:r>
-        <w:t xml:space="preserve">control. A worker chooses her hours and cannot see what her choices are measured against (Wood et al.,</w:t>
+        <w:t xml:space="preserve">control: a worker chooses her hours and cannot see what her choices are measured against (Wood et al.,</w:t>
       </w:r>
       <w:r>
         <w:t xml:space="preserve"> </w:t>
@@ -1442,103 +1444,103 @@
         <w:pStyle w:val="BodyText"/>
       </w:pPr>
       <w:r>
-        <w:t xml:space="preserve">The fifth feature is that the dominant regulatory modality is disclosure, and disclosure is a literate</w:t>
-      </w:r>
-      <w:r>
-        <w:t xml:space="preserve"> </w:t>
-      </w:r>
-      <w:r>
-        <w:t xml:space="preserve">instrument. Hildebrandt (2015) distinguishes the mode of law that operates through written rules from the</w:t>
-      </w:r>
-      <w:r>
-        <w:t xml:space="preserve"> </w:t>
-      </w:r>
-      <w:r>
-        <w:t xml:space="preserve">modes that operate through code and data, and argues that the first cannot straightforwardly govern the</w:t>
-      </w:r>
-      <w:r>
-        <w:t xml:space="preserve"> </w:t>
-      </w:r>
-      <w:r>
-        <w:t xml:space="preserve">second. Recent European instruments do reach into ranking and automated decisions: the Platform-to-Business</w:t>
-      </w:r>
-      <w:r>
-        <w:t xml:space="preserve"> </w:t>
-      </w:r>
-      <w:r>
-        <w:t xml:space="preserve">Regulation obliges platforms to disclose the main parameters of ranking, the Digital Services Act adds</w:t>
-      </w:r>
-      <w:r>
-        <w:t xml:space="preserve"> </w:t>
-      </w:r>
-      <w:r>
-        <w:t xml:space="preserve">recommender transparency and researcher access, and the Digital Markets Act constrains gatekeeper conduct.</w:t>
-      </w:r>
-      <w:r>
-        <w:t xml:space="preserve"> </w:t>
-      </w:r>
-      <w:r>
-        <w:t xml:space="preserve">What these share is the literate wager, that a legible object placed before an actor who can act on it will</w:t>
-      </w:r>
-      <w:r>
-        <w:t xml:space="preserve"> </w:t>
-      </w:r>
-      <w:r>
-        <w:t xml:space="preserve">hold its operator to account. Article 22 of the GDPR belongs to a different family: it gives a natural</w:t>
-      </w:r>
-      <w:r>
-        <w:t xml:space="preserve"> </w:t>
-      </w:r>
-      <w:r>
-        <w:t xml:space="preserve">person subject to a solely automated decision the right to obtain human intervention and to contest the</w:t>
-      </w:r>
-      <w:r>
-        <w:t xml:space="preserve"> </w:t>
-      </w:r>
-      <w:r>
-        <w:t xml:space="preserve">outcome. That is case-level standing already in hard law, and section 7 places it among the voice</w:t>
-      </w:r>
-      <w:r>
-        <w:t xml:space="preserve"> </w:t>
-      </w:r>
-      <w:r>
-        <w:t xml:space="preserve">instruments. Its threshold is high, its practice thin, and its protection stops at the natural person, so</w:t>
-      </w:r>
-      <w:r>
-        <w:t xml:space="preserve"> </w:t>
-      </w:r>
-      <w:r>
-        <w:t xml:space="preserve">the platform-dependent firm falls outside it. Against an opaque and adaptive coordination the wager mostly</w:t>
-      </w:r>
-      <w:r>
-        <w:t xml:space="preserve"> </w:t>
-      </w:r>
-      <w:r>
-        <w:t xml:space="preserve">fails, and the disclosures that succeed reproduce the standing gap Ananny and Crawford (2018) name (Cohen,</w:t>
-      </w:r>
-      <w:r>
-        <w:t xml:space="preserve"> </w:t>
-      </w:r>
-      <w:r>
-        <w:t xml:space="preserve">2017; Pasquale, 2023). Surveys of the sovereignty concept confirm the residue: Fratini et al. (2024) sort</w:t>
-      </w:r>
-      <w:r>
-        <w:t xml:space="preserve"> </w:t>
-      </w:r>
-      <w:r>
-        <w:t xml:space="preserve">existing models of digital sovereignty as rights-based, market-oriented, centralizing, or state-based, and</w:t>
-      </w:r>
-      <w:r>
-        <w:t xml:space="preserve"> </w:t>
-      </w:r>
-      <w:r>
-        <w:t xml:space="preserve">judge them for whether they combine comprehensive regulation with responsiveness. None of that sorting</w:t>
-      </w:r>
-      <w:r>
-        <w:t xml:space="preserve"> </w:t>
-      </w:r>
-      <w:r>
-        <w:t xml:space="preserve">addresses the coordination through which platforms enroll and bind.</w:t>
+        <w:t xml:space="preserve">The fifth feature, disclosure as the dominant modality, is that the instrument European regulation reaches</w:t>
+      </w:r>
+      <w:r>
+        <w:t xml:space="preserve"> </w:t>
+      </w:r>
+      <w:r>
+        <w:t xml:space="preserve">for is a literate one. Hildebrandt (2015) distinguishes the mode of law that operates through written</w:t>
+      </w:r>
+      <w:r>
+        <w:t xml:space="preserve"> </w:t>
+      </w:r>
+      <w:r>
+        <w:t xml:space="preserve">rules from the modes that operate through code and data, and argues that the first cannot straightforwardly</w:t>
+      </w:r>
+      <w:r>
+        <w:t xml:space="preserve"> </w:t>
+      </w:r>
+      <w:r>
+        <w:t xml:space="preserve">govern the second. Recent European instruments do reach into ranking and automated decisions: the</w:t>
+      </w:r>
+      <w:r>
+        <w:t xml:space="preserve"> </w:t>
+      </w:r>
+      <w:r>
+        <w:t xml:space="preserve">Platform-to-Business Regulation obliges platforms to disclose the main parameters of ranking, the Digital</w:t>
+      </w:r>
+      <w:r>
+        <w:t xml:space="preserve"> </w:t>
+      </w:r>
+      <w:r>
+        <w:t xml:space="preserve">Services Act adds recommender transparency and researcher access, and the Digital Markets Act constrains</w:t>
+      </w:r>
+      <w:r>
+        <w:t xml:space="preserve"> </w:t>
+      </w:r>
+      <w:r>
+        <w:t xml:space="preserve">gatekeeper conduct. What these share is the literate wager, that a legible object placed before an actor</w:t>
+      </w:r>
+      <w:r>
+        <w:t xml:space="preserve"> </w:t>
+      </w:r>
+      <w:r>
+        <w:t xml:space="preserve">who can act on it will hold its operator to account. Article 22 of the GDPR belongs to a different family:</w:t>
+      </w:r>
+      <w:r>
+        <w:t xml:space="preserve"> </w:t>
+      </w:r>
+      <w:r>
+        <w:t xml:space="preserve">it gives a natural person subject to a solely automated decision the right to obtain human intervention and</w:t>
+      </w:r>
+      <w:r>
+        <w:t xml:space="preserve"> </w:t>
+      </w:r>
+      <w:r>
+        <w:t xml:space="preserve">to contest the outcome. That is case-level standing already in hard law, and section 7 places it among the</w:t>
+      </w:r>
+      <w:r>
+        <w:t xml:space="preserve"> </w:t>
+      </w:r>
+      <w:r>
+        <w:t xml:space="preserve">voice instruments. Its threshold is high, its practice thin, and its protection stops at the natural</w:t>
+      </w:r>
+      <w:r>
+        <w:t xml:space="preserve"> </w:t>
+      </w:r>
+      <w:r>
+        <w:t xml:space="preserve">person, so the platform-dependent firm falls outside it. Against an opaque and adaptive coordination the</w:t>
+      </w:r>
+      <w:r>
+        <w:t xml:space="preserve"> </w:t>
+      </w:r>
+      <w:r>
+        <w:t xml:space="preserve">wager mostly fails, and the disclosures that succeed reproduce the standing gap Ananny and Crawford (2018)</w:t>
+      </w:r>
+      <w:r>
+        <w:t xml:space="preserve"> </w:t>
+      </w:r>
+      <w:r>
+        <w:t xml:space="preserve">name (Cohen, 2017; Pasquale, 2023). Surveys of the sovereignty concept confirm the residue: Fratini et al.</w:t>
+      </w:r>
+      <w:r>
+        <w:t xml:space="preserve"> </w:t>
+      </w:r>
+      <w:r>
+        <w:t xml:space="preserve">(2024) sort existing models of digital sovereignty as rights-based, market-oriented, centralizing, or</w:t>
+      </w:r>
+      <w:r>
+        <w:t xml:space="preserve"> </w:t>
+      </w:r>
+      <w:r>
+        <w:t xml:space="preserve">state-based, and judge them for whether they combine comprehensive regulation with responsiveness. None of</w:t>
+      </w:r>
+      <w:r>
+        <w:t xml:space="preserve"> </w:t>
+      </w:r>
+      <w:r>
+        <w:t xml:space="preserve">that sorting addresses the coordination through which platforms enroll and bind.</w:t>
       </w:r>
     </w:p>
     <w:p>
@@ -1564,25 +1566,19 @@
         <w:pStyle w:val="FirstParagraph"/>
       </w:pPr>
       <w:r>
-        <w:t xml:space="preserve">Attend to what the mediator captures and the stakes come into focus. In a market the parties transact</w:t>
-      </w:r>
-      <w:r>
-        <w:t xml:space="preserve"> </w:t>
-      </w:r>
-      <w:r>
-        <w:t xml:space="preserve">directly and divide the surplus of their exchange between them. In the mediated triad both parties must</w:t>
-      </w:r>
-      <w:r>
-        <w:t xml:space="preserve"> </w:t>
-      </w:r>
-      <w:r>
-        <w:t xml:space="preserve">pass through the third party to produce anything at all, and that structural position gives the mediator</w:t>
-      </w:r>
-      <w:r>
-        <w:t xml:space="preserve"> </w:t>
-      </w:r>
-      <w:r>
-        <w:t xml:space="preserve">bottleneck power (Rochet &amp; Tirole, 2003).</w:t>
+        <w:t xml:space="preserve">In the mediated triad both parties must pass through the third party to produce anything at all, and that</w:t>
+      </w:r>
+      <w:r>
+        <w:t xml:space="preserve"> </w:t>
+      </w:r>
+      <w:r>
+        <w:t xml:space="preserve">structural position gives the mediator bottleneck power (Rochet &amp; Tirole, 2003), whereas parties who</w:t>
+      </w:r>
+      <w:r>
+        <w:t xml:space="preserve"> </w:t>
+      </w:r>
+      <w:r>
+        <w:t xml:space="preserve">transact directly divide the surplus of their exchange between them.</w:t>
       </w:r>
     </w:p>
     <w:p>
@@ -1614,57 +1610,57 @@
         <w:t xml:space="preserve"> </w:t>
       </w:r>
       <w:r>
-        <w:t xml:space="preserve">Platforms compete for the single-homing side and often subsidize it, as application stores show. Consumers</w:t>
-      </w:r>
-      <w:r>
-        <w:t xml:space="preserve"> </w:t>
-      </w:r>
-      <w:r>
-        <w:t xml:space="preserve">hold one phone operating system and pay nothing for the store. Developers publish on both and pay the</w:t>
-      </w:r>
-      <w:r>
-        <w:t xml:space="preserve"> </w:t>
-      </w:r>
-      <w:r>
-        <w:t xml:space="preserve">commission, because reaching each population requires going through its gatekeeper.</w:t>
-      </w:r>
-    </w:p>
-    <w:p>
-      <w:pPr>
-        <w:pStyle w:val="BodyText"/>
-      </w:pPr>
-      <w:r>
-        <w:t xml:space="preserve">Self-interest compounds the bottleneck. A faithful mediator, optimizing only for the coordination of the</w:t>
-      </w:r>
-      <w:r>
-        <w:t xml:space="preserve"> </w:t>
-      </w:r>
-      <w:r>
-        <w:t xml:space="preserve">parties, would still hold bottleneck power. A mediator optimizing for objectives of its own reshapes the</w:t>
-      </w:r>
-      <w:r>
-        <w:t xml:space="preserve"> </w:t>
-      </w:r>
-      <w:r>
-        <w:t xml:space="preserve">coordination around those objectives, and the coordinated are enrolled in a logic that need not serve them.</w:t>
-      </w:r>
-      <w:r>
-        <w:t xml:space="preserve"> </w:t>
-      </w:r>
-      <w:r>
-        <w:t xml:space="preserve">An applicant-tracking system tuned to the hirer’s convenience, a dispatcher tuned to the platform’s</w:t>
-      </w:r>
-      <w:r>
-        <w:t xml:space="preserve"> </w:t>
-      </w:r>
-      <w:r>
-        <w:t xml:space="preserve">utilization targets, a feed tuned to engagement over what its users would choose — each authors a</w:t>
-      </w:r>
-      <w:r>
-        <w:t xml:space="preserve"> </w:t>
-      </w:r>
-      <w:r>
-        <w:t xml:space="preserve">coordination whose terms are set by an interest the coordinated parties do not share and cannot see.</w:t>
+        <w:t xml:space="preserve">Platforms compete for the single-homing side and often subsidize it, as application stores show: consumers</w:t>
+      </w:r>
+      <w:r>
+        <w:t xml:space="preserve"> </w:t>
+      </w:r>
+      <w:r>
+        <w:t xml:space="preserve">hold one phone operating system and pay nothing for the store, while developers publish on both and pay</w:t>
+      </w:r>
+      <w:r>
+        <w:t xml:space="preserve"> </w:t>
+      </w:r>
+      <w:r>
+        <w:t xml:space="preserve">the commission, because reaching each population requires going through its gatekeeper.</w:t>
+      </w:r>
+    </w:p>
+    <w:p>
+      <w:pPr>
+        <w:pStyle w:val="BodyText"/>
+      </w:pPr>
+      <w:r>
+        <w:t xml:space="preserve">A faithful mediator, optimizing only for the coordination of the parties, would still hold bottleneck</w:t>
+      </w:r>
+      <w:r>
+        <w:t xml:space="preserve"> </w:t>
+      </w:r>
+      <w:r>
+        <w:t xml:space="preserve">power; a mediator optimizing for objectives of its own reshapes the coordination around those objectives,</w:t>
+      </w:r>
+      <w:r>
+        <w:t xml:space="preserve"> </w:t>
+      </w:r>
+      <w:r>
+        <w:t xml:space="preserve">and the coordinated are enrolled in a logic that need not serve them. An applicant-tracking system tuned to</w:t>
+      </w:r>
+      <w:r>
+        <w:t xml:space="preserve"> </w:t>
+      </w:r>
+      <w:r>
+        <w:t xml:space="preserve">the hirer’s convenience, a dispatcher tuned to the platform’s utilization targets, a feed tuned to</w:t>
+      </w:r>
+      <w:r>
+        <w:t xml:space="preserve"> </w:t>
+      </w:r>
+      <w:r>
+        <w:t xml:space="preserve">engagement over what its users would choose — each authors a coordination whose terms are set by an</w:t>
+      </w:r>
+      <w:r>
+        <w:t xml:space="preserve"> </w:t>
+      </w:r>
+      <w:r>
+        <w:t xml:space="preserve">interest the coordinated parties do not share and cannot see.</w:t>
       </w:r>
     </w:p>
     <w:p>
@@ -1769,7 +1765,7 @@
         <w:pStyle w:val="FirstParagraph"/>
       </w:pPr>
       <w:r>
-        <w:t xml:space="preserve">Working a platform well takes a competence that reading does not supply. The companion paper to this</w:t>
+        <w:t xml:space="preserve">Working a platform well takes a competence that reading does not supply, and the companion paper to this</w:t>
       </w:r>
       <w:r>
         <w:t xml:space="preserve"> </w:t>
@@ -1787,37 +1783,37 @@
         <w:t xml:space="preserve"> </w:t>
       </w:r>
       <w:r>
-        <w:t xml:space="preserve">2026). It has three parts: the first is inferential, the capacity to model the behavior of a system one</w:t>
-      </w:r>
-      <w:r>
-        <w:t xml:space="preserve"> </w:t>
-      </w:r>
-      <w:r>
-        <w:t xml:space="preserve">cannot see, forming and revising a working theory of how it sorts and optimizes from the evidence of its</w:t>
-      </w:r>
-      <w:r>
-        <w:t xml:space="preserve"> </w:t>
-      </w:r>
-      <w:r>
-        <w:t xml:space="preserve">outputs. The second is translational, the capacity to render one’s own conduct into the terms the system</w:t>
-      </w:r>
-      <w:r>
-        <w:t xml:space="preserve"> </w:t>
-      </w:r>
-      <w:r>
-        <w:t xml:space="preserve">reads, and to read the system’s determinations back into consequences for oneself and one’s counterpart.</w:t>
-      </w:r>
-      <w:r>
-        <w:t xml:space="preserve"> </w:t>
-      </w:r>
-      <w:r>
-        <w:t xml:space="preserve">The third is temporal, the capacity to hold a strategy together across a system whose rules shift without</w:t>
-      </w:r>
-      <w:r>
-        <w:t xml:space="preserve"> </w:t>
-      </w:r>
-      <w:r>
-        <w:t xml:space="preserve">notice.</w:t>
+        <w:t xml:space="preserve">2026). It has three parts. The first part, inferential, is the capacity to model the behavior of a system</w:t>
+      </w:r>
+      <w:r>
+        <w:t xml:space="preserve"> </w:t>
+      </w:r>
+      <w:r>
+        <w:t xml:space="preserve">one cannot see, forming and revising a working theory of how it sorts and optimizes from the evidence of</w:t>
+      </w:r>
+      <w:r>
+        <w:t xml:space="preserve"> </w:t>
+      </w:r>
+      <w:r>
+        <w:t xml:space="preserve">its outputs. The second, translational, is the capacity to render one’s own conduct into the terms the</w:t>
+      </w:r>
+      <w:r>
+        <w:t xml:space="preserve"> </w:t>
+      </w:r>
+      <w:r>
+        <w:t xml:space="preserve">system reads, and to read the system’s determinations back into consequences for oneself and one’s</w:t>
+      </w:r>
+      <w:r>
+        <w:t xml:space="preserve"> </w:t>
+      </w:r>
+      <w:r>
+        <w:t xml:space="preserve">counterpart. The third, temporal, is the capacity to hold a strategy together across a system whose rules</w:t>
+      </w:r>
+      <w:r>
+        <w:t xml:space="preserve"> </w:t>
+      </w:r>
+      <w:r>
+        <w:t xml:space="preserve">shift without notice.</w:t>
       </w:r>
     </w:p>
     <w:p>
@@ -1953,61 +1949,61 @@
         <w:pStyle w:val="BodyText"/>
       </w:pPr>
       <w:r>
-        <w:t xml:space="preserve">What algorithmacy adds is the setting, and the setting changes what the competence has to do. Each account</w:t>
-      </w:r>
-      <w:r>
-        <w:t xml:space="preserve"> </w:t>
-      </w:r>
-      <w:r>
-        <w:t xml:space="preserve">above describes an actor working a system that acts on it. Algorithmacy describes an actor working a system</w:t>
-      </w:r>
-      <w:r>
-        <w:t xml:space="preserve"> </w:t>
-      </w:r>
-      <w:r>
-        <w:t xml:space="preserve">that is simultaneously matching it to a counterpart and scoring it on how that match goes. The competence</w:t>
-      </w:r>
-      <w:r>
-        <w:t xml:space="preserve"> </w:t>
-      </w:r>
-      <w:r>
-        <w:t xml:space="preserve">is exercised on two relationships at once, and the second is legible to the actor only through its effects</w:t>
-      </w:r>
-      <w:r>
-        <w:t xml:space="preserve"> </w:t>
-      </w:r>
-      <w:r>
-        <w:t xml:space="preserve">on the first. Reviewing algorithm-literacy research, Gagričin et al. (2026) call for domain-specific</w:t>
-      </w:r>
-      <w:r>
-        <w:t xml:space="preserve"> </w:t>
-      </w:r>
-      <w:r>
-        <w:t xml:space="preserve">constructs rather than a single general capacity. Algorithmacy is one: the competence indexed to triadic</w:t>
-      </w:r>
-      <w:r>
-        <w:t xml:space="preserve"> </w:t>
-      </w:r>
-      <w:r>
-        <w:t xml:space="preserve">coordination. The novelty claimed against these accounts is that index and nothing larger. The change in</w:t>
-      </w:r>
-      <w:r>
-        <w:t xml:space="preserve"> </w:t>
-      </w:r>
-      <w:r>
-        <w:t xml:space="preserve">kind that section 2.3 announced belongs to the regime: the three capacities are continuous with algorithmic</w:t>
-      </w:r>
-      <w:r>
-        <w:t xml:space="preserve"> </w:t>
-      </w:r>
-      <w:r>
-        <w:t xml:space="preserve">literacy, and the coordination they must now work — through an opaque, adaptive, interested mediator — is</w:t>
-      </w:r>
-      <w:r>
-        <w:t xml:space="preserve"> </w:t>
-      </w:r>
-      <w:r>
-        <w:t xml:space="preserve">discontinuous with the persistent and comparable document.</w:t>
+        <w:t xml:space="preserve">What algorithmacy adds is the setting, and the setting changes what the competence has to do: each account</w:t>
+      </w:r>
+      <w:r>
+        <w:t xml:space="preserve"> </w:t>
+      </w:r>
+      <w:r>
+        <w:t xml:space="preserve">above describes an actor working a system that acts on it, whereas algorithmacy describes an actor working</w:t>
+      </w:r>
+      <w:r>
+        <w:t xml:space="preserve"> </w:t>
+      </w:r>
+      <w:r>
+        <w:t xml:space="preserve">a system that is simultaneously matching it to a counterpart and scoring it on how that match goes. The</w:t>
+      </w:r>
+      <w:r>
+        <w:t xml:space="preserve"> </w:t>
+      </w:r>
+      <w:r>
+        <w:t xml:space="preserve">competence is exercised on two relationships at once, and the second is legible to the actor only through</w:t>
+      </w:r>
+      <w:r>
+        <w:t xml:space="preserve"> </w:t>
+      </w:r>
+      <w:r>
+        <w:t xml:space="preserve">its effects on the first. Reviewing algorithm-literacy research, Gagričin et al. (2026) call for</w:t>
+      </w:r>
+      <w:r>
+        <w:t xml:space="preserve"> </w:t>
+      </w:r>
+      <w:r>
+        <w:t xml:space="preserve">domain-specific constructs rather than a single general capacity. Algorithmacy is one — the competence</w:t>
+      </w:r>
+      <w:r>
+        <w:t xml:space="preserve"> </w:t>
+      </w:r>
+      <w:r>
+        <w:t xml:space="preserve">indexed to triadic coordination — and the novelty claimed against these accounts is that index and nothing</w:t>
+      </w:r>
+      <w:r>
+        <w:t xml:space="preserve"> </w:t>
+      </w:r>
+      <w:r>
+        <w:t xml:space="preserve">larger. The change in kind that section 2.3 announced belongs to the regime: the three capacities are</w:t>
+      </w:r>
+      <w:r>
+        <w:t xml:space="preserve"> </w:t>
+      </w:r>
+      <w:r>
+        <w:t xml:space="preserve">continuous with algorithmic literacy, and the coordination they must now work — through an opaque,</w:t>
+      </w:r>
+      <w:r>
+        <w:t xml:space="preserve"> </w:t>
+      </w:r>
+      <w:r>
+        <w:t xml:space="preserve">adaptive, interested mediator — is discontinuous with the persistent and comparable document.</w:t>
       </w:r>
     </w:p>
     <w:p>
@@ -2059,61 +2055,61 @@
         <w:pStyle w:val="BodyText"/>
       </w:pPr>
       <w:r>
-        <w:t xml:space="preserve">The shape is visible in an ordinary week: a seller’s placement drops. She checks the obvious things: price,</w:t>
-      </w:r>
-      <w:r>
-        <w:t xml:space="preserve"> </w:t>
-      </w:r>
-      <w:r>
-        <w:t xml:space="preserve">stock, a lapsed promotion. They are fine. Watching which listings fell and which held, she sees that the</w:t>
-      </w:r>
-      <w:r>
-        <w:t xml:space="preserve"> </w:t>
-      </w:r>
-      <w:r>
-        <w:t xml:space="preserve">fall tracks the items where buyers had opened disputes, including the ones resolved in her favor. The</w:t>
-      </w:r>
-      <w:r>
-        <w:t xml:space="preserve"> </w:t>
-      </w:r>
-      <w:r>
-        <w:t xml:space="preserve">system is reading the existence of the dispute rather than its outcome. So she changes how she deals with</w:t>
-      </w:r>
-      <w:r>
-        <w:t xml:space="preserve"> </w:t>
-      </w:r>
-      <w:r>
-        <w:t xml:space="preserve">buyers. She messages first at the smallest sign of trouble, absorbs returns she could contest, and prices</w:t>
-      </w:r>
-      <w:r>
-        <w:t xml:space="preserve"> </w:t>
-      </w:r>
-      <w:r>
-        <w:t xml:space="preserve">the difference in. She has read nothing. There was nothing to read. She has inferred what the system</w:t>
-      </w:r>
-      <w:r>
-        <w:t xml:space="preserve"> </w:t>
-      </w:r>
-      <w:r>
-        <w:t xml:space="preserve">rewards from the movement of her own listings, rendered her conduct toward a counterpart into the terms she</w:t>
-      </w:r>
-      <w:r>
-        <w:t xml:space="preserve"> </w:t>
-      </w:r>
-      <w:r>
-        <w:t xml:space="preserve">believes the system reads, and she will do it again in six months when the weighting changes. A seller</w:t>
-      </w:r>
-      <w:r>
-        <w:t xml:space="preserve"> </w:t>
-      </w:r>
-      <w:r>
-        <w:t xml:space="preserve">without the competence sees only that sales fell, and waits, or blames the market, or abandons a channel</w:t>
-      </w:r>
-      <w:r>
-        <w:t xml:space="preserve"> </w:t>
-      </w:r>
-      <w:r>
-        <w:t xml:space="preserve">that was working.</w:t>
+        <w:t xml:space="preserve">A prime example of the competence at work is an ordinary week on a ranking platform. A seller’s placement</w:t>
+      </w:r>
+      <w:r>
+        <w:t xml:space="preserve"> </w:t>
+      </w:r>
+      <w:r>
+        <w:t xml:space="preserve">drops, and she checks the obvious things — price, stock, a lapsed promotion — which are fine; watching</w:t>
+      </w:r>
+      <w:r>
+        <w:t xml:space="preserve"> </w:t>
+      </w:r>
+      <w:r>
+        <w:t xml:space="preserve">which listings fell and which held, she sees that the fall tracks the items where buyers had opened</w:t>
+      </w:r>
+      <w:r>
+        <w:t xml:space="preserve"> </w:t>
+      </w:r>
+      <w:r>
+        <w:t xml:space="preserve">disputes, including the ones resolved in her favor, so the system is reading the existence of the dispute</w:t>
+      </w:r>
+      <w:r>
+        <w:t xml:space="preserve"> </w:t>
+      </w:r>
+      <w:r>
+        <w:t xml:space="preserve">rather than its outcome. She therefore changes how she deals with buyers: she messages first at the</w:t>
+      </w:r>
+      <w:r>
+        <w:t xml:space="preserve"> </w:t>
+      </w:r>
+      <w:r>
+        <w:t xml:space="preserve">smallest sign of trouble, absorbs returns she could contest, and prices the difference in. She has read</w:t>
+      </w:r>
+      <w:r>
+        <w:t xml:space="preserve"> </w:t>
+      </w:r>
+      <w:r>
+        <w:t xml:space="preserve">nothing, because there was nothing to read; she has inferred what the system rewards from the movement of</w:t>
+      </w:r>
+      <w:r>
+        <w:t xml:space="preserve"> </w:t>
+      </w:r>
+      <w:r>
+        <w:t xml:space="preserve">her own listings, rendered her conduct toward a counterpart into the terms she believes the system reads,</w:t>
+      </w:r>
+      <w:r>
+        <w:t xml:space="preserve"> </w:t>
+      </w:r>
+      <w:r>
+        <w:t xml:space="preserve">and she will do it again in six months when the weighting changes. A seller without the competence sees</w:t>
+      </w:r>
+      <w:r>
+        <w:t xml:space="preserve"> </w:t>
+      </w:r>
+      <w:r>
+        <w:t xml:space="preserve">only that sales fell, and waits, or blames the market, or abandons a channel that was working.</w:t>
       </w:r>
     </w:p>
     <w:p>
@@ -2127,7 +2123,7 @@
         <w:t xml:space="preserve"> </w:t>
       </w:r>
       <w:r>
-        <w:t xml:space="preserve">it is modeling a system on its own. She is managing a relationship with a buyer under the constraint that a</w:t>
+        <w:t xml:space="preserve">it is modeling a system on its own: she is managing a relationship with a buyer under the constraint that a</w:t>
       </w:r>
       <w:r>
         <w:t xml:space="preserve"> </w:t>
@@ -2153,37 +2149,37 @@
         <w:pStyle w:val="BodyText"/>
       </w:pPr>
       <w:r>
-        <w:t xml:space="preserve">The competence is unevenly held, and the unevenness has a pattern. Building it costs time, attention, and</w:t>
-      </w:r>
-      <w:r>
-        <w:t xml:space="preserve"> </w:t>
-      </w:r>
-      <w:r>
-        <w:t xml:space="preserve">often paid analysts and tooling that read a platform’s signals at a scale a small operator cannot match, so</w:t>
-      </w:r>
-      <w:r>
-        <w:t xml:space="preserve"> </w:t>
-      </w:r>
-      <w:r>
-        <w:t xml:space="preserve">the actors best placed to model the system are the large ones already advantaged within it. Survey evidence</w:t>
-      </w:r>
-      <w:r>
-        <w:t xml:space="preserve"> </w:t>
-      </w:r>
-      <w:r>
-        <w:t xml:space="preserve">bears this out: algorithmic knowledge varies with socioeconomic advantage instead of spreading evenly</w:t>
-      </w:r>
-      <w:r>
-        <w:t xml:space="preserve"> </w:t>
-      </w:r>
-      <w:r>
-        <w:t xml:space="preserve">across those subject to it (Cotter &amp; Reisdorf, 2020). Petre et al. (2019) identify a mechanism that holds</w:t>
-      </w:r>
-      <w:r>
-        <w:t xml:space="preserve"> </w:t>
-      </w:r>
-      <w:r>
-        <w:t xml:space="preserve">the gradient in place. Platforms treat attempts to work the system as illegitimate</w:t>
+        <w:t xml:space="preserve">The competence is unevenly held, and the unevenness has a pattern, because building it costs time,</w:t>
+      </w:r>
+      <w:r>
+        <w:t xml:space="preserve"> </w:t>
+      </w:r>
+      <w:r>
+        <w:t xml:space="preserve">attention, and often paid analysts and tooling that read a platform’s signals at a scale a small operator</w:t>
+      </w:r>
+      <w:r>
+        <w:t xml:space="preserve"> </w:t>
+      </w:r>
+      <w:r>
+        <w:t xml:space="preserve">cannot match, so the actors best placed to model the system are the large ones already advantaged within</w:t>
+      </w:r>
+      <w:r>
+        <w:t xml:space="preserve"> </w:t>
+      </w:r>
+      <w:r>
+        <w:t xml:space="preserve">it. Survey evidence bears this out: algorithmic knowledge varies with socioeconomic advantage instead of</w:t>
+      </w:r>
+      <w:r>
+        <w:t xml:space="preserve"> </w:t>
+      </w:r>
+      <w:r>
+        <w:t xml:space="preserve">spreading evenly across those subject to it (Cotter &amp; Reisdorf, 2020). Petre et al. (2019) identify a</w:t>
+      </w:r>
+      <w:r>
+        <w:t xml:space="preserve"> </w:t>
+      </w:r>
+      <w:r>
+        <w:t xml:space="preserve">mechanism that holds the gradient in place. Platforms treat attempts to work the system as illegitimate</w:t>
       </w:r>
       <w:r>
         <w:t xml:space="preserve"> </w:t>
@@ -2195,37 +2191,31 @@
         <w:t xml:space="preserve"> </w:t>
       </w:r>
       <w:r>
-        <w:t xml:space="preserve">and the</w:t>
-      </w:r>
-      <w:r>
-        <w:t xml:space="preserve"> </w:t>
-      </w:r>
-      <w:r>
-        <w:t xml:space="preserve">accusation falls hardest on producers who are not already established, so the actors with least room to</w:t>
-      </w:r>
-      <w:r>
-        <w:t xml:space="preserve"> </w:t>
-      </w:r>
-      <w:r>
-        <w:t xml:space="preserve">absorb a penalty are the ones most exposed to one for acquiring the competence. The platform, for its part,</w:t>
-      </w:r>
-      <w:r>
-        <w:t xml:space="preserve"> </w:t>
-      </w:r>
-      <w:r>
-        <w:t xml:space="preserve">does more than neglect to make its rules legible, since opacity preserves the rent (section 3.3).</w:t>
-      </w:r>
-      <w:r>
-        <w:t xml:space="preserve"> </w:t>
-      </w:r>
-      <w:r>
-        <w:t xml:space="preserve">Coordinative sovereignty, which algorithmacy makes possible, therefore concentrates where algorithmacy is</w:t>
-      </w:r>
-      <w:r>
-        <w:t xml:space="preserve"> </w:t>
-      </w:r>
-      <w:r>
-        <w:t xml:space="preserve">already held.</w:t>
+        <w:t xml:space="preserve">and the accusation falls hardest on producers who are not already established, so the actors with</w:t>
+      </w:r>
+      <w:r>
+        <w:t xml:space="preserve"> </w:t>
+      </w:r>
+      <w:r>
+        <w:t xml:space="preserve">least room to absorb a penalty are the ones most exposed to one for acquiring the competence. The</w:t>
+      </w:r>
+      <w:r>
+        <w:t xml:space="preserve"> </w:t>
+      </w:r>
+      <w:r>
+        <w:t xml:space="preserve">platform, for its part, does more than neglect to make its rules legible, since opacity preserves the rent</w:t>
+      </w:r>
+      <w:r>
+        <w:t xml:space="preserve"> </w:t>
+      </w:r>
+      <w:r>
+        <w:t xml:space="preserve">(section 3.3). Coordinative sovereignty, which algorithmacy makes possible, therefore concentrates where</w:t>
+      </w:r>
+      <w:r>
+        <w:t xml:space="preserve"> </w:t>
+      </w:r>
+      <w:r>
+        <w:t xml:space="preserve">algorithmacy is already held.</w:t>
       </w:r>
     </w:p>
     <w:p>
@@ -2281,7 +2271,7 @@
         <w:t xml:space="preserve"> </w:t>
       </w:r>
       <w:r>
-        <w:t xml:space="preserve">applies to the competence rather than to the regime. There is no single algorithmacy any more than there is</w:t>
+        <w:t xml:space="preserve">applies to the competence rather than to the regime: there is no single algorithmacy any more than there is</w:t>
       </w:r>
       <w:r>
         <w:t xml:space="preserve"> </w:t>
@@ -2329,7 +2319,19 @@
         <w:pStyle w:val="FirstParagraph"/>
       </w:pPr>
       <w:r>
-        <w:t xml:space="preserve">The diagnostic is two operations that can disagree.</w:t>
+        <w:t xml:space="preserve">The diagnostic is two operations, related yet different, that can disagree: factoring asks whether the</w:t>
+      </w:r>
+      <w:r>
+        <w:t xml:space="preserve"> </w:t>
+      </w:r>
+      <w:r>
+        <w:t xml:space="preserve">coordination is triadic as it stands, and the bypass asks whether it would stay triadic if an external</w:t>
+      </w:r>
+      <w:r>
+        <w:t xml:space="preserve"> </w:t>
+      </w:r>
+      <w:r>
+        <w:t xml:space="preserve">constraint were lifted.</w:t>
       </w:r>
     </w:p>
     <w:bookmarkStart w:id="20" w:name="X586926fae6deff6406a1b405d418b8ff96f6c63"/>
@@ -2346,37 +2348,37 @@
         <w:pStyle w:val="FirstParagraph"/>
       </w:pPr>
       <w:r>
-        <w:t xml:space="preserve">Ask first whether the three parties — a worker, a mediator, and a counterpart — really act as one system,</w:t>
-      </w:r>
-      <w:r>
-        <w:t xml:space="preserve"> </w:t>
-      </w:r>
-      <w:r>
-        <w:t xml:space="preserve">or whether they only look connected. In some arrangements the mediator is a conduit: it relays between two</w:t>
-      </w:r>
-      <w:r>
-        <w:t xml:space="preserve"> </w:t>
-      </w:r>
-      <w:r>
-        <w:t xml:space="preserve">parties who stay separate, and an actor governs by reading the interface and the terms. In others the</w:t>
-      </w:r>
-      <w:r>
-        <w:t xml:space="preserve"> </w:t>
-      </w:r>
-      <w:r>
-        <w:t xml:space="preserve">mediator binds the two parties into a joint outcome that neither could produce alone and that no clean</w:t>
-      </w:r>
-      <w:r>
-        <w:t xml:space="preserve"> </w:t>
-      </w:r>
-      <w:r>
-        <w:t xml:space="preserve">split of the arrangement reproduces. Call that second kind constitutive: governing it, if it can be</w:t>
-      </w:r>
-      <w:r>
-        <w:t xml:space="preserve"> </w:t>
-      </w:r>
-      <w:r>
-        <w:t xml:space="preserve">governed at all, takes algorithmacy.</w:t>
+        <w:t xml:space="preserve">The first operation, factoring, asks whether the three parties — a worker, a mediator, and a counterpart —</w:t>
+      </w:r>
+      <w:r>
+        <w:t xml:space="preserve"> </w:t>
+      </w:r>
+      <w:r>
+        <w:t xml:space="preserve">really act as one system, or whether they only look connected. In some arrangements the mediator is a</w:t>
+      </w:r>
+      <w:r>
+        <w:t xml:space="preserve"> </w:t>
+      </w:r>
+      <w:r>
+        <w:t xml:space="preserve">conduit: it relays between two parties who stay separate, and an actor governs by reading the interface</w:t>
+      </w:r>
+      <w:r>
+        <w:t xml:space="preserve"> </w:t>
+      </w:r>
+      <w:r>
+        <w:t xml:space="preserve">and the terms. In others the mediator binds the two parties into a joint outcome that neither could</w:t>
+      </w:r>
+      <w:r>
+        <w:t xml:space="preserve"> </w:t>
+      </w:r>
+      <w:r>
+        <w:t xml:space="preserve">produce alone and that no clean split of the arrangement reproduces. Call that second kind constitutive:</w:t>
+      </w:r>
+      <w:r>
+        <w:t xml:space="preserve"> </w:t>
+      </w:r>
+      <w:r>
+        <w:t xml:space="preserve">governing it, if it can be governed at all, takes algorithmacy.</w:t>
       </w:r>
     </w:p>
     <w:p>
@@ -2426,27 +2428,25 @@
         <w:t xml:space="preserve"> </w:t>
       </w:r>
       <w:r>
-        <w:t xml:space="preserve">they permit. Take a mediator that binds two parties. Restore the direct tie between them, the tie that</w:t>
-      </w:r>
-      <w:r>
-        <w:t xml:space="preserve"> </w:t>
-      </w:r>
-      <w:r>
-        <w:t xml:space="preserve">strict mediation forbids, and recompute whether the mediator still binds.</w:t>
-      </w:r>
-    </w:p>
-    <w:p>
-      <w:pPr>
-        <w:pStyle w:val="BodyText"/>
-      </w:pPr>
-      <w:r>
-        <w:t xml:space="preserve">Some mediators keep their grip. Such a mediator is necessary: its position rests on integrating work that</w:t>
-      </w:r>
-      <w:r>
-        <w:t xml:space="preserve"> </w:t>
-      </w:r>
-      <w:r>
-        <w:t xml:space="preserve">the direct tie cannot reproduce. A clearinghouse that guarantees both sides of a trade, an exchange that</w:t>
+        <w:t xml:space="preserve">they permit. Restore the direct tie between two parties that a binding mediator forbids, and recompute</w:t>
+      </w:r>
+      <w:r>
+        <w:t xml:space="preserve"> </w:t>
+      </w:r>
+      <w:r>
+        <w:t xml:space="preserve">whether the mediator still binds: whereas some mediators keep their grip, others lose it the moment the</w:t>
+      </w:r>
+      <w:r>
+        <w:t xml:space="preserve"> </w:t>
+      </w:r>
+      <w:r>
+        <w:t xml:space="preserve">tie is open. A mediator that keeps its grip is necessary: its position rests on integrating work that the</w:t>
+      </w:r>
+      <w:r>
+        <w:t xml:space="preserve"> </w:t>
+      </w:r>
+      <w:r>
+        <w:t xml:space="preserve">direct tie cannot reproduce. A clearinghouse that guarantees both sides of a trade, an exchange that</w:t>
       </w:r>
       <w:r>
         <w:t xml:space="preserve"> </w:t>
@@ -2464,31 +2464,31 @@
         <w:t xml:space="preserve"> </w:t>
       </w:r>
       <w:r>
-        <w:t xml:space="preserve">dislodges nothing. Others lose their grip the moment the tie is open. Such a mediator is contingent: its</w:t>
-      </w:r>
-      <w:r>
-        <w:t xml:space="preserve"> </w:t>
-      </w:r>
-      <w:r>
-        <w:t xml:space="preserve">position rested on the absence of the direct tie, an absence usually held in place by an external</w:t>
-      </w:r>
-      <w:r>
-        <w:t xml:space="preserve"> </w:t>
-      </w:r>
-      <w:r>
-        <w:t xml:space="preserve">constraint. A franchised car dealer relays a vehicle from manufacturer to buyer and integrates nothing. It</w:t>
-      </w:r>
-      <w:r>
-        <w:t xml:space="preserve"> </w:t>
-      </w:r>
-      <w:r>
-        <w:t xml:space="preserve">occupies the coordination because franchise law forbids the manufacturer to sell direct, and repealing the</w:t>
-      </w:r>
-      <w:r>
-        <w:t xml:space="preserve"> </w:t>
-      </w:r>
-      <w:r>
-        <w:t xml:space="preserve">law dissolves the dealer’s position. A mediator that was never in the coordination’s core is reducible: the</w:t>
+        <w:t xml:space="preserve">dislodges nothing. A mediator that loses its grip is contingent: its position rested on the absence of the</w:t>
+      </w:r>
+      <w:r>
+        <w:t xml:space="preserve"> </w:t>
+      </w:r>
+      <w:r>
+        <w:t xml:space="preserve">direct tie, an absence usually held in place by an external constraint. A prime example is the franchised</w:t>
+      </w:r>
+      <w:r>
+        <w:t xml:space="preserve"> </w:t>
+      </w:r>
+      <w:r>
+        <w:t xml:space="preserve">car dealer, which relays a vehicle from manufacturer to buyer and integrates nothing: it occupies the</w:t>
+      </w:r>
+      <w:r>
+        <w:t xml:space="preserve"> </w:t>
+      </w:r>
+      <w:r>
+        <w:t xml:space="preserve">coordination because franchise law forbids the manufacturer to sell direct, and repealing the law</w:t>
+      </w:r>
+      <w:r>
+        <w:t xml:space="preserve"> </w:t>
+      </w:r>
+      <w:r>
+        <w:t xml:space="preserve">dissolves the dealer’s position. A mediator that was never in the coordination’s core is reducible: the</w:t>
       </w:r>
       <w:r>
         <w:t xml:space="preserve"> </w:t>
@@ -2514,49 +2514,55 @@
         <w:t xml:space="preserve"> </w:t>
       </w:r>
       <w:r>
-        <w:t xml:space="preserve">may never have met. Could these two parties reach each other at comparable cost if no rule, contract, or</w:t>
-      </w:r>
-      <w:r>
-        <w:t xml:space="preserve"> </w:t>
-      </w:r>
-      <w:r>
-        <w:t xml:space="preserve">architecture stood in the way? For parties who already know of each other the question is easy. For a</w:t>
-      </w:r>
-      <w:r>
-        <w:t xml:space="preserve"> </w:t>
-      </w:r>
-      <w:r>
-        <w:t xml:space="preserve">function whose whole business is introducing strangers it is the entire question, and the answer varies by</w:t>
-      </w:r>
-      <w:r>
-        <w:t xml:space="preserve"> </w:t>
-      </w:r>
-      <w:r>
-        <w:t xml:space="preserve">actor. A traveler looking for a hotel chain she has used before can reach it directly, so the aggregation</w:t>
-      </w:r>
-      <w:r>
-        <w:t xml:space="preserve"> </w:t>
-      </w:r>
-      <w:r>
-        <w:t xml:space="preserve">that would have introduced them is contingent for that booking. A traveler who would never have learned</w:t>
-      </w:r>
-      <w:r>
-        <w:t xml:space="preserve"> </w:t>
-      </w:r>
-      <w:r>
-        <w:t xml:space="preserve">that an independent hotel exists cannot, so the same function is doing integrating work no direct tie</w:t>
-      </w:r>
-      <w:r>
-        <w:t xml:space="preserve"> </w:t>
-      </w:r>
-      <w:r>
-        <w:t xml:space="preserve">reproduces. A mediator’s classification therefore depends on which coordination is being asked about. The</w:t>
-      </w:r>
-      <w:r>
-        <w:t xml:space="preserve"> </w:t>
-      </w:r>
-      <w:r>
-        <w:t xml:space="preserve">diagnostic sorts functions for a given dependent party, and it does not sort platforms once and for all.</w:t>
+        <w:t xml:space="preserve">may never have met. The question is whether these two parties could reach each other at comparable cost if</w:t>
+      </w:r>
+      <w:r>
+        <w:t xml:space="preserve"> </w:t>
+      </w:r>
+      <w:r>
+        <w:t xml:space="preserve">no rule, contract, or architecture stood in the way. For parties who already know of each other the</w:t>
+      </w:r>
+      <w:r>
+        <w:t xml:space="preserve"> </w:t>
+      </w:r>
+      <w:r>
+        <w:t xml:space="preserve">question is easy; for a function whose whole business is introducing strangers it is the entire question,</w:t>
+      </w:r>
+      <w:r>
+        <w:t xml:space="preserve"> </w:t>
+      </w:r>
+      <w:r>
+        <w:t xml:space="preserve">and the answer varies by actor. A traveler looking for a hotel chain she has used before can reach it</w:t>
+      </w:r>
+      <w:r>
+        <w:t xml:space="preserve"> </w:t>
+      </w:r>
+      <w:r>
+        <w:t xml:space="preserve">directly, so the aggregation that would have introduced them is contingent for that booking, whereas a</w:t>
+      </w:r>
+      <w:r>
+        <w:t xml:space="preserve"> </w:t>
+      </w:r>
+      <w:r>
+        <w:t xml:space="preserve">traveler who would never have learned that an independent hotel exists cannot, so the same function is</w:t>
+      </w:r>
+      <w:r>
+        <w:t xml:space="preserve"> </w:t>
+      </w:r>
+      <w:r>
+        <w:t xml:space="preserve">doing integrating work no direct tie reproduces. A mediator’s classification therefore depends on which</w:t>
+      </w:r>
+      <w:r>
+        <w:t xml:space="preserve"> </w:t>
+      </w:r>
+      <w:r>
+        <w:t xml:space="preserve">coordination is being asked about. The diagnostic sorts functions for a given dependent party, and it does</w:t>
+      </w:r>
+      <w:r>
+        <w:t xml:space="preserve"> </w:t>
+      </w:r>
+      <w:r>
+        <w:t xml:space="preserve">not sort platforms once and for all.</w:t>
       </w:r>
     </w:p>
     <w:p>
@@ -2570,7 +2576,7 @@
         <w:t xml:space="preserve"> </w:t>
       </w:r>
       <w:r>
-        <w:t xml:space="preserve">the coordination is triadic as it stands. The bypass asks whether it would stay triadic if an external</w:t>
+        <w:t xml:space="preserve">the coordination is triadic as it stands; the bypass asks whether it would stay triadic if an external</w:t>
       </w:r>
       <w:r>
         <w:t xml:space="preserve"> </w:t>
@@ -2632,13 +2638,13 @@
         <w:t xml:space="preserve"> </w:t>
       </w:r>
       <w:r>
-        <w:t xml:space="preserve">mediator: they operate on a node. The bypass test leaves the mediator in place and adds a tie: it operates</w:t>
-      </w:r>
-      <w:r>
-        <w:t xml:space="preserve"> </w:t>
-      </w:r>
-      <w:r>
-        <w:t xml:space="preserve">on an edge.</w:t>
+        <w:t xml:space="preserve">mediator, operating on a node, whereas the bypass test leaves the mediator in place and adds a tie,</w:t>
+      </w:r>
+      <w:r>
+        <w:t xml:space="preserve"> </w:t>
+      </w:r>
+      <w:r>
+        <w:t xml:space="preserve">operating on an edge.</w:t>
       </w:r>
     </w:p>
     <w:p>
@@ -2658,7 +2664,7 @@
         <w:t xml:space="preserve"> </w:t>
       </w:r>
       <w:r>
-        <w:t xml:space="preserve">every node test returns a mediator that cannot be removed. Restore the manufacturer-to-buyer tie, and the</w:t>
+        <w:t xml:space="preserve">every node test returns a mediator that cannot be removed; restore the manufacturer-to-buyer tie, and the</w:t>
       </w:r>
       <w:r>
         <w:t xml:space="preserve"> </w:t>
@@ -2696,67 +2702,67 @@
         <w:pStyle w:val="BodyText"/>
       </w:pPr>
       <w:r>
-        <w:t xml:space="preserve">The same divergence appears on a platform, which is where it matters. Take an application store’s control</w:t>
-      </w:r>
-      <w:r>
-        <w:t xml:space="preserve"> </w:t>
-      </w:r>
-      <w:r>
-        <w:t xml:space="preserve">of payment inside an application. Delete the store’s payment rail as a node and ask whether another rail</w:t>
-      </w:r>
-      <w:r>
-        <w:t xml:space="preserve"> </w:t>
-      </w:r>
-      <w:r>
-        <w:t xml:space="preserve">could practicably reach the same users on that device at comparable cost: the installed base, the default</w:t>
-      </w:r>
-      <w:r>
-        <w:t xml:space="preserve"> </w:t>
-      </w:r>
-      <w:r>
-        <w:t xml:space="preserve">checkout, and the cost of teaching users a second rail all answer no, so every node test returns a mediator</w:t>
-      </w:r>
-      <w:r>
-        <w:t xml:space="preserve"> </w:t>
-      </w:r>
-      <w:r>
-        <w:t xml:space="preserve">that cannot be replaced. That result is about the rail, and it is not yet a verdict on the rule that makes</w:t>
-      </w:r>
-      <w:r>
-        <w:t xml:space="preserve"> </w:t>
-      </w:r>
-      <w:r>
-        <w:t xml:space="preserve">the rail exclusive. Restore the developer-to-user payment edge, through sideloading or a link to an</w:t>
-      </w:r>
-      <w:r>
-        <w:t xml:space="preserve"> </w:t>
-      </w:r>
-      <w:r>
-        <w:t xml:space="preserve">external purchase, and the rule’s force disappears, because a prohibition on a direct tie is a constraint</w:t>
-      </w:r>
-      <w:r>
-        <w:t xml:space="preserve"> </w:t>
-      </w:r>
-      <w:r>
-        <w:t xml:space="preserve">rather than integrating work. The rail may still do authorizing and trust work the open edge does not</w:t>
-      </w:r>
-      <w:r>
-        <w:t xml:space="preserve"> </w:t>
-      </w:r>
-      <w:r>
-        <w:t xml:space="preserve">reproduce, which is the split section 5.4 runs on a payment network: necessary or partial as a rail,</w:t>
-      </w:r>
-      <w:r>
-        <w:t xml:space="preserve"> </w:t>
-      </w:r>
-      <w:r>
-        <w:t xml:space="preserve">contingent as a gate. Node and edge disagree on the gate; they need not disagree on the rail. The Digital</w:t>
-      </w:r>
-      <w:r>
-        <w:t xml:space="preserve"> </w:t>
-      </w:r>
-      <w:r>
-        <w:t xml:space="preserve">Markets Act’s anti-steering obligations are the edge test run by a regulator on the gate.</w:t>
+        <w:t xml:space="preserve">The same divergence appears on a platform, which is where it matters. A prime example is an application</w:t>
+      </w:r>
+      <w:r>
+        <w:t xml:space="preserve"> </w:t>
+      </w:r>
+      <w:r>
+        <w:t xml:space="preserve">store’s control of payment inside an application. Delete the store’s payment rail as a node and ask whether</w:t>
+      </w:r>
+      <w:r>
+        <w:t xml:space="preserve"> </w:t>
+      </w:r>
+      <w:r>
+        <w:t xml:space="preserve">another rail could practicably reach the same users on that device at comparable cost: the installed base,</w:t>
+      </w:r>
+      <w:r>
+        <w:t xml:space="preserve"> </w:t>
+      </w:r>
+      <w:r>
+        <w:t xml:space="preserve">the default checkout, and the cost of teaching users a second rail all answer no, so every node test</w:t>
+      </w:r>
+      <w:r>
+        <w:t xml:space="preserve"> </w:t>
+      </w:r>
+      <w:r>
+        <w:t xml:space="preserve">returns a mediator that cannot be replaced. That result is about the rail, and it is not yet a verdict on</w:t>
+      </w:r>
+      <w:r>
+        <w:t xml:space="preserve"> </w:t>
+      </w:r>
+      <w:r>
+        <w:t xml:space="preserve">the rule that makes the rail exclusive. Restore the developer-to-user payment edge, through sideloading or</w:t>
+      </w:r>
+      <w:r>
+        <w:t xml:space="preserve"> </w:t>
+      </w:r>
+      <w:r>
+        <w:t xml:space="preserve">a link to an external purchase, and the rule’s force disappears, because a prohibition on a direct tie is a</w:t>
+      </w:r>
+      <w:r>
+        <w:t xml:space="preserve"> </w:t>
+      </w:r>
+      <w:r>
+        <w:t xml:space="preserve">constraint rather than integrating work. The rail may still do authorizing and trust work the open edge</w:t>
+      </w:r>
+      <w:r>
+        <w:t xml:space="preserve"> </w:t>
+      </w:r>
+      <w:r>
+        <w:t xml:space="preserve">does not reproduce, which is the split section 5.4 runs on a payment network: necessary or partial as a</w:t>
+      </w:r>
+      <w:r>
+        <w:t xml:space="preserve"> </w:t>
+      </w:r>
+      <w:r>
+        <w:t xml:space="preserve">rail, contingent as a gate. Node and edge disagree on the gate; they need not disagree on the rail. The</w:t>
+      </w:r>
+      <w:r>
+        <w:t xml:space="preserve"> </w:t>
+      </w:r>
+      <w:r>
+        <w:t xml:space="preserve">Digital Markets Act’s anti-steering obligations are the edge test run by a regulator on the gate.</w:t>
       </w:r>
     </w:p>
     <w:p>
@@ -2898,19 +2904,19 @@
         <w:t xml:space="preserve"> </w:t>
       </w:r>
       <w:r>
-        <w:t xml:space="preserve">organizations in decline. A member of a failing organization has two powers: exit, the power to leave, and</w:t>
-      </w:r>
-      <w:r>
-        <w:t xml:space="preserve"> </w:t>
-      </w:r>
-      <w:r>
-        <w:t xml:space="preserve">voice, the power to stay and press for change. Bypassability is the availability of exit. Necessity does</w:t>
-      </w:r>
-      <w:r>
-        <w:t xml:space="preserve"> </w:t>
-      </w:r>
-      <w:r>
-        <w:t xml:space="preserve">not produce voice: it forecloses exit and leaves voice as the residual lever, available against a</w:t>
+        <w:t xml:space="preserve">organizations in decline: a member of a failing organization has two powers, exit, the power to leave, and</w:t>
+      </w:r>
+      <w:r>
+        <w:t xml:space="preserve"> </w:t>
+      </w:r>
+      <w:r>
+        <w:t xml:space="preserve">voice, the power to stay and press for change. Bypassability is the availability of exit, whereas necessity</w:t>
+      </w:r>
+      <w:r>
+        <w:t xml:space="preserve"> </w:t>
+      </w:r>
+      <w:r>
+        <w:t xml:space="preserve">does not produce voice: it forecloses exit and leaves voice as the residual lever, available against a</w:t>
       </w:r>
       <w:r>
         <w:t xml:space="preserve"> </w:t>
@@ -2942,43 +2948,49 @@
         <w:pStyle w:val="BodyText"/>
       </w:pPr>
       <w:r>
-        <w:t xml:space="preserve">For a contingent mediator, exit is available in principle. The mediator is held by a liftable constraint,</w:t>
-      </w:r>
-      <w:r>
-        <w:t xml:space="preserve"> </w:t>
-      </w:r>
-      <w:r>
-        <w:t xml:space="preserve">so lifting the constraint restores the direct tie. Deregulation, mandated interoperability, an antitrust</w:t>
-      </w:r>
-      <w:r>
-        <w:t xml:space="preserve"> </w:t>
-      </w:r>
-      <w:r>
-        <w:t xml:space="preserve">remedy, the breaking of an exclusive — each opens exit where the mediator is contingent. Platform economics</w:t>
-      </w:r>
-      <w:r>
-        <w:t xml:space="preserve"> </w:t>
-      </w:r>
-      <w:r>
-        <w:t xml:space="preserve">reads the same fact through multihoming: where an actor can hold more than one platform at once, the</w:t>
-      </w:r>
-      <w:r>
-        <w:t xml:space="preserve"> </w:t>
-      </w:r>
-      <w:r>
-        <w:t xml:space="preserve">bottleneck is contestable (Eisenmann et al., 2006). What holds many actors inside a contingent mediation is</w:t>
-      </w:r>
-      <w:r>
-        <w:t xml:space="preserve"> </w:t>
-      </w:r>
-      <w:r>
-        <w:t xml:space="preserve">involuntary retention: lock-in, multihoming costs, sunk investment. Hirschman’s loyalty kept the</w:t>
-      </w:r>
-      <w:r>
-        <w:t xml:space="preserve"> </w:t>
-      </w:r>
-      <w:r>
-        <w:t xml:space="preserve">voice-prone from leaving and thereby activated voice. Retention suppresses exit and activates nothing.</w:t>
+        <w:t xml:space="preserve">For a contingent mediator, exit is available in principle, because the mediator is held by a liftable</w:t>
+      </w:r>
+      <w:r>
+        <w:t xml:space="preserve"> </w:t>
+      </w:r>
+      <w:r>
+        <w:t xml:space="preserve">constraint, so lifting the constraint restores the direct tie. Deregulation, mandated interoperability, an</w:t>
+      </w:r>
+      <w:r>
+        <w:t xml:space="preserve"> </w:t>
+      </w:r>
+      <w:r>
+        <w:t xml:space="preserve">antitrust remedy, the breaking of an exclusive — each opens exit where the mediator is contingent.</w:t>
+      </w:r>
+      <w:r>
+        <w:t xml:space="preserve"> </w:t>
+      </w:r>
+      <w:r>
+        <w:t xml:space="preserve">Platform economics reads the same fact through multihoming: where an actor can hold more than one platform</w:t>
+      </w:r>
+      <w:r>
+        <w:t xml:space="preserve"> </w:t>
+      </w:r>
+      <w:r>
+        <w:t xml:space="preserve">at once, the bottleneck is contestable (Eisenmann et al., 2006). What holds many actors inside a contingent</w:t>
+      </w:r>
+      <w:r>
+        <w:t xml:space="preserve"> </w:t>
+      </w:r>
+      <w:r>
+        <w:t xml:space="preserve">mediation is involuntary retention: lock-in, multihoming costs, sunk investment. Hirschman’s loyalty kept</w:t>
+      </w:r>
+      <w:r>
+        <w:t xml:space="preserve"> </w:t>
+      </w:r>
+      <w:r>
+        <w:t xml:space="preserve">the voice-prone from leaving and thereby activated voice, whereas retention suppresses exit and activates</w:t>
+      </w:r>
+      <w:r>
+        <w:t xml:space="preserve"> </w:t>
+      </w:r>
+      <w:r>
+        <w:t xml:space="preserve">nothing.</w:t>
       </w:r>
     </w:p>
     <w:p>
@@ -3022,7 +3034,7 @@
         <w:t xml:space="preserve"> </w:t>
       </w:r>
       <w:r>
-        <w:t xml:space="preserve">critics. Under a necessary mediator the difficulty is starker. There is no exit to lend the critic</w:t>
+        <w:t xml:space="preserve">critics. Under a necessary mediator the difficulty is starker, because there is no exit to lend the critic</w:t>
       </w:r>
       <w:r>
         <w:t xml:space="preserve"> </w:t>
@@ -3094,7 +3106,7 @@
         <w:t xml:space="preserve"> </w:t>
       </w:r>
       <w:r>
-        <w:t xml:space="preserve">orders through logistics that no direct seller-to-buyer tie reproduces at scale, which is necessary. It</w:t>
+        <w:t xml:space="preserve">orders through logistics that no direct seller-to-buyer tie reproduces at scale, which is necessary; it</w:t>
       </w:r>
       <w:r>
         <w:t xml:space="preserve"> </w:t>
@@ -3106,7 +3118,7 @@
         <w:t xml:space="preserve"> </w:t>
       </w:r>
       <w:r>
-        <w:t xml:space="preserve">is partial. It gates which seller a buyer sees, a toll sellers pay to pass, which is contingent. And it</w:t>
+        <w:t xml:space="preserve">is partial; it gates which seller a buyer sees, a toll sellers pay to pass, which is contingent; and it</w:t>
       </w:r>
       <w:r>
         <w:t xml:space="preserve"> </w:t>
@@ -3126,63 +3138,69 @@
         <w:pStyle w:val="BodyText"/>
       </w:pPr>
       <w:r>
-        <w:t xml:space="preserve">The portfolio view changes what a manager should do: a coordinated actor’s dependence is not monolithic.</w:t>
-      </w:r>
-      <w:r>
-        <w:t xml:space="preserve"> </w:t>
-      </w:r>
-      <w:r>
-        <w:t xml:space="preserve">Against a contingent gate the move is toward exit: interoperability, portability, an alternative channel.</w:t>
-      </w:r>
-      <w:r>
-        <w:t xml:space="preserve"> </w:t>
-      </w:r>
-      <w:r>
-        <w:t xml:space="preserve">Against a necessary function, exit is a mirage and the move is toward voice. Managers who read their</w:t>
-      </w:r>
-      <w:r>
-        <w:t xml:space="preserve"> </w:t>
-      </w:r>
-      <w:r>
-        <w:t xml:space="preserve">platform dependence as a single risk to be diversified miss this.</w:t>
-      </w:r>
-    </w:p>
-    <w:p>
-      <w:pPr>
-        <w:pStyle w:val="BodyText"/>
-      </w:pPr>
-      <w:r>
-        <w:t xml:space="preserve">Contest the bypassable part and accept the integrating one, treating them as separate decisions instead of</w:t>
-      </w:r>
-      <w:r>
-        <w:t xml:space="preserve"> </w:t>
-      </w:r>
-      <w:r>
-        <w:t xml:space="preserve">averaging them into a single posture. Modularity research supplies the criterion for where the two come</w:t>
-      </w:r>
-      <w:r>
-        <w:t xml:space="preserve"> </w:t>
-      </w:r>
-      <w:r>
-        <w:t xml:space="preserve">apart: cut at the thin crossing points, where the interface between functions is narrow enough that</w:t>
-      </w:r>
-      <w:r>
-        <w:t xml:space="preserve"> </w:t>
-      </w:r>
-      <w:r>
-        <w:t xml:space="preserve">separating them costs little (Baldwin, 2008). Firms that both make and buy the same input are not hedging</w:t>
-      </w:r>
-      <w:r>
-        <w:t xml:space="preserve"> </w:t>
-      </w:r>
-      <w:r>
-        <w:t xml:space="preserve">between two options but pursuing a distinct strategy with its own logic (Parmigiani, 2007), and the same</w:t>
-      </w:r>
-      <w:r>
-        <w:t xml:space="preserve"> </w:t>
-      </w:r>
-      <w:r>
-        <w:t xml:space="preserve">holds for an actor that fights one function of a platform while depending on another.</w:t>
+        <w:t xml:space="preserve">A coordinated actor’s dependence is therefore not monolithic. Against a contingent gate the move is toward</w:t>
+      </w:r>
+      <w:r>
+        <w:t xml:space="preserve"> </w:t>
+      </w:r>
+      <w:r>
+        <w:t xml:space="preserve">exit: interoperability, portability, an alternative channel. Against a necessary function, exit is a</w:t>
+      </w:r>
+      <w:r>
+        <w:t xml:space="preserve"> </w:t>
+      </w:r>
+      <w:r>
+        <w:t xml:space="preserve">mirage and the move is toward voice. Managers who read their platform dependence as a single risk to be</w:t>
+      </w:r>
+      <w:r>
+        <w:t xml:space="preserve"> </w:t>
+      </w:r>
+      <w:r>
+        <w:t xml:space="preserve">diversified miss this.</w:t>
+      </w:r>
+    </w:p>
+    <w:p>
+      <w:pPr>
+        <w:pStyle w:val="BodyText"/>
+      </w:pPr>
+      <w:r>
+        <w:t xml:space="preserve">The coordinated actor contests the bypassable part and accepts the integrating one, treating them as</w:t>
+      </w:r>
+      <w:r>
+        <w:t xml:space="preserve"> </w:t>
+      </w:r>
+      <w:r>
+        <w:t xml:space="preserve">separate decisions instead of averaging them into a single posture. Modularity research supplies the</w:t>
+      </w:r>
+      <w:r>
+        <w:t xml:space="preserve"> </w:t>
+      </w:r>
+      <w:r>
+        <w:t xml:space="preserve">criterion for where the two come apart: cut at the thin crossing points, where the interface between</w:t>
+      </w:r>
+      <w:r>
+        <w:t xml:space="preserve"> </w:t>
+      </w:r>
+      <w:r>
+        <w:t xml:space="preserve">functions is narrow enough that separating them costs little (Baldwin, 2008). Firms that both make and buy</w:t>
+      </w:r>
+      <w:r>
+        <w:t xml:space="preserve"> </w:t>
+      </w:r>
+      <w:r>
+        <w:t xml:space="preserve">the same input are not hedging between two options but pursuing a distinct strategy with its own logic</w:t>
+      </w:r>
+      <w:r>
+        <w:t xml:space="preserve"> </w:t>
+      </w:r>
+      <w:r>
+        <w:t xml:space="preserve">(Parmigiani, 2007), and an actor that fights one function of a platform while depending on another is</w:t>
+      </w:r>
+      <w:r>
+        <w:t xml:space="preserve"> </w:t>
+      </w:r>
+      <w:r>
+        <w:t xml:space="preserve">pursuing that same distinct strategy.</w:t>
       </w:r>
     </w:p>
     <w:bookmarkEnd w:id="23"/>
@@ -3200,93 +3218,99 @@
         <w:pStyle w:val="FirstParagraph"/>
       </w:pPr>
       <w:r>
-        <w:t xml:space="preserve">An independent hotel reaches many of its guests through an online travel agency, and the agency does two</w:t>
-      </w:r>
-      <w:r>
-        <w:t xml:space="preserve"> </w:t>
-      </w:r>
-      <w:r>
-        <w:t xml:space="preserve">very different things for its commission, which the European Competition Network’s monitoring exercise put</w:t>
-      </w:r>
-      <w:r>
-        <w:t xml:space="preserve"> </w:t>
-      </w:r>
-      <w:r>
-        <w:t xml:space="preserve">at 10% to above 20% of each booking (European Competition Network, 2017). It aggregates demand, putting the</w:t>
-      </w:r>
-      <w:r>
-        <w:t xml:space="preserve"> </w:t>
-      </w:r>
-      <w:r>
-        <w:t xml:space="preserve">hotel in front of travelers who would never have found it. C. K. Anderson (2009, 2011) named this the</w:t>
-      </w:r>
-      <w:r>
-        <w:t xml:space="preserve"> </w:t>
-      </w:r>
-      <w:r>
-        <w:t xml:space="preserve">billboard effect and measured the lift in a hotel’s own direct reservations that follows from being listed</w:t>
-      </w:r>
-      <w:r>
-        <w:t xml:space="preserve"> </w:t>
-      </w:r>
-      <w:r>
-        <w:t xml:space="preserve">on an agency at all, though later work has not consistently reproduced it (Beritelli &amp; Schegg, 2016). And</w:t>
-      </w:r>
-      <w:r>
-        <w:t xml:space="preserve"> </w:t>
-      </w:r>
-      <w:r>
-        <w:t xml:space="preserve">it has held rate parity clauses forbidding the hotel to price lower on its own site.</w:t>
-      </w:r>
-    </w:p>
-    <w:p>
-      <w:pPr>
-        <w:pStyle w:val="BodyText"/>
-      </w:pPr>
-      <w:r>
-        <w:t xml:space="preserve">Run the counterfactual on each function separately. Restore the capability of direct dealing for a traveler</w:t>
-      </w:r>
-      <w:r>
-        <w:t xml:space="preserve"> </w:t>
-      </w:r>
-      <w:r>
-        <w:t xml:space="preserve">who already knows the hotel exists, and the parity clause does nothing: it was held in place by a contract,</w:t>
-      </w:r>
-      <w:r>
-        <w:t xml:space="preserve"> </w:t>
-      </w:r>
-      <w:r>
-        <w:t xml:space="preserve">and it is contingent. Restore the same capability for a traveler who would never have learned that the</w:t>
-      </w:r>
-      <w:r>
-        <w:t xml:space="preserve"> </w:t>
-      </w:r>
-      <w:r>
-        <w:t xml:space="preserve">hotel exists, and no direct channel at comparable cost reproduces the introduction the agency performed.</w:t>
-      </w:r>
-      <w:r>
-        <w:t xml:space="preserve"> </w:t>
-      </w:r>
-      <w:r>
-        <w:t xml:space="preserve">Demand aggregation survives the bypass for that traveler, and it is necessary: the verdict is a split, and</w:t>
-      </w:r>
-      <w:r>
-        <w:t xml:space="preserve"> </w:t>
-      </w:r>
-      <w:r>
-        <w:t xml:space="preserve">it names two different instruments. Against the parity clause the move is exit, pursued through contract</w:t>
-      </w:r>
-      <w:r>
-        <w:t xml:space="preserve"> </w:t>
-      </w:r>
-      <w:r>
-        <w:t xml:space="preserve">law and competition enforcement. Against demand aggregation, exit is unavailable and the move is voice,</w:t>
-      </w:r>
-      <w:r>
-        <w:t xml:space="preserve"> </w:t>
-      </w:r>
-      <w:r>
-        <w:t xml:space="preserve">pursued through terms the hotel has standing to contest.</w:t>
+        <w:t xml:space="preserve">A prime example of the diagnostic at work is the independent hotel that reaches many of its guests through</w:t>
+      </w:r>
+      <w:r>
+        <w:t xml:space="preserve"> </w:t>
+      </w:r>
+      <w:r>
+        <w:t xml:space="preserve">an online travel agency. The agency does two very different things for its commission, which the European</w:t>
+      </w:r>
+      <w:r>
+        <w:t xml:space="preserve"> </w:t>
+      </w:r>
+      <w:r>
+        <w:t xml:space="preserve">Competition Network’s monitoring exercise put at 10% to above 20% of each booking (European Competition</w:t>
+      </w:r>
+      <w:r>
+        <w:t xml:space="preserve"> </w:t>
+      </w:r>
+      <w:r>
+        <w:t xml:space="preserve">Network, 2017): it aggregates demand, putting the hotel in front of travelers who would never have found</w:t>
+      </w:r>
+      <w:r>
+        <w:t xml:space="preserve"> </w:t>
+      </w:r>
+      <w:r>
+        <w:t xml:space="preserve">it, and it has held rate parity clauses forbidding the hotel to price lower on its own site. C. K.</w:t>
+      </w:r>
+      <w:r>
+        <w:t xml:space="preserve"> </w:t>
+      </w:r>
+      <w:r>
+        <w:t xml:space="preserve">Anderson (2009, 2011) named the first of these the billboard effect and measured the lift in a hotel’s own</w:t>
+      </w:r>
+      <w:r>
+        <w:t xml:space="preserve"> </w:t>
+      </w:r>
+      <w:r>
+        <w:t xml:space="preserve">direct reservations that follows from being listed on an agency at all, though later work has not</w:t>
+      </w:r>
+      <w:r>
+        <w:t xml:space="preserve"> </w:t>
+      </w:r>
+      <w:r>
+        <w:t xml:space="preserve">consistently reproduced it (Beritelli &amp; Schegg, 2016).</w:t>
+      </w:r>
+    </w:p>
+    <w:p>
+      <w:pPr>
+        <w:pStyle w:val="BodyText"/>
+      </w:pPr>
+      <w:r>
+        <w:t xml:space="preserve">Restored for a traveler who already knows the hotel exists, the capability of direct dealing leaves the</w:t>
+      </w:r>
+      <w:r>
+        <w:t xml:space="preserve"> </w:t>
+      </w:r>
+      <w:r>
+        <w:t xml:space="preserve">parity clause doing nothing: it was held in place by a contract, and it is contingent. Restored for a</w:t>
+      </w:r>
+      <w:r>
+        <w:t xml:space="preserve"> </w:t>
+      </w:r>
+      <w:r>
+        <w:t xml:space="preserve">traveler who would never have learned that the hotel exists, no direct channel at comparable cost</w:t>
+      </w:r>
+      <w:r>
+        <w:t xml:space="preserve"> </w:t>
+      </w:r>
+      <w:r>
+        <w:t xml:space="preserve">reproduces the introduction the agency performed. Demand aggregation survives the bypass for that traveler,</w:t>
+      </w:r>
+      <w:r>
+        <w:t xml:space="preserve"> </w:t>
+      </w:r>
+      <w:r>
+        <w:t xml:space="preserve">and it is necessary: the verdict is a split, and it names two different instruments. Against the parity</w:t>
+      </w:r>
+      <w:r>
+        <w:t xml:space="preserve"> </w:t>
+      </w:r>
+      <w:r>
+        <w:t xml:space="preserve">clause the move is exit, pursued through contract law and competition enforcement. Against demand</w:t>
+      </w:r>
+      <w:r>
+        <w:t xml:space="preserve"> </w:t>
+      </w:r>
+      <w:r>
+        <w:t xml:space="preserve">aggregation, exit is unavailable and the move is voice, pursued through terms the hotel has standing to</w:t>
+      </w:r>
+      <w:r>
+        <w:t xml:space="preserve"> </w:t>
+      </w:r>
+      <w:r>
+        <w:t xml:space="preserve">contest.</w:t>
       </w:r>
     </w:p>
     <w:p>
@@ -3374,7 +3398,7 @@
         <w:t xml:space="preserve"> </w:t>
       </w:r>
       <w:r>
-        <w:t xml:space="preserve">open. It deepened.</w:t>
+        <w:t xml:space="preserve">open; it deepened.</w:t>
       </w:r>
     </w:p>
     <w:p>
@@ -3463,25 +3487,31 @@
         <w:pStyle w:val="BodyText"/>
       </w:pPr>
       <w:r>
-        <w:t xml:space="preserve">Coordinative sovereignty is the autonomy proper to a necessary mediation: the power to shape the terms on</w:t>
-      </w:r>
-      <w:r>
-        <w:t xml:space="preserve"> </w:t>
-      </w:r>
-      <w:r>
-        <w:t xml:space="preserve">which one is mediated, to contest the mediator’s arbitrary power, and to hold a share in the governance of</w:t>
-      </w:r>
-      <w:r>
-        <w:t xml:space="preserve"> </w:t>
-      </w:r>
-      <w:r>
-        <w:t xml:space="preserve">an arrangement the open tie does not dissolve. A share in governance specifies what residual voice should</w:t>
-      </w:r>
-      <w:r>
-        <w:t xml:space="preserve"> </w:t>
-      </w:r>
-      <w:r>
-        <w:t xml:space="preserve">amount to, and the counterfactual does not deliver it on its own.</w:t>
+        <w:t xml:space="preserve">The political concept of coordinative sovereignty, understood as the autonomy proper to a necessary</w:t>
+      </w:r>
+      <w:r>
+        <w:t xml:space="preserve"> </w:t>
+      </w:r>
+      <w:r>
+        <w:t xml:space="preserve">mediation, is the power to shape the terms on which one is mediated, to contest the mediator’s arbitrary</w:t>
+      </w:r>
+      <w:r>
+        <w:t xml:space="preserve"> </w:t>
+      </w:r>
+      <w:r>
+        <w:t xml:space="preserve">power, and to hold a share in the governance of an arrangement the open tie does not dissolve. A share in</w:t>
+      </w:r>
+      <w:r>
+        <w:t xml:space="preserve"> </w:t>
+      </w:r>
+      <w:r>
+        <w:t xml:space="preserve">governance specifies what residual voice should amount to, and the counterfactual does not deliver it on</w:t>
+      </w:r>
+      <w:r>
+        <w:t xml:space="preserve"> </w:t>
+      </w:r>
+      <w:r>
+        <w:t xml:space="preserve">its own.</w:t>
       </w:r>
       <w:r>
         <w:t xml:space="preserve"> </w:t>
@@ -3493,137 +3523,137 @@
         <w:t xml:space="preserve"> </w:t>
       </w:r>
       <w:r>
-        <w:t xml:space="preserve">names that structural</w:t>
-      </w:r>
-      <w:r>
-        <w:t xml:space="preserve"> </w:t>
-      </w:r>
-      <w:r>
-        <w:t xml:space="preserve">fact. It does not name lock-in under a contingent gate, which section 5.3 assigned to exit as involuntary</w:t>
-      </w:r>
-      <w:r>
-        <w:t xml:space="preserve"> </w:t>
-      </w:r>
-      <w:r>
-        <w:t xml:space="preserve">retention, nor irreducibility as the coordination is currently wired, which section 5.2 separated from</w:t>
-      </w:r>
-      <w:r>
-        <w:t xml:space="preserve"> </w:t>
-      </w:r>
-      <w:r>
-        <w:t xml:space="preserve">necessity. The construct’s currency is effective voice — terms that hold because the coordinated actors</w:t>
-      </w:r>
-      <w:r>
-        <w:t xml:space="preserve"> </w:t>
-      </w:r>
-      <w:r>
-        <w:t xml:space="preserve">have the standing to make them hold. The two sovereignties the platform situation puts out of reach,</w:t>
-      </w:r>
-      <w:r>
-        <w:t xml:space="preserve"> </w:t>
-      </w:r>
-      <w:r>
-        <w:t xml:space="preserve">independence from the mediator and command of the infrastructure, form no part of it.</w:t>
-      </w:r>
-    </w:p>
-    <w:p>
-      <w:pPr>
-        <w:pStyle w:val="BodyText"/>
-      </w:pPr>
-      <w:r>
-        <w:t xml:space="preserve">Four strands of political theory converge on the construct. From republican theory it takes freedom as</w:t>
-      </w:r>
-      <w:r>
-        <w:t xml:space="preserve"> </w:t>
-      </w:r>
-      <w:r>
-        <w:t xml:space="preserve">non-domination, the absence of another’s arbitrary power, a stronger condition than the absence of</w:t>
-      </w:r>
-      <w:r>
-        <w:t xml:space="preserve"> </w:t>
-      </w:r>
-      <w:r>
-        <w:t xml:space="preserve">interference (Pettit, 1997; Skinner, 1998). An actor can be left alone and still unfree if it lives at the</w:t>
-      </w:r>
-      <w:r>
-        <w:t xml:space="preserve"> </w:t>
-      </w:r>
-      <w:r>
-        <w:t xml:space="preserve">mercy of a power that could interfere at will, on terms it cannot contest, which is the condition of the</w:t>
-      </w:r>
-      <w:r>
-        <w:t xml:space="preserve"> </w:t>
-      </w:r>
-      <w:r>
-        <w:t xml:space="preserve">platform-dependent actor. Muldoon and Raekstad (2023) argue the case directly for algorithmic management,</w:t>
-      </w:r>
-      <w:r>
-        <w:t xml:space="preserve"> </w:t>
-      </w:r>
-      <w:r>
-        <w:t xml:space="preserve">treating it as a socio-technical system in which owners and managers hold arbitrary power over those</w:t>
-      </w:r>
-      <w:r>
-        <w:t xml:space="preserve"> </w:t>
-      </w:r>
-      <w:r>
-        <w:t xml:space="preserve">enrolled in it. A standing objection to that application remains: a ranking system is not an agent, so its</w:t>
-      </w:r>
-      <w:r>
-        <w:t xml:space="preserve"> </w:t>
-      </w:r>
-      <w:r>
-        <w:t xml:space="preserve">power may not be arbitrary in the sense republican theory requires. Cicerchia (2022) supplies the answer,</w:t>
-      </w:r>
-      <w:r>
-        <w:t xml:space="preserve"> </w:t>
-      </w:r>
-      <w:r>
-        <w:t xml:space="preserve">arguing that non-domination as usually stated has insufficient scope for structural domination while an</w:t>
-      </w:r>
-      <w:r>
-        <w:t xml:space="preserve"> </w:t>
-      </w:r>
-      <w:r>
-        <w:t xml:space="preserve">adequate account of structural domination still requires that agency be involved. The interest in a</w:t>
-      </w:r>
-      <w:r>
-        <w:t xml:space="preserve"> </w:t>
-      </w:r>
-      <w:r>
-        <w:t xml:space="preserve">platform mediator is the firm’s, and the firm is an agent, which is why section 3 located it there.</w:t>
-      </w:r>
-    </w:p>
-    <w:p>
-      <w:pPr>
-        <w:pStyle w:val="BodyText"/>
-      </w:pPr>
-      <w:r>
-        <w:t xml:space="preserve">Relational autonomy supplies the next piece: autonomy is constituted through the relationships that</w:t>
-      </w:r>
-      <w:r>
-        <w:t xml:space="preserve"> </w:t>
-      </w:r>
-      <w:r>
-        <w:t xml:space="preserve">structure a person (Mackenzie &amp; Stoljar, 2000; Nedelsky, 2011), so a relationship can enlarge autonomy or</w:t>
-      </w:r>
-      <w:r>
-        <w:t xml:space="preserve"> </w:t>
-      </w:r>
-      <w:r>
-        <w:t xml:space="preserve">shrink it, and what matters is its shape. The apparent choice between being mediated and being autonomous</w:t>
-      </w:r>
-      <w:r>
-        <w:t xml:space="preserve"> </w:t>
-      </w:r>
-      <w:r>
-        <w:t xml:space="preserve">dissolves. A well-shaped mediation enlarges the coordinated actor’s autonomy, a badly shaped one diminishes</w:t>
-      </w:r>
-      <w:r>
-        <w:t xml:space="preserve"> </w:t>
-      </w:r>
-      <w:r>
-        <w:t xml:space="preserve">it, and the object of sovereignty is the shape.</w:t>
+        <w:t xml:space="preserve">names that structural fact: it does not name lock-in under a contingent gate,</w:t>
+      </w:r>
+      <w:r>
+        <w:t xml:space="preserve"> </w:t>
+      </w:r>
+      <w:r>
+        <w:t xml:space="preserve">which section 5.3 assigned to exit as involuntary retention, nor irreducibility as the coordination is</w:t>
+      </w:r>
+      <w:r>
+        <w:t xml:space="preserve"> </w:t>
+      </w:r>
+      <w:r>
+        <w:t xml:space="preserve">currently wired, which section 5.2 separated from necessity. The construct’s currency is effective voice —</w:t>
+      </w:r>
+      <w:r>
+        <w:t xml:space="preserve"> </w:t>
+      </w:r>
+      <w:r>
+        <w:t xml:space="preserve">terms that hold because the coordinated actors have the standing to make them hold. The two sovereignties</w:t>
+      </w:r>
+      <w:r>
+        <w:t xml:space="preserve"> </w:t>
+      </w:r>
+      <w:r>
+        <w:t xml:space="preserve">the platform situation puts out of reach, independence from the mediator and command of the</w:t>
+      </w:r>
+      <w:r>
+        <w:t xml:space="preserve"> </w:t>
+      </w:r>
+      <w:r>
+        <w:t xml:space="preserve">infrastructure, form no part of it.</w:t>
+      </w:r>
+    </w:p>
+    <w:p>
+      <w:pPr>
+        <w:pStyle w:val="BodyText"/>
+      </w:pPr>
+      <w:r>
+        <w:t xml:space="preserve">The first strand, republican theory, takes freedom as non-domination, the absence of another’s arbitrary</w:t>
+      </w:r>
+      <w:r>
+        <w:t xml:space="preserve"> </w:t>
+      </w:r>
+      <w:r>
+        <w:t xml:space="preserve">power, a stronger condition than the absence of interference (Pettit, 1997; Skinner, 1998). An actor can</w:t>
+      </w:r>
+      <w:r>
+        <w:t xml:space="preserve"> </w:t>
+      </w:r>
+      <w:r>
+        <w:t xml:space="preserve">be left alone and still unfree if it lives at the mercy of a power that could interfere at will, on terms</w:t>
+      </w:r>
+      <w:r>
+        <w:t xml:space="preserve"> </w:t>
+      </w:r>
+      <w:r>
+        <w:t xml:space="preserve">it cannot contest, which is the condition of the platform-dependent actor. Muldoon and Raekstad (2023)</w:t>
+      </w:r>
+      <w:r>
+        <w:t xml:space="preserve"> </w:t>
+      </w:r>
+      <w:r>
+        <w:t xml:space="preserve">argue the case directly for algorithmic management, treating it as a socio-technical system in which</w:t>
+      </w:r>
+      <w:r>
+        <w:t xml:space="preserve"> </w:t>
+      </w:r>
+      <w:r>
+        <w:t xml:space="preserve">owners and managers hold arbitrary power over those enrolled in it. A standing objection to that</w:t>
+      </w:r>
+      <w:r>
+        <w:t xml:space="preserve"> </w:t>
+      </w:r>
+      <w:r>
+        <w:t xml:space="preserve">application remains: a ranking system is not an agent, so its power may not be arbitrary in the sense</w:t>
+      </w:r>
+      <w:r>
+        <w:t xml:space="preserve"> </w:t>
+      </w:r>
+      <w:r>
+        <w:t xml:space="preserve">republican theory requires. Cicerchia (2022) supplies the answer, arguing that non-domination as usually</w:t>
+      </w:r>
+      <w:r>
+        <w:t xml:space="preserve"> </w:t>
+      </w:r>
+      <w:r>
+        <w:t xml:space="preserve">stated has insufficient scope for structural domination while an adequate account of structural domination</w:t>
+      </w:r>
+      <w:r>
+        <w:t xml:space="preserve"> </w:t>
+      </w:r>
+      <w:r>
+        <w:t xml:space="preserve">still requires that agency be involved. The interest in a platform mediator is the firm’s, and the firm is</w:t>
+      </w:r>
+      <w:r>
+        <w:t xml:space="preserve"> </w:t>
+      </w:r>
+      <w:r>
+        <w:t xml:space="preserve">an agent, which is why section 3 located it there.</w:t>
+      </w:r>
+    </w:p>
+    <w:p>
+      <w:pPr>
+        <w:pStyle w:val="BodyText"/>
+      </w:pPr>
+      <w:r>
+        <w:t xml:space="preserve">A second, related strand, relational autonomy, holds that autonomy is constituted through the relationships</w:t>
+      </w:r>
+      <w:r>
+        <w:t xml:space="preserve"> </w:t>
+      </w:r>
+      <w:r>
+        <w:t xml:space="preserve">that structure a person (Mackenzie &amp; Stoljar, 2000; Nedelsky, 2011), so a relationship can enlarge</w:t>
+      </w:r>
+      <w:r>
+        <w:t xml:space="preserve"> </w:t>
+      </w:r>
+      <w:r>
+        <w:t xml:space="preserve">autonomy or shrink it, and what matters is its shape. The apparent choice between being mediated and being</w:t>
+      </w:r>
+      <w:r>
+        <w:t xml:space="preserve"> </w:t>
+      </w:r>
+      <w:r>
+        <w:t xml:space="preserve">autonomous dissolves: a well-shaped mediation enlarges the coordinated actor’s autonomy, a badly shaped</w:t>
+      </w:r>
+      <w:r>
+        <w:t xml:space="preserve"> </w:t>
+      </w:r>
+      <w:r>
+        <w:t xml:space="preserve">one diminishes it, and the object of sovereignty is the shape.</w:t>
       </w:r>
     </w:p>
     <w:p>
@@ -3749,13 +3779,13 @@
         <w:t xml:space="preserve"> </w:t>
       </w:r>
       <w:r>
-        <w:t xml:space="preserve">diverge, the members’ standing governs. A reader may decline that priority and keep the rest. The construct</w:t>
-      </w:r>
-      <w:r>
-        <w:t xml:space="preserve"> </w:t>
-      </w:r>
-      <w:r>
-        <w:t xml:space="preserve">is one; the measurement differs by level, and section 9 takes that up.</w:t>
+        <w:t xml:space="preserve">diverge, the members’ standing governs, and a reader may decline that priority and keep the rest. The</w:t>
+      </w:r>
+      <w:r>
+        <w:t xml:space="preserve"> </w:t>
+      </w:r>
+      <w:r>
+        <w:t xml:space="preserve">construct is one; the measurement differs by level, and section 9 takes that up.</w:t>
       </w:r>
     </w:p>
     <w:p>
@@ -3875,13 +3905,13 @@
         <w:pStyle w:val="BodyText"/>
       </w:pPr>
       <w:r>
-        <w:t xml:space="preserve">Coordinative sovereignty is more than worker rights or consumer protection, though it bears on both. Rights</w:t>
-      </w:r>
-      <w:r>
-        <w:t xml:space="preserve"> </w:t>
-      </w:r>
-      <w:r>
-        <w:t xml:space="preserve">and protections are guarantees against a mediator’s conduct. Coordinative sovereignty is a share in the</w:t>
+        <w:t xml:space="preserve">Coordinative sovereignty is not worker rights or consumer protection, though it bears on both. Rights and</w:t>
+      </w:r>
+      <w:r>
+        <w:t xml:space="preserve"> </w:t>
+      </w:r>
+      <w:r>
+        <w:t xml:space="preserve">protections are guarantees against a mediator’s conduct; coordinative sovereignty is a share in the</w:t>
       </w:r>
       <w:r>
         <w:t xml:space="preserve"> </w:t>
@@ -3899,13 +3929,13 @@
         <w:t xml:space="preserve"> </w:t>
       </w:r>
       <w:r>
-        <w:t xml:space="preserve">above. And the construct takes the mediation as given, often as necessary, and asks what autonomy is</w:t>
-      </w:r>
-      <w:r>
-        <w:t xml:space="preserve"> </w:t>
-      </w:r>
-      <w:r>
-        <w:t xml:space="preserve">possible within it. The mediator cannot be wished away, and freedom lives in the terms of the mediation.</w:t>
+        <w:t xml:space="preserve">above. The construct takes the mediation as given, often as necessary, and asks what autonomy is possible</w:t>
+      </w:r>
+      <w:r>
+        <w:t xml:space="preserve"> </w:t>
+      </w:r>
+      <w:r>
+        <w:t xml:space="preserve">within it. The mediator cannot be wished away, and freedom lives in the terms of the mediation.</w:t>
       </w:r>
     </w:p>
     <w:p>
@@ -3961,39 +3991,25 @@
         <w:pStyle w:val="FirstParagraph"/>
       </w:pPr>
       <w:r>
-        <w:t xml:space="preserve">The diagnostic that sorted mediators now sorts those institutions: the same instrument changes character</w:t>
-      </w:r>
-      <w:r>
-        <w:t xml:space="preserve"> </w:t>
-      </w:r>
-      <w:r>
-        <w:t xml:space="preserve">depending on which kind of mediator it meets.</w:t>
-      </w:r>
-    </w:p>
-    <w:p>
-      <w:pPr>
-        <w:pStyle w:val="BodyText"/>
-      </w:pPr>
-      <w:r>
-        <w:t xml:space="preserve">Where a mediator’s position is contingent, held by lock-in, mandated interoperability and data portability</w:t>
-      </w:r>
-      <w:r>
-        <w:t xml:space="preserve"> </w:t>
-      </w:r>
-      <w:r>
-        <w:t xml:space="preserve">lower the cost of the direct tie and restore a measure of the old sovereignty of independence. Against a</w:t>
-      </w:r>
-      <w:r>
-        <w:t xml:space="preserve"> </w:t>
-      </w:r>
-      <w:r>
-        <w:t xml:space="preserve">necessary mediator the same instrument does something else entirely. A right to interoperate with a</w:t>
-      </w:r>
-      <w:r>
-        <w:t xml:space="preserve"> </w:t>
-      </w:r>
-      <w:r>
-        <w:t xml:space="preserve">facility no one can bypass does not let the actor leave. It forces the mediator to grant access on</w:t>
+        <w:t xml:space="preserve">Mandated interoperability and data portability lower the cost of the direct tie and restore a measure of</w:t>
+      </w:r>
+      <w:r>
+        <w:t xml:space="preserve"> </w:t>
+      </w:r>
+      <w:r>
+        <w:t xml:space="preserve">the old sovereignty of independence where a mediator’s position is contingent, held by lock-in. Against a</w:t>
+      </w:r>
+      <w:r>
+        <w:t xml:space="preserve"> </w:t>
+      </w:r>
+      <w:r>
+        <w:t xml:space="preserve">necessary mediator the same instrument does something else entirely: a right to interoperate with a</w:t>
+      </w:r>
+      <w:r>
+        <w:t xml:space="preserve"> </w:t>
+      </w:r>
+      <w:r>
+        <w:t xml:space="preserve">facility no one can bypass does not let the actor leave; it forces the mediator to grant access on</w:t>
       </w:r>
       <w:r>
         <w:t xml:space="preserve"> </w:t>
@@ -4042,14 +4058,6 @@
       </w:r>
       <w:r>
         <w:t xml:space="preserve">the diagnostic under another name.</w:t>
-      </w:r>
-    </w:p>
-    <w:p>
-      <w:pPr>
-        <w:pStyle w:val="BodyText"/>
-      </w:pPr>
-      <w:r>
-        <w:t xml:space="preserve">The rest of the institutional repertoire sorts the same way.</w:t>
       </w:r>
     </w:p>
     <w:tbl>
@@ -4535,7 +4543,7 @@
         <w:t xml:space="preserve"> </w:t>
       </w:r>
       <w:r>
-        <w:t xml:space="preserve">intervention and to contest the outcome. Contestability is voice at the level of the case. It gives the</w:t>
+        <w:t xml:space="preserve">intervention and to contest the outcome. Contestability is voice at the level of the case: it gives the</w:t>
       </w:r>
       <w:r>
         <w:t xml:space="preserve"> </w:t>
@@ -4573,7 +4581,7 @@
         <w:t xml:space="preserve"> </w:t>
       </w:r>
       <w:r>
-        <w:t xml:space="preserve">(Klonick, 2020). Their promise is a standing institution through which the coordinated can be heard. Their</w:t>
+        <w:t xml:space="preserve">(Klonick, 2020). Their promise is a standing institution through which the coordinated can be heard; their</w:t>
       </w:r>
       <w:r>
         <w:t xml:space="preserve"> </w:t>
@@ -4599,43 +4607,43 @@
         <w:t xml:space="preserve"> </w:t>
       </w:r>
       <w:r>
-        <w:t xml:space="preserve">protection against its worst conduct. The institutions compose. A data trust can supply the collective</w:t>
-      </w:r>
-      <w:r>
-        <w:t xml:space="preserve"> </w:t>
-      </w:r>
-      <w:r>
-        <w:t xml:space="preserve">leverage that makes a bargaining unit’s demands credible, and the data it pools can feed the audits that</w:t>
-      </w:r>
-      <w:r>
-        <w:t xml:space="preserve"> </w:t>
-      </w:r>
-      <w:r>
-        <w:t xml:space="preserve">give contestation its evidence. An interoperability mandate aimed at the contingent functions relieves</w:t>
-      </w:r>
-      <w:r>
-        <w:t xml:space="preserve"> </w:t>
-      </w:r>
-      <w:r>
-        <w:t xml:space="preserve">pressure on the necessary ones by giving the actor somewhere else to go for what can be gotten elsewhere.</w:t>
-      </w:r>
-      <w:r>
-        <w:t xml:space="preserve"> </w:t>
-      </w:r>
-      <w:r>
-        <w:t xml:space="preserve">No single instrument is likely to deliver coordinative sovereignty. It is the cumulative standing a stack</w:t>
-      </w:r>
-      <w:r>
-        <w:t xml:space="preserve"> </w:t>
-      </w:r>
-      <w:r>
-        <w:t xml:space="preserve">of such institutions confers, and the diagnostic that places each one also splits what current research</w:t>
-      </w:r>
-      <w:r>
-        <w:t xml:space="preserve"> </w:t>
-      </w:r>
-      <w:r>
-        <w:t xml:space="preserve">treats as a single organizational capability.</w:t>
+        <w:t xml:space="preserve">protection against its worst conduct. A data trust can supply the collective leverage that makes a</w:t>
+      </w:r>
+      <w:r>
+        <w:t xml:space="preserve"> </w:t>
+      </w:r>
+      <w:r>
+        <w:t xml:space="preserve">bargaining unit’s demands credible, and the data it pools can feed the audits that give contestation its</w:t>
+      </w:r>
+      <w:r>
+        <w:t xml:space="preserve"> </w:t>
+      </w:r>
+      <w:r>
+        <w:t xml:space="preserve">evidence. An interoperability mandate aimed at the contingent functions relieves pressure on the necessary</w:t>
+      </w:r>
+      <w:r>
+        <w:t xml:space="preserve"> </w:t>
+      </w:r>
+      <w:r>
+        <w:t xml:space="preserve">ones by giving the actor somewhere else to go for what can be gotten elsewhere. No single instrument is</w:t>
+      </w:r>
+      <w:r>
+        <w:t xml:space="preserve"> </w:t>
+      </w:r>
+      <w:r>
+        <w:t xml:space="preserve">likely to deliver coordinative sovereignty: it is the cumulative standing a stack of such institutions</w:t>
+      </w:r>
+      <w:r>
+        <w:t xml:space="preserve"> </w:t>
+      </w:r>
+      <w:r>
+        <w:t xml:space="preserve">confers, and the diagnostic that places each one also splits what current research treats as a single</w:t>
+      </w:r>
+      <w:r>
+        <w:t xml:space="preserve"> </w:t>
+      </w:r>
+      <w:r>
+        <w:t xml:space="preserve">organizational capability.</w:t>
       </w:r>
     </w:p>
     <w:bookmarkEnd w:id="27"/>
@@ -4659,215 +4667,221 @@
         <w:t xml:space="preserve"> </w:t>
       </w:r>
       <w:r>
-        <w:t xml:space="preserve">digital sovereignty as one capability built from regulatory and infrastructural components. The typology</w:t>
-      </w:r>
-      <w:r>
-        <w:t xml:space="preserve"> </w:t>
-      </w:r>
-      <w:r>
-        <w:t xml:space="preserve">separates two phenomena that vary independently across firms. Digital sovereignty is a literacy construct,</w:t>
-      </w:r>
-      <w:r>
-        <w:t xml:space="preserve"> </w:t>
-      </w:r>
-      <w:r>
-        <w:t xml:space="preserve">measuring an organization’s capacity to read and control its data, infrastructure, and code. Coordinative</w:t>
-      </w:r>
-      <w:r>
-        <w:t xml:space="preserve"> </w:t>
-      </w:r>
-      <w:r>
-        <w:t xml:space="preserve">sovereignty is an algorithmacy construct, measuring an organization’s standing within the algorithmic</w:t>
-      </w:r>
-      <w:r>
-        <w:t xml:space="preserve"> </w:t>
-      </w:r>
-      <w:r>
-        <w:t xml:space="preserve">coordination on which it depends. A firm can be high on the first and low on the second, impeccably</w:t>
-      </w:r>
-      <w:r>
-        <w:t xml:space="preserve"> </w:t>
-      </w:r>
-      <w:r>
-        <w:t xml:space="preserve">compliant and strategically captured, and the two predict different outcomes.</w:t>
-      </w:r>
-    </w:p>
-    <w:p>
-      <w:pPr>
-        <w:pStyle w:val="BodyText"/>
-      </w:pPr>
-      <w:r>
-        <w:t xml:space="preserve">An application developer or a marketplace seller can own its code and data, hold data-portability rights,</w:t>
-      </w:r>
-      <w:r>
-        <w:t xml:space="preserve"> </w:t>
-      </w:r>
-      <w:r>
-        <w:t xml:space="preserve">and comply fully with the GDPR and the Digital Markets Act, and still hold no leverage over the ranking and</w:t>
-      </w:r>
-      <w:r>
-        <w:t xml:space="preserve"> </w:t>
-      </w:r>
-      <w:r>
-        <w:t xml:space="preserve">review algorithms that set its visibility (Cutolo &amp; Kenney, 2021). Enforcement has reached platform conduct</w:t>
-      </w:r>
-      <w:r>
-        <w:t xml:space="preserve"> </w:t>
-      </w:r>
-      <w:r>
-        <w:t xml:space="preserve">without reaching that layer: the European Commission fined Apple €500 million in April 2025 for restricting</w:t>
-      </w:r>
-      <w:r>
-        <w:t xml:space="preserve"> </w:t>
-      </w:r>
-      <w:r>
-        <w:t xml:space="preserve">how developers steer users to offers outside its App Store (European Commission, 2025b), a decision Apple</w:t>
-      </w:r>
-      <w:r>
-        <w:t xml:space="preserve"> </w:t>
-      </w:r>
-      <w:r>
-        <w:t xml:space="preserve">has appealed (Case T-438/25). Ranking transparency is a separate and earlier obligation, set by the 2019</w:t>
-      </w:r>
-      <w:r>
-        <w:t xml:space="preserve"> </w:t>
-      </w:r>
-      <w:r>
-        <w:t xml:space="preserve">Platform-to-Business Regulation and the Digital Services Act. That Regulation does more than disclose,</w:t>
-      </w:r>
-      <w:r>
-        <w:t xml:space="preserve"> </w:t>
-      </w:r>
-      <w:r>
-        <w:t xml:space="preserve">since it also requires internal complaint-handling, offers mediation, and gives representative</w:t>
-      </w:r>
-      <w:r>
-        <w:t xml:space="preserve"> </w:t>
-      </w:r>
-      <w:r>
-        <w:t xml:space="preserve">organizations standing to bring proceedings, which makes it one of the few instruments to attach a channel</w:t>
-      </w:r>
-      <w:r>
-        <w:t xml:space="preserve"> </w:t>
-      </w:r>
-      <w:r>
-        <w:t xml:space="preserve">to a disclosure. The Commission has since proposed to repeal it as part of a wider simplification package</w:t>
-      </w:r>
-      <w:r>
-        <w:t xml:space="preserve"> </w:t>
-      </w:r>
-      <w:r>
-        <w:t xml:space="preserve">(European Commission, 2025a), which would remove the only duty in European law to disclose the main</w:t>
-      </w:r>
-      <w:r>
-        <w:t xml:space="preserve"> </w:t>
-      </w:r>
-      <w:r>
-        <w:t xml:space="preserve">parameters of ranking to the business users being ranked. The Digital Services Act’s recommender</w:t>
-      </w:r>
-      <w:r>
-        <w:t xml:space="preserve"> </w:t>
-      </w:r>
-      <w:r>
-        <w:t xml:space="preserve">transparency runs to a platform’s users and does not replace that duty. High digital sovereignty beside low</w:t>
-      </w:r>
-      <w:r>
-        <w:t xml:space="preserve"> </w:t>
-      </w:r>
-      <w:r>
-        <w:t xml:space="preserve">coordinative sovereignty, and an instrument that built a little of the second now proposed for withdrawal.</w:t>
-      </w:r>
-    </w:p>
-    <w:p>
-      <w:pPr>
-        <w:pStyle w:val="BodyText"/>
-      </w:pPr>
-      <w:r>
-        <w:t xml:space="preserve">The reverse pairing is still arriving: a platform worker owns none of the infrastructure that coordinates</w:t>
-      </w:r>
-      <w:r>
-        <w:t xml:space="preserve"> </w:t>
-      </w:r>
-      <w:r>
-        <w:t xml:space="preserve">the work. Under the European platform-work directive, member states must by 2 December 2026 write in</w:t>
-      </w:r>
-      <w:r>
-        <w:t xml:space="preserve"> </w:t>
-      </w:r>
-      <w:r>
-        <w:t xml:space="preserve">information rights over the automated systems, human review of consequential automated decisions, and</w:t>
-      </w:r>
-      <w:r>
-        <w:t xml:space="preserve"> </w:t>
-      </w:r>
-      <w:r>
-        <w:t xml:space="preserve">limits on the data the platform may process (European Parliament &amp; Council of the European Union, 2024). No</w:t>
-      </w:r>
-      <w:r>
-        <w:t xml:space="preserve"> </w:t>
-      </w:r>
-      <w:r>
-        <w:t xml:space="preserve">member state had fully transposed the directive as this chapter was written, so the standing it describes</w:t>
-      </w:r>
-      <w:r>
-        <w:t xml:space="preserve"> </w:t>
-      </w:r>
-      <w:r>
-        <w:t xml:space="preserve">is a legislative commitment, not yet a present fact. The same directive’s rebuttable presumption of</w:t>
-      </w:r>
-      <w:r>
-        <w:t xml:space="preserve"> </w:t>
-      </w:r>
-      <w:r>
-        <w:t xml:space="preserve">employment, where the platform controls the work, is a different instrument. Where it bites it may move the</w:t>
-      </w:r>
-      <w:r>
-        <w:t xml:space="preserve"> </w:t>
-      </w:r>
-      <w:r>
-        <w:t xml:space="preserve">worker out of a mediated triad and into a hierarchy, which changes the coordination form rather than</w:t>
-      </w:r>
-      <w:r>
-        <w:t xml:space="preserve"> </w:t>
-      </w:r>
-      <w:r>
-        <w:t xml:space="preserve">conferring standing inside it. Article 25 is the voice clause. It obliges member states to promote</w:t>
-      </w:r>
-      <w:r>
-        <w:t xml:space="preserve"> </w:t>
-      </w:r>
-      <w:r>
-        <w:t xml:space="preserve">collective bargaining in platform work, including measures</w:t>
-      </w:r>
-      <w:r>
-        <w:t xml:space="preserve"> </w:t>
-      </w:r>
-      <w:r>
-        <w:t xml:space="preserve">“to facilitate the exercise of their rights</w:t>
-      </w:r>
-      <w:r>
-        <w:t xml:space="preserve"> </w:t>
-      </w:r>
-      <w:r>
-        <w:t xml:space="preserve">related to algorithmic management set out in Chapter III.”</w:t>
-      </w:r>
-      <w:r>
-        <w:t xml:space="preserve"> </w:t>
-      </w:r>
-      <w:r>
-        <w:t xml:space="preserve">A legislature there ties collective voice</w:t>
-      </w:r>
-      <w:r>
-        <w:t xml:space="preserve"> </w:t>
-      </w:r>
-      <w:r>
-        <w:t xml:space="preserve">directly to standing over algorithmic coordination, which is coordinative sovereignty written into law.</w:t>
-      </w:r>
-      <w:r>
-        <w:t xml:space="preserve"> </w:t>
-      </w:r>
-      <w:r>
-        <w:t xml:space="preserve">Member states are building that standing while control of the infrastructure stays at zero.</w:t>
+        <w:t xml:space="preserve">digital sovereignty as one capability built from regulatory and infrastructural components. Digital</w:t>
+      </w:r>
+      <w:r>
+        <w:t xml:space="preserve"> </w:t>
+      </w:r>
+      <w:r>
+        <w:t xml:space="preserve">sovereignty is a literacy construct, measuring an organization’s capacity to read and control its data,</w:t>
+      </w:r>
+      <w:r>
+        <w:t xml:space="preserve"> </w:t>
+      </w:r>
+      <w:r>
+        <w:t xml:space="preserve">infrastructure, and code, whereas coordinative sovereignty is an algorithmacy construct, measuring an</w:t>
+      </w:r>
+      <w:r>
+        <w:t xml:space="preserve"> </w:t>
+      </w:r>
+      <w:r>
+        <w:t xml:space="preserve">organization’s standing within the algorithmic coordination on which it depends. A firm can be high on the</w:t>
+      </w:r>
+      <w:r>
+        <w:t xml:space="preserve"> </w:t>
+      </w:r>
+      <w:r>
+        <w:t xml:space="preserve">first and low on the second, impeccably compliant and strategically captured, and the two predict different</w:t>
+      </w:r>
+      <w:r>
+        <w:t xml:space="preserve"> </w:t>
+      </w:r>
+      <w:r>
+        <w:t xml:space="preserve">outcomes.</w:t>
+      </w:r>
+    </w:p>
+    <w:p>
+      <w:pPr>
+        <w:pStyle w:val="BodyText"/>
+      </w:pPr>
+      <w:r>
+        <w:t xml:space="preserve">The first strand is high digital sovereignty beside low coordinative sovereignty. An application developer</w:t>
+      </w:r>
+      <w:r>
+        <w:t xml:space="preserve"> </w:t>
+      </w:r>
+      <w:r>
+        <w:t xml:space="preserve">or a marketplace seller can own its code and data, hold data-portability rights, and comply fully with the</w:t>
+      </w:r>
+      <w:r>
+        <w:t xml:space="preserve"> </w:t>
+      </w:r>
+      <w:r>
+        <w:t xml:space="preserve">GDPR and the Digital Markets Act, and still hold no leverage over the ranking and review algorithms that</w:t>
+      </w:r>
+      <w:r>
+        <w:t xml:space="preserve"> </w:t>
+      </w:r>
+      <w:r>
+        <w:t xml:space="preserve">set its visibility (Cutolo &amp; Kenney, 2021). Enforcement has reached platform conduct without reaching that</w:t>
+      </w:r>
+      <w:r>
+        <w:t xml:space="preserve"> </w:t>
+      </w:r>
+      <w:r>
+        <w:t xml:space="preserve">layer: the European Commission fined Apple €500 million in April 2025 for restricting how developers steer</w:t>
+      </w:r>
+      <w:r>
+        <w:t xml:space="preserve"> </w:t>
+      </w:r>
+      <w:r>
+        <w:t xml:space="preserve">users to offers outside its App Store (European Commission, 2025b), a decision Apple has appealed (Case</w:t>
+      </w:r>
+      <w:r>
+        <w:t xml:space="preserve"> </w:t>
+      </w:r>
+      <w:r>
+        <w:t xml:space="preserve">T-438/25). Ranking transparency is a separate and earlier obligation, set by the 2019 Platform-to-Business</w:t>
+      </w:r>
+      <w:r>
+        <w:t xml:space="preserve"> </w:t>
+      </w:r>
+      <w:r>
+        <w:t xml:space="preserve">Regulation and the Digital Services Act. That Regulation does more than disclose, since it also requires</w:t>
+      </w:r>
+      <w:r>
+        <w:t xml:space="preserve"> </w:t>
+      </w:r>
+      <w:r>
+        <w:t xml:space="preserve">internal complaint-handling, offers mediation, and gives representative organizations standing to bring</w:t>
+      </w:r>
+      <w:r>
+        <w:t xml:space="preserve"> </w:t>
+      </w:r>
+      <w:r>
+        <w:t xml:space="preserve">proceedings, which makes it one of the few instruments to attach a channel to a disclosure. The Commission</w:t>
+      </w:r>
+      <w:r>
+        <w:t xml:space="preserve"> </w:t>
+      </w:r>
+      <w:r>
+        <w:t xml:space="preserve">has since proposed to repeal it as part of a wider simplification package (European Commission, 2025a),</w:t>
+      </w:r>
+      <w:r>
+        <w:t xml:space="preserve"> </w:t>
+      </w:r>
+      <w:r>
+        <w:t xml:space="preserve">which would remove the only duty in European law to disclose the main parameters of ranking to the</w:t>
+      </w:r>
+      <w:r>
+        <w:t xml:space="preserve"> </w:t>
+      </w:r>
+      <w:r>
+        <w:t xml:space="preserve">business users being ranked. The Digital Services Act’s recommender transparency runs to a platform’s</w:t>
+      </w:r>
+      <w:r>
+        <w:t xml:space="preserve"> </w:t>
+      </w:r>
+      <w:r>
+        <w:t xml:space="preserve">users and does not replace that duty. That is high digital sovereignty beside low coordinative sovereignty,</w:t>
+      </w:r>
+      <w:r>
+        <w:t xml:space="preserve"> </w:t>
+      </w:r>
+      <w:r>
+        <w:t xml:space="preserve">and an instrument that built a little of the second now proposed for withdrawal.</w:t>
+      </w:r>
+    </w:p>
+    <w:p>
+      <w:pPr>
+        <w:pStyle w:val="BodyText"/>
+      </w:pPr>
+      <w:r>
+        <w:t xml:space="preserve">A second, related but reverse, strand is still arriving: a platform worker owns none of the infrastructure</w:t>
+      </w:r>
+      <w:r>
+        <w:t xml:space="preserve"> </w:t>
+      </w:r>
+      <w:r>
+        <w:t xml:space="preserve">that coordinates the work. Under the European platform-work directive, member states must by 2 December</w:t>
+      </w:r>
+      <w:r>
+        <w:t xml:space="preserve"> </w:t>
+      </w:r>
+      <w:r>
+        <w:t xml:space="preserve">2026 write in information rights over the automated systems, human review of consequential automated</w:t>
+      </w:r>
+      <w:r>
+        <w:t xml:space="preserve"> </w:t>
+      </w:r>
+      <w:r>
+        <w:t xml:space="preserve">decisions, and limits on the data the platform may process (European Parliament &amp; Council of the European</w:t>
+      </w:r>
+      <w:r>
+        <w:t xml:space="preserve"> </w:t>
+      </w:r>
+      <w:r>
+        <w:t xml:space="preserve">Union, 2024). No member state had fully transposed the directive as this chapter was written, so the</w:t>
+      </w:r>
+      <w:r>
+        <w:t xml:space="preserve"> </w:t>
+      </w:r>
+      <w:r>
+        <w:t xml:space="preserve">standing it describes is a legislative commitment, not yet a present fact. The same directive’s rebuttable</w:t>
+      </w:r>
+      <w:r>
+        <w:t xml:space="preserve"> </w:t>
+      </w:r>
+      <w:r>
+        <w:t xml:space="preserve">presumption of employment, where the platform controls the work, is a different instrument. Where it bites</w:t>
+      </w:r>
+      <w:r>
+        <w:t xml:space="preserve"> </w:t>
+      </w:r>
+      <w:r>
+        <w:t xml:space="preserve">it may move the worker out of a mediated triad and into a hierarchy, which changes the coordination form</w:t>
+      </w:r>
+      <w:r>
+        <w:t xml:space="preserve"> </w:t>
+      </w:r>
+      <w:r>
+        <w:t xml:space="preserve">rather than conferring standing inside it. Article 25 is the voice clause: it obliges member states to</w:t>
+      </w:r>
+      <w:r>
+        <w:t xml:space="preserve"> </w:t>
+      </w:r>
+      <w:r>
+        <w:t xml:space="preserve">promote collective bargaining in platform work, including measures</w:t>
+      </w:r>
+      <w:r>
+        <w:t xml:space="preserve"> </w:t>
+      </w:r>
+      <w:r>
+        <w:t xml:space="preserve">“to facilitate the exercise of their</w:t>
+      </w:r>
+      <w:r>
+        <w:t xml:space="preserve"> </w:t>
+      </w:r>
+      <w:r>
+        <w:t xml:space="preserve">rights related to algorithmic management set out in Chapter III.”</w:t>
+      </w:r>
+      <w:r>
+        <w:t xml:space="preserve"> </w:t>
+      </w:r>
+      <w:r>
+        <w:t xml:space="preserve">A legislature there ties collective</w:t>
+      </w:r>
+      <w:r>
+        <w:t xml:space="preserve"> </w:t>
+      </w:r>
+      <w:r>
+        <w:t xml:space="preserve">voice directly to standing over algorithmic coordination, which is coordinative sovereignty written into</w:t>
+      </w:r>
+      <w:r>
+        <w:t xml:space="preserve"> </w:t>
+      </w:r>
+      <w:r>
+        <w:t xml:space="preserve">law. Member states are building that standing while control of the infrastructure stays at zero.</w:t>
       </w:r>
     </w:p>
     <w:p>
@@ -4937,37 +4951,31 @@
         <w:pStyle w:val="BodyText"/>
       </w:pPr>
       <w:r>
-        <w:t xml:space="preserve">The managerial payoff extends to capability building. If algorithmacy enables coordinative sovereignty, and</w:t>
-      </w:r>
-      <w:r>
-        <w:t xml:space="preserve"> </w:t>
-      </w:r>
-      <w:r>
-        <w:t xml:space="preserve">algorithmacy can be built, then a firm’s standing within its platform dependencies is a capability problem.</w:t>
-      </w:r>
-      <w:r>
-        <w:t xml:space="preserve"> </w:t>
-      </w:r>
-      <w:r>
-        <w:t xml:space="preserve">The inferential capacity to model the systems that coordinate it, the translational capacity to render its</w:t>
-      </w:r>
-      <w:r>
-        <w:t xml:space="preserve"> </w:t>
-      </w:r>
-      <w:r>
-        <w:t xml:space="preserve">conduct into the terms those systems read, and the temporal capacity to hold a course as the systems change</w:t>
-      </w:r>
-      <w:r>
-        <w:t xml:space="preserve"> </w:t>
-      </w:r>
-      <w:r>
-        <w:t xml:space="preserve">can each be trained, budgeted, and audited the way compliance now is. None of it will show up on a</w:t>
-      </w:r>
-      <w:r>
-        <w:t xml:space="preserve"> </w:t>
-      </w:r>
-      <w:r>
-        <w:t xml:space="preserve">compliance audit.</w:t>
+        <w:t xml:space="preserve">If algorithmacy enables coordinative sovereignty, and algorithmacy can be built, then a firm’s standing</w:t>
+      </w:r>
+      <w:r>
+        <w:t xml:space="preserve"> </w:t>
+      </w:r>
+      <w:r>
+        <w:t xml:space="preserve">within its platform dependencies is a capability problem. The inferential capacity to model the systems</w:t>
+      </w:r>
+      <w:r>
+        <w:t xml:space="preserve"> </w:t>
+      </w:r>
+      <w:r>
+        <w:t xml:space="preserve">that coordinate it, the translational capacity to render its conduct into the terms those systems read,</w:t>
+      </w:r>
+      <w:r>
+        <w:t xml:space="preserve"> </w:t>
+      </w:r>
+      <w:r>
+        <w:t xml:space="preserve">and the temporal capacity to hold a course as the systems change can each be trained, budgeted, and</w:t>
+      </w:r>
+      <w:r>
+        <w:t xml:space="preserve"> </w:t>
+      </w:r>
+      <w:r>
+        <w:t xml:space="preserve">audited the way compliance now is. None of it will show up on a compliance audit.</w:t>
       </w:r>
     </w:p>
     <w:p>
@@ -5013,7 +5021,7 @@
         <w:pStyle w:val="BodyText"/>
       </w:pPr>
       <w:r>
-        <w:t xml:space="preserve">The typology also reframes the standoff between openness and control that runs through the digital-</w:t>
+        <w:t xml:space="preserve">The two constructs also reframe the standoff between openness and control that runs through the digital-</w:t>
       </w:r>
       <w:r>
         <w:t xml:space="preserve"> </w:t>
@@ -5091,13 +5099,13 @@
         <w:t xml:space="preserve"> </w:t>
       </w:r>
       <w:r>
-        <w:t xml:space="preserve">2026) — a qualification, not a counterexample. Openness and control are properties of the infrastructure.</w:t>
-      </w:r>
-      <w:r>
-        <w:t xml:space="preserve"> </w:t>
-      </w:r>
-      <w:r>
-        <w:t xml:space="preserve">Coordinative sovereignty is a property of the coordinated actor’s relation to it, and the two do not track</w:t>
+        <w:t xml:space="preserve">2026) — a qualification, not a counterexample. Openness and control are properties of the infrastructure;</w:t>
+      </w:r>
+      <w:r>
+        <w:t xml:space="preserve"> </w:t>
+      </w:r>
+      <w:r>
+        <w:t xml:space="preserve">coordinative sovereignty is a property of the coordinated actor’s relation to it, and the two do not track</w:t>
       </w:r>
       <w:r>
         <w:t xml:space="preserve"> </w:t>
@@ -5127,207 +5135,207 @@
         <w:t xml:space="preserve"> </w:t>
       </w:r>
       <w:r>
-        <w:t xml:space="preserve">measurement question. Four directions follow, in rough order of dependence.</w:t>
-      </w:r>
-    </w:p>
-    <w:p>
-      <w:pPr>
-        <w:pStyle w:val="BodyText"/>
-      </w:pPr>
-      <w:r>
-        <w:t xml:space="preserve">The first is a validated instrument for algorithmacy, whose three dimensions point to a multidimensional</w:t>
-      </w:r>
-      <w:r>
-        <w:t xml:space="preserve"> </w:t>
-      </w:r>
-      <w:r>
-        <w:t xml:space="preserve">scale, and the central difficulty is discriminant validity against a construct that already exists.</w:t>
-      </w:r>
-      <w:r>
-        <w:t xml:space="preserve"> </w:t>
-      </w:r>
-      <w:r>
-        <w:t xml:space="preserve">DeVito’s (2021) adaptive folk theorization covers awareness, strategic use, and revision over time, and</w:t>
-      </w:r>
-      <w:r>
-        <w:t xml:space="preserve"> </w:t>
-      </w:r>
-      <w:r>
-        <w:t xml:space="preserve">algorithm-literacy scales already measure awareness that algorithms operate and knowledge of how they work</w:t>
-      </w:r>
-      <w:r>
-        <w:t xml:space="preserve"> </w:t>
-      </w:r>
-      <w:r>
-        <w:t xml:space="preserve">in principle (Dogruel et al., 2022). An algorithmacy scale would have to show that it captures what those</w:t>
-      </w:r>
-      <w:r>
-        <w:t xml:space="preserve"> </w:t>
-      </w:r>
-      <w:r>
-        <w:t xml:space="preserve">do not: competence exercised on a counterpart and a system at once, where the system is scoring the actor</w:t>
-      </w:r>
-      <w:r>
-        <w:t xml:space="preserve"> </w:t>
-      </w:r>
-      <w:r>
-        <w:t xml:space="preserve">on how the coordination with the counterpart goes. Because self-reported competence invites</w:t>
-      </w:r>
-      <w:r>
-        <w:t xml:space="preserve"> </w:t>
-      </w:r>
-      <w:r>
-        <w:t xml:space="preserve">over-confidence, such an instrument should be anchored to a behavioral criterion, for example the accuracy</w:t>
-      </w:r>
-      <w:r>
-        <w:t xml:space="preserve"> </w:t>
-      </w:r>
-      <w:r>
-        <w:t xml:space="preserve">of an actor’s predictions of how a system will treat a set of moves, scored against the system’s behavior.</w:t>
-      </w:r>
-    </w:p>
-    <w:p>
-      <w:pPr>
-        <w:pStyle w:val="BodyText"/>
-      </w:pPr>
-      <w:r>
-        <w:t xml:space="preserve">The second is a validated instrument for coordinative sovereignty, whose standing dimensions — freedom from</w:t>
-      </w:r>
-      <w:r>
-        <w:t xml:space="preserve"> </w:t>
-      </w:r>
-      <w:r>
-        <w:t xml:space="preserve">the mediator’s arbitrary power, effective voice over the terms of mediation, and a share in the</w:t>
-      </w:r>
-      <w:r>
-        <w:t xml:space="preserve"> </w:t>
-      </w:r>
-      <w:r>
-        <w:t xml:space="preserve">coordination’s governance — would have to be measured under the condition that defines the construct: a</w:t>
-      </w:r>
-      <w:r>
-        <w:t xml:space="preserve"> </w:t>
-      </w:r>
-      <w:r>
-        <w:t xml:space="preserve">necessary mediation, an arrangement the open tie does not dissolve. Lock-in under a contingent gate is</w:t>
-      </w:r>
-      <w:r>
-        <w:t xml:space="preserve"> </w:t>
-      </w:r>
-      <w:r>
-        <w:t xml:space="preserve">involuntary retention, and it belongs to the exit column. The nearest validated construct is psychological</w:t>
-      </w:r>
-      <w:r>
-        <w:t xml:space="preserve"> </w:t>
-      </w:r>
-      <w:r>
-        <w:t xml:space="preserve">empowerment (Spreitzer, 1995), and the task is to show that standing within a mediation the actor cannot</w:t>
-      </w:r>
-      <w:r>
-        <w:t xml:space="preserve"> </w:t>
-      </w:r>
-      <w:r>
-        <w:t xml:space="preserve">bypass differs from felt empowerment inside an organization one could leave, and differs again from</w:t>
-      </w:r>
-      <w:r>
-        <w:t xml:space="preserve"> </w:t>
-      </w:r>
-      <w:r>
-        <w:t xml:space="preserve">standing withheld by switching costs alone. Republican theory offers a usable test item in the form of the</w:t>
-      </w:r>
-      <w:r>
-        <w:t xml:space="preserve"> </w:t>
-      </w:r>
-      <w:r>
-        <w:t xml:space="preserve">question whether an actor can look the mediator in the eye and speak plainly, without needing to ingratiate</w:t>
-      </w:r>
-      <w:r>
-        <w:t xml:space="preserve"> </w:t>
-      </w:r>
-      <w:r>
-        <w:t xml:space="preserve">or to avoid provoking a power that could retaliate. Because the construct has both an individual and an</w:t>
-      </w:r>
-      <w:r>
-        <w:t xml:space="preserve"> </w:t>
-      </w:r>
-      <w:r>
-        <w:t xml:space="preserve">organizational bearer, the instrument needs a form at each level, and their correspondence is itself a</w:t>
-      </w:r>
-      <w:r>
-        <w:t xml:space="preserve"> </w:t>
-      </w:r>
-      <w:r>
-        <w:t xml:space="preserve">question.</w:t>
-      </w:r>
-    </w:p>
-    <w:p>
-      <w:pPr>
-        <w:pStyle w:val="BodyText"/>
-      </w:pPr>
-      <w:r>
-        <w:t xml:space="preserve">The third is the two-step design the diagnostic affords: because the necessary/contingent distinction can</w:t>
-      </w:r>
-      <w:r>
-        <w:t xml:space="preserve"> </w:t>
-      </w:r>
-      <w:r>
-        <w:t xml:space="preserve">be applied to a modeled coordination, a study could classify the mediators an organization depends on</w:t>
-      </w:r>
-      <w:r>
-        <w:t xml:space="preserve"> </w:t>
-      </w:r>
-      <w:r>
-        <w:t xml:space="preserve">before measuring the organization’s response, and then ask whether the response fits the mediator type:</w:t>
-      </w:r>
-      <w:r>
-        <w:t xml:space="preserve"> </w:t>
-      </w:r>
-      <w:r>
-        <w:t xml:space="preserve">exit-seeking against contingent gates, voice-building against necessary ones. A firm’s coordinative</w:t>
-      </w:r>
-      <w:r>
-        <w:t xml:space="preserve"> </w:t>
-      </w:r>
-      <w:r>
-        <w:t xml:space="preserve">sovereignty is then not only how much standing it holds but whether it holds the right kind, and</w:t>
-      </w:r>
-      <w:r>
-        <w:t xml:space="preserve"> </w:t>
-      </w:r>
-      <w:r>
-        <w:t xml:space="preserve">misallocation becomes a measurable predictor of poor outcomes.</w:t>
-      </w:r>
-    </w:p>
-    <w:p>
-      <w:pPr>
-        <w:pStyle w:val="BodyText"/>
-      </w:pPr>
-      <w:r>
-        <w:t xml:space="preserve">The fourth is the correspondence between reported and afforded standing, operationalized twice: as a survey</w:t>
-      </w:r>
-      <w:r>
-        <w:t xml:space="preserve"> </w:t>
-      </w:r>
-      <w:r>
-        <w:t xml:space="preserve">of the standing an actor reports, and as a structural property of a formal model of the actor’s</w:t>
-      </w:r>
-      <w:r>
-        <w:t xml:space="preserve"> </w:t>
-      </w:r>
-      <w:r>
-        <w:t xml:space="preserve">coordination, developed in the companion paper (Author, 2026). Whether actors who report high coordinative</w:t>
-      </w:r>
-      <w:r>
-        <w:t xml:space="preserve"> </w:t>
-      </w:r>
-      <w:r>
-        <w:t xml:space="preserve">sovereignty are those a model would place as pivotal is a construct-validity test a self-report alone</w:t>
-      </w:r>
-      <w:r>
-        <w:t xml:space="preserve"> </w:t>
-      </w:r>
-      <w:r>
-        <w:t xml:space="preserve">cannot supply.</w:t>
+        <w:t xml:space="preserve">measurement question.</w:t>
+      </w:r>
+    </w:p>
+    <w:p>
+      <w:pPr>
+        <w:pStyle w:val="BodyText"/>
+      </w:pPr>
+      <w:r>
+        <w:t xml:space="preserve">The first direction, a validated instrument for algorithmacy, faces a central difficulty of discriminant</w:t>
+      </w:r>
+      <w:r>
+        <w:t xml:space="preserve"> </w:t>
+      </w:r>
+      <w:r>
+        <w:t xml:space="preserve">validity against a construct that already exists, even though its three dimensions point to a</w:t>
+      </w:r>
+      <w:r>
+        <w:t xml:space="preserve"> </w:t>
+      </w:r>
+      <w:r>
+        <w:t xml:space="preserve">multidimensional scale. DeVito’s (2021) adaptive folk theorization covers awareness, strategic use, and</w:t>
+      </w:r>
+      <w:r>
+        <w:t xml:space="preserve"> </w:t>
+      </w:r>
+      <w:r>
+        <w:t xml:space="preserve">revision over time, and algorithm-literacy scales already measure awareness that algorithms operate and</w:t>
+      </w:r>
+      <w:r>
+        <w:t xml:space="preserve"> </w:t>
+      </w:r>
+      <w:r>
+        <w:t xml:space="preserve">knowledge of how they work in principle (Dogruel et al., 2022). An algorithmacy scale would have to show</w:t>
+      </w:r>
+      <w:r>
+        <w:t xml:space="preserve"> </w:t>
+      </w:r>
+      <w:r>
+        <w:t xml:space="preserve">that it captures what those do not: competence exercised on a counterpart and a system at once, where the</w:t>
+      </w:r>
+      <w:r>
+        <w:t xml:space="preserve"> </w:t>
+      </w:r>
+      <w:r>
+        <w:t xml:space="preserve">system is scoring the actor on how the coordination with the counterpart goes. Because self-reported</w:t>
+      </w:r>
+      <w:r>
+        <w:t xml:space="preserve"> </w:t>
+      </w:r>
+      <w:r>
+        <w:t xml:space="preserve">competence invites over-confidence, such an instrument should be anchored to a behavioral criterion, for</w:t>
+      </w:r>
+      <w:r>
+        <w:t xml:space="preserve"> </w:t>
+      </w:r>
+      <w:r>
+        <w:t xml:space="preserve">example the accuracy of an actor’s predictions of how a system will treat a set of moves, scored against</w:t>
+      </w:r>
+      <w:r>
+        <w:t xml:space="preserve"> </w:t>
+      </w:r>
+      <w:r>
+        <w:t xml:space="preserve">the system’s behavior.</w:t>
+      </w:r>
+    </w:p>
+    <w:p>
+      <w:pPr>
+        <w:pStyle w:val="BodyText"/>
+      </w:pPr>
+      <w:r>
+        <w:t xml:space="preserve">The second direction, a validated instrument for coordinative sovereignty, would have to measure standing</w:t>
+      </w:r>
+      <w:r>
+        <w:t xml:space="preserve"> </w:t>
+      </w:r>
+      <w:r>
+        <w:t xml:space="preserve">— freedom from the mediator’s arbitrary power, effective voice over the terms of mediation, and a share in</w:t>
+      </w:r>
+      <w:r>
+        <w:t xml:space="preserve"> </w:t>
+      </w:r>
+      <w:r>
+        <w:t xml:space="preserve">the coordination’s governance — under the condition that defines the construct: a necessary mediation, an</w:t>
+      </w:r>
+      <w:r>
+        <w:t xml:space="preserve"> </w:t>
+      </w:r>
+      <w:r>
+        <w:t xml:space="preserve">arrangement the open tie does not dissolve. Lock-in under a contingent gate is involuntary retention, and</w:t>
+      </w:r>
+      <w:r>
+        <w:t xml:space="preserve"> </w:t>
+      </w:r>
+      <w:r>
+        <w:t xml:space="preserve">it belongs to the exit column. The nearest validated construct is psychological empowerment (Spreitzer,</w:t>
+      </w:r>
+      <w:r>
+        <w:t xml:space="preserve"> </w:t>
+      </w:r>
+      <w:r>
+        <w:t xml:space="preserve">1995), and the task is to show that standing within a mediation the actor cannot bypass differs from felt</w:t>
+      </w:r>
+      <w:r>
+        <w:t xml:space="preserve"> </w:t>
+      </w:r>
+      <w:r>
+        <w:t xml:space="preserve">empowerment inside an organization one could leave, and differs again from standing withheld by switching</w:t>
+      </w:r>
+      <w:r>
+        <w:t xml:space="preserve"> </w:t>
+      </w:r>
+      <w:r>
+        <w:t xml:space="preserve">costs alone. Republican theory offers a usable test item in the form of the question whether an actor can</w:t>
+      </w:r>
+      <w:r>
+        <w:t xml:space="preserve"> </w:t>
+      </w:r>
+      <w:r>
+        <w:t xml:space="preserve">look the mediator in the eye and speak plainly, without needing to ingratiate or to avoid provoking a</w:t>
+      </w:r>
+      <w:r>
+        <w:t xml:space="preserve"> </w:t>
+      </w:r>
+      <w:r>
+        <w:t xml:space="preserve">power that could retaliate. Because the construct has both an individual and an organizational bearer, the</w:t>
+      </w:r>
+      <w:r>
+        <w:t xml:space="preserve"> </w:t>
+      </w:r>
+      <w:r>
+        <w:t xml:space="preserve">instrument needs a form at each level, and their correspondence is itself a question.</w:t>
+      </w:r>
+    </w:p>
+    <w:p>
+      <w:pPr>
+        <w:pStyle w:val="BodyText"/>
+      </w:pPr>
+      <w:r>
+        <w:t xml:space="preserve">The third direction is the two-step design the diagnostic affords: because the necessary/contingent</w:t>
+      </w:r>
+      <w:r>
+        <w:t xml:space="preserve"> </w:t>
+      </w:r>
+      <w:r>
+        <w:t xml:space="preserve">distinction can be applied to a modeled coordination, a study could classify the mediators an organization</w:t>
+      </w:r>
+      <w:r>
+        <w:t xml:space="preserve"> </w:t>
+      </w:r>
+      <w:r>
+        <w:t xml:space="preserve">depends on before measuring the organization’s response, and then ask whether the response fits the</w:t>
+      </w:r>
+      <w:r>
+        <w:t xml:space="preserve"> </w:t>
+      </w:r>
+      <w:r>
+        <w:t xml:space="preserve">mediator type, exit-seeking against contingent gates and voice-building against necessary ones. A firm’s</w:t>
+      </w:r>
+      <w:r>
+        <w:t xml:space="preserve"> </w:t>
+      </w:r>
+      <w:r>
+        <w:t xml:space="preserve">coordinative sovereignty is then not only how much standing it holds but whether it holds the right kind,</w:t>
+      </w:r>
+      <w:r>
+        <w:t xml:space="preserve"> </w:t>
+      </w:r>
+      <w:r>
+        <w:t xml:space="preserve">and misallocation becomes a measurable predictor of poor outcomes.</w:t>
+      </w:r>
+    </w:p>
+    <w:p>
+      <w:pPr>
+        <w:pStyle w:val="BodyText"/>
+      </w:pPr>
+      <w:r>
+        <w:t xml:space="preserve">The fourth direction is the correspondence between reported and afforded standing, operationalized twice:</w:t>
+      </w:r>
+      <w:r>
+        <w:t xml:space="preserve"> </w:t>
+      </w:r>
+      <w:r>
+        <w:t xml:space="preserve">as a survey of the standing an actor reports, and as a structural property of a formal model of the</w:t>
+      </w:r>
+      <w:r>
+        <w:t xml:space="preserve"> </w:t>
+      </w:r>
+      <w:r>
+        <w:t xml:space="preserve">actor’s coordination, developed in the companion paper (Author, 2026). Whether actors who report high</w:t>
+      </w:r>
+      <w:r>
+        <w:t xml:space="preserve"> </w:t>
+      </w:r>
+      <w:r>
+        <w:t xml:space="preserve">coordinative sovereignty are those a model would place as pivotal is a construct-validity test a</w:t>
+      </w:r>
+      <w:r>
+        <w:t xml:space="preserve"> </w:t>
+      </w:r>
+      <w:r>
+        <w:t xml:space="preserve">self-report alone cannot supply.</w:t>
       </w:r>
     </w:p>
     <w:p>
@@ -5431,7 +5439,7 @@
         <w:t xml:space="preserve"> </w:t>
       </w:r>
       <w:r>
-        <w:t xml:space="preserve">to account. Literacy held the literate state to account, and the digital extension of literacy governs</w:t>
+        <w:t xml:space="preserve">to account; literacy held the literate state to account, and the digital extension of literacy governs</w:t>
       </w:r>
       <w:r>
         <w:t xml:space="preserve"> </w:t>
@@ -5443,13 +5451,13 @@
         <w:t xml:space="preserve"> </w:t>
       </w:r>
       <w:r>
-        <w:t xml:space="preserve">govern, because it does not present authority as a text to be read. It enrolls the coordinated actor into a</w:t>
-      </w:r>
-      <w:r>
-        <w:t xml:space="preserve"> </w:t>
-      </w:r>
-      <w:r>
-        <w:t xml:space="preserve">system that interprets it and commits its outcomes. The competence equal to that medium is algorithmacy.</w:t>
+        <w:t xml:space="preserve">govern, because it does not present authority as a text to be read: it enrolls the coordinated actor into</w:t>
+      </w:r>
+      <w:r>
+        <w:t xml:space="preserve"> </w:t>
+      </w:r>
+      <w:r>
+        <w:t xml:space="preserve">a system that interprets it and commits its outcomes. The competence equal to that medium is algorithmacy.</w:t>
       </w:r>
       <w:r>
         <w:t xml:space="preserve"> </w:t>
@@ -5543,25 +5551,25 @@
         <w:t xml:space="preserve"> </w:t>
       </w:r>
       <w:r>
-        <w:t xml:space="preserve">coordinate the rest, and the market that currently teaches it rewards compliance. Sovereignty in the age of</w:t>
-      </w:r>
-      <w:r>
-        <w:t xml:space="preserve"> </w:t>
-      </w:r>
-      <w:r>
-        <w:t xml:space="preserve">artificial intelligence rests on the standing of the coordinated to govern the coordinations that govern</w:t>
-      </w:r>
-      <w:r>
-        <w:t xml:space="preserve"> </w:t>
-      </w:r>
-      <w:r>
-        <w:t xml:space="preserve">them, and on the diffusion of the competence that standing requires. Neither reading alone nor control</w:t>
-      </w:r>
-      <w:r>
-        <w:t xml:space="preserve"> </w:t>
-      </w:r>
-      <w:r>
-        <w:t xml:space="preserve">alone secures it.</w:t>
+        <w:t xml:space="preserve">coordinate the rest, and the market that currently teaches it rewards compliance. Coordinative sovereignty</w:t>
+      </w:r>
+      <w:r>
+        <w:t xml:space="preserve"> </w:t>
+      </w:r>
+      <w:r>
+        <w:t xml:space="preserve">is not reading, and it is not control of the infrastructure. It requires the standing of the coordinated</w:t>
+      </w:r>
+      <w:r>
+        <w:t xml:space="preserve"> </w:t>
+      </w:r>
+      <w:r>
+        <w:t xml:space="preserve">to govern the coordinations that govern them, and the diffusion of the competence that standing requires.</w:t>
+      </w:r>
+      <w:r>
+        <w:t xml:space="preserve"> </w:t>
+      </w:r>
+      <w:r>
+        <w:t xml:space="preserve">Neither reading alone nor control alone secures it.</w:t>
       </w:r>
     </w:p>
     <w:bookmarkEnd w:id="30"/>
@@ -9212,25 +9220,31 @@
         <w:t xml:space="preserve"> </w:t>
       </w:r>
       <w:r>
-        <w:t xml:space="preserve">The capacity of a state, organization, or community to exercise control over its</w:t>
-      </w:r>
-      <w:r>
-        <w:t xml:space="preserve"> </w:t>
-      </w:r>
-      <w:r>
-        <w:t xml:space="preserve">digital infrastructure, data, and technologies. In its regulatory strand it is a literacy-based form of</w:t>
-      </w:r>
-      <w:r>
-        <w:t xml:space="preserve"> </w:t>
-      </w:r>
-      <w:r>
-        <w:t xml:space="preserve">governance, attained by reading and holding to account what a digital system discloses; its industrial</w:t>
-      </w:r>
-      <w:r>
-        <w:t xml:space="preserve"> </w:t>
-      </w:r>
-      <w:r>
-        <w:t xml:space="preserve">strand works by jurisdiction and ownership.</w:t>
+        <w:t xml:space="preserve">The political concept of digital sovereignty, understood as the capacity of a</w:t>
+      </w:r>
+      <w:r>
+        <w:t xml:space="preserve"> </w:t>
+      </w:r>
+      <w:r>
+        <w:t xml:space="preserve">state, organization, or community to exercise control over its digital infrastructure, data, and</w:t>
+      </w:r>
+      <w:r>
+        <w:t xml:space="preserve"> </w:t>
+      </w:r>
+      <w:r>
+        <w:t xml:space="preserve">technologies, is in its regulatory strand a literacy-based form of governance, attained by reading and</w:t>
+      </w:r>
+      <w:r>
+        <w:t xml:space="preserve"> </w:t>
+      </w:r>
+      <w:r>
+        <w:t xml:space="preserve">holding to account what a digital system discloses, whereas its industrial strand works by jurisdiction</w:t>
+      </w:r>
+      <w:r>
+        <w:t xml:space="preserve"> </w:t>
+      </w:r>
+      <w:r>
+        <w:t xml:space="preserve">and ownership.</w:t>
       </w:r>
     </w:p>
     <w:p>
@@ -9248,31 +9262,37 @@
         <w:t xml:space="preserve"> </w:t>
       </w:r>
       <w:r>
-        <w:t xml:space="preserve">The autonomy proper to a necessary mediation. It is the standing to shape the</w:t>
-      </w:r>
-      <w:r>
-        <w:t xml:space="preserve"> </w:t>
-      </w:r>
-      <w:r>
-        <w:t xml:space="preserve">terms on which one is mediated, to contest the mediator’s arbitrary power, and to hold a share in the</w:t>
-      </w:r>
-      <w:r>
-        <w:t xml:space="preserve"> </w:t>
-      </w:r>
-      <w:r>
-        <w:t xml:space="preserve">governance of an arrangement the open tie does not dissolve. Its currency is effective voice. It is borne</w:t>
-      </w:r>
-      <w:r>
-        <w:t xml:space="preserve"> </w:t>
-      </w:r>
-      <w:r>
-        <w:t xml:space="preserve">by whatever actor occupies that relation, individual or organizational. Irreducibility as the</w:t>
-      </w:r>
-      <w:r>
-        <w:t xml:space="preserve"> </w:t>
-      </w:r>
-      <w:r>
-        <w:t xml:space="preserve">coordination is currently wired does not by itself establish necessity.</w:t>
+        <w:t xml:space="preserve">The political concept of coordinative sovereignty, understood as the</w:t>
+      </w:r>
+      <w:r>
+        <w:t xml:space="preserve"> </w:t>
+      </w:r>
+      <w:r>
+        <w:t xml:space="preserve">autonomy proper to a necessary mediation, is the standing to shape the terms on which one is mediated, to</w:t>
+      </w:r>
+      <w:r>
+        <w:t xml:space="preserve"> </w:t>
+      </w:r>
+      <w:r>
+        <w:t xml:space="preserve">contest the mediator’s arbitrary power, and to hold a share in the governance of an arrangement the open</w:t>
+      </w:r>
+      <w:r>
+        <w:t xml:space="preserve"> </w:t>
+      </w:r>
+      <w:r>
+        <w:t xml:space="preserve">tie does not dissolve. Its currency is effective voice. It is borne by whatever actor occupies that</w:t>
+      </w:r>
+      <w:r>
+        <w:t xml:space="preserve"> </w:t>
+      </w:r>
+      <w:r>
+        <w:t xml:space="preserve">relation, individual or organizational. Irreducibility as the coordination is currently wired does not by</w:t>
+      </w:r>
+      <w:r>
+        <w:t xml:space="preserve"> </w:t>
+      </w:r>
+      <w:r>
+        <w:t xml:space="preserve">itself establish necessity.</w:t>
       </w:r>
     </w:p>
     <w:p>
@@ -9290,31 +9310,31 @@
         <w:t xml:space="preserve"> </w:t>
       </w:r>
       <w:r>
-        <w:t xml:space="preserve">The competence through which an actor coordinates with another party through an algorithmic</w:t>
-      </w:r>
-      <w:r>
-        <w:t xml:space="preserve"> </w:t>
-      </w:r>
-      <w:r>
-        <w:t xml:space="preserve">third party that reads both and commits determinations neither controls. It has three parts: inferential</w:t>
-      </w:r>
-      <w:r>
-        <w:t xml:space="preserve"> </w:t>
-      </w:r>
-      <w:r>
-        <w:t xml:space="preserve">(modeling an unseen system), translational (acting in the system’s terms), and temporal (holding a strategy</w:t>
-      </w:r>
-      <w:r>
-        <w:t xml:space="preserve"> </w:t>
-      </w:r>
-      <w:r>
-        <w:t xml:space="preserve">through undisclosed change). What distinguishes it from adjacent literacy constructs is the triadic</w:t>
-      </w:r>
-      <w:r>
-        <w:t xml:space="preserve"> </w:t>
-      </w:r>
-      <w:r>
-        <w:t xml:space="preserve">setting.</w:t>
+        <w:t xml:space="preserve">The competence of algorithmacy, understood as the capacity through which an actor</w:t>
+      </w:r>
+      <w:r>
+        <w:t xml:space="preserve"> </w:t>
+      </w:r>
+      <w:r>
+        <w:t xml:space="preserve">coordinates with another party through an algorithmic third party that reads both and commits</w:t>
+      </w:r>
+      <w:r>
+        <w:t xml:space="preserve"> </w:t>
+      </w:r>
+      <w:r>
+        <w:t xml:space="preserve">determinations neither controls, has three parts: inferential (modeling an unseen system), translational</w:t>
+      </w:r>
+      <w:r>
+        <w:t xml:space="preserve"> </w:t>
+      </w:r>
+      <w:r>
+        <w:t xml:space="preserve">(acting in the system’s terms), and temporal (holding a strategy through undisclosed change). What</w:t>
+      </w:r>
+      <w:r>
+        <w:t xml:space="preserve"> </w:t>
+      </w:r>
+      <w:r>
+        <w:t xml:space="preserve">distinguishes it from adjacent literacy constructs is the triadic setting.</w:t>
       </w:r>
     </w:p>
     <w:p>
@@ -9332,19 +9352,19 @@
         <w:t xml:space="preserve"> </w:t>
       </w:r>
       <w:r>
-        <w:t xml:space="preserve">A capacity for working the medium through which authority is exercised and</w:t>
-      </w:r>
-      <w:r>
-        <w:t xml:space="preserve"> </w:t>
-      </w:r>
-      <w:r>
-        <w:t xml:space="preserve">contested. Oracy, literacy, and algorithmacy are the three such competences, each paired with a form of</w:t>
-      </w:r>
-      <w:r>
-        <w:t xml:space="preserve"> </w:t>
-      </w:r>
-      <w:r>
-        <w:t xml:space="preserve">sovereignty and each unevenly held before it was common.</w:t>
+        <w:t xml:space="preserve">Communicative competence, understood as a capacity for working the medium</w:t>
+      </w:r>
+      <w:r>
+        <w:t xml:space="preserve"> </w:t>
+      </w:r>
+      <w:r>
+        <w:t xml:space="preserve">through which authority is exercised and contested, takes three historical forms — oracy, literacy, and</w:t>
+      </w:r>
+      <w:r>
+        <w:t xml:space="preserve"> </w:t>
+      </w:r>
+      <w:r>
+        <w:t xml:space="preserve">algorithmacy — each paired with a form of sovereignty and each unevenly held before it was common.</w:t>
       </w:r>
     </w:p>
     <w:p>
@@ -9362,13 +9382,19 @@
         <w:t xml:space="preserve"> </w:t>
       </w:r>
       <w:r>
-        <w:t xml:space="preserve">A coordination in which two parties are bound together through a third party that</w:t>
-      </w:r>
-      <w:r>
-        <w:t xml:space="preserve"> </w:t>
-      </w:r>
-      <w:r>
-        <w:t xml:space="preserve">interprets both and commits outcomes neither controls.</w:t>
+        <w:t xml:space="preserve">A mediated triad, understood as a coordination in which two parties are bound together</w:t>
+      </w:r>
+      <w:r>
+        <w:t xml:space="preserve"> </w:t>
+      </w:r>
+      <w:r>
+        <w:t xml:space="preserve">through a third party that interprets both and commits outcomes neither controls, is the structural setting</w:t>
+      </w:r>
+      <w:r>
+        <w:t xml:space="preserve"> </w:t>
+      </w:r>
+      <w:r>
+        <w:t xml:space="preserve">of platform enrollment.</w:t>
       </w:r>
     </w:p>
     <w:p>
@@ -9386,19 +9412,25 @@
         <w:t xml:space="preserve"> </w:t>
       </w:r>
       <w:r>
-        <w:t xml:space="preserve">Enrollment of an actor into a coordination authored by an interested third party. The</w:t>
-      </w:r>
-      <w:r>
-        <w:t xml:space="preserve"> </w:t>
-      </w:r>
-      <w:r>
-        <w:t xml:space="preserve">platform form is a narrowing of what Selznick called formal co-optation, which preserved the forms of</w:t>
-      </w:r>
-      <w:r>
-        <w:t xml:space="preserve"> </w:t>
-      </w:r>
-      <w:r>
-        <w:t xml:space="preserve">participation while withholding real power; platform enrollment withholds the forms as well.</w:t>
+        <w:t xml:space="preserve">Co-optation, understood as the enrollment of an actor into a coordination authored by an</w:t>
+      </w:r>
+      <w:r>
+        <w:t xml:space="preserve"> </w:t>
+      </w:r>
+      <w:r>
+        <w:t xml:space="preserve">interested third party, is in its platform form a narrowing of what Selznick called formal co-optation,</w:t>
+      </w:r>
+      <w:r>
+        <w:t xml:space="preserve"> </w:t>
+      </w:r>
+      <w:r>
+        <w:t xml:space="preserve">which preserved the forms of participation while withholding real power; platform enrollment withholds the</w:t>
+      </w:r>
+      <w:r>
+        <w:t xml:space="preserve"> </w:t>
+      </w:r>
+      <w:r>
+        <w:t xml:space="preserve">forms as well.</w:t>
       </w:r>
     </w:p>
     <w:p>
@@ -9416,25 +9448,25 @@
         <w:t xml:space="preserve"> </w:t>
       </w:r>
       <w:r>
-        <w:t xml:space="preserve">The counterfactual that sorts mediators. Restore the direct tie between the two parties a</w:t>
-      </w:r>
-      <w:r>
-        <w:t xml:space="preserve"> </w:t>
-      </w:r>
-      <w:r>
-        <w:t xml:space="preserve">mediator stands between, the tie strict mediation forbids, and recompute whether the mediator still binds.</w:t>
-      </w:r>
-      <w:r>
-        <w:t xml:space="preserve"> </w:t>
-      </w:r>
-      <w:r>
-        <w:t xml:space="preserve">The test operates on a tie, which distinguishes it from tests that ask whether a mediator could be removed</w:t>
-      </w:r>
-      <w:r>
-        <w:t xml:space="preserve"> </w:t>
-      </w:r>
-      <w:r>
-        <w:t xml:space="preserve">or replaced.</w:t>
+        <w:t xml:space="preserve">The bypass test, understood as the counterfactual that sorts mediators, restores the</w:t>
+      </w:r>
+      <w:r>
+        <w:t xml:space="preserve"> </w:t>
+      </w:r>
+      <w:r>
+        <w:t xml:space="preserve">direct tie between the two parties a mediator stands between, the tie strict mediation forbids, and</w:t>
+      </w:r>
+      <w:r>
+        <w:t xml:space="preserve"> </w:t>
+      </w:r>
+      <w:r>
+        <w:t xml:space="preserve">recomputes whether the mediator still binds. The test operates on a tie, which distinguishes it from tests</w:t>
+      </w:r>
+      <w:r>
+        <w:t xml:space="preserve"> </w:t>
+      </w:r>
+      <w:r>
+        <w:t xml:space="preserve">that ask whether a mediator could be removed or replaced.</w:t>
       </w:r>
     </w:p>
     <w:p>
@@ -9452,19 +9484,19 @@
         <w:t xml:space="preserve"> </w:t>
       </w:r>
       <w:r>
-        <w:t xml:space="preserve">A mediator that remains constitutive of a coordination even when the direct tie is</w:t>
-      </w:r>
-      <w:r>
-        <w:t xml:space="preserve"> </w:t>
-      </w:r>
-      <w:r>
-        <w:t xml:space="preserve">restored, because its position rests on integrating work the direct tie cannot reproduce. It cannot be</w:t>
-      </w:r>
-      <w:r>
-        <w:t xml:space="preserve"> </w:t>
-      </w:r>
-      <w:r>
-        <w:t xml:space="preserve">exited, so the coordinated actor’s remaining power is voice.</w:t>
+        <w:t xml:space="preserve">A necessary mediator, understood as a mediator that remains constitutive of a</w:t>
+      </w:r>
+      <w:r>
+        <w:t xml:space="preserve"> </w:t>
+      </w:r>
+      <w:r>
+        <w:t xml:space="preserve">coordination even when the direct tie is restored, occupies its position by integrating work the direct</w:t>
+      </w:r>
+      <w:r>
+        <w:t xml:space="preserve"> </w:t>
+      </w:r>
+      <w:r>
+        <w:t xml:space="preserve">tie cannot reproduce. It cannot be exited, so the coordinated actor’s remaining power is voice.</w:t>
       </w:r>
     </w:p>
     <w:p>
@@ -9482,19 +9514,19 @@
         <w:t xml:space="preserve"> </w:t>
       </w:r>
       <w:r>
-        <w:t xml:space="preserve">A mediator that ceases to bind when the direct tie is restored, because its position</w:t>
-      </w:r>
-      <w:r>
-        <w:t xml:space="preserve"> </w:t>
-      </w:r>
-      <w:r>
-        <w:t xml:space="preserve">rested on that tie’s absence, usually held in place by an external constraint such as a law or a contract. It</w:t>
-      </w:r>
-      <w:r>
-        <w:t xml:space="preserve"> </w:t>
-      </w:r>
-      <w:r>
-        <w:t xml:space="preserve">can be exited, so the actor’s remaining power includes exit.</w:t>
+        <w:t xml:space="preserve">A contingent mediator, understood as a mediator that ceases to bind when the</w:t>
+      </w:r>
+      <w:r>
+        <w:t xml:space="preserve"> </w:t>
+      </w:r>
+      <w:r>
+        <w:t xml:space="preserve">direct tie is restored, occupied its position by that tie’s absence, usually held in place by an external</w:t>
+      </w:r>
+      <w:r>
+        <w:t xml:space="preserve"> </w:t>
+      </w:r>
+      <w:r>
+        <w:t xml:space="preserve">constraint such as a law or a contract. It can be exited, so the actor’s remaining power includes exit.</w:t>
       </w:r>
     </w:p>
     <w:p>
@@ -9512,19 +9544,19 @@
         <w:t xml:space="preserve"> </w:t>
       </w:r>
       <w:r>
-        <w:t xml:space="preserve">A mediator that keeps a constitutive role under the open tie while losing part of its</w:t>
-      </w:r>
-      <w:r>
-        <w:t xml:space="preserve"> </w:t>
-      </w:r>
-      <w:r>
-        <w:t xml:space="preserve">integration: real integrating work alongside a bypassable gate. Exit is available against the bypassable</w:t>
-      </w:r>
-      <w:r>
-        <w:t xml:space="preserve"> </w:t>
-      </w:r>
-      <w:r>
-        <w:t xml:space="preserve">part; only voice remains against the integrating one.</w:t>
+        <w:t xml:space="preserve">A partial mediator, understood as a mediator that keeps a constitutive role under</w:t>
+      </w:r>
+      <w:r>
+        <w:t xml:space="preserve"> </w:t>
+      </w:r>
+      <w:r>
+        <w:t xml:space="preserve">the open tie while losing part of its integration, combines real integrating work with a bypassable gate.</w:t>
+      </w:r>
+      <w:r>
+        <w:t xml:space="preserve"> </w:t>
+      </w:r>
+      <w:r>
+        <w:t xml:space="preserve">Exit is available against the bypassable part; only voice remains against the integrating one.</w:t>
       </w:r>
     </w:p>
     <w:p>
@@ -9542,13 +9574,13 @@
         <w:t xml:space="preserve"> </w:t>
       </w:r>
       <w:r>
-        <w:t xml:space="preserve">A mediator that was never in the coordination’s core: the parties can already deal</w:t>
-      </w:r>
-      <w:r>
-        <w:t xml:space="preserve"> </w:t>
-      </w:r>
-      <w:r>
-        <w:t xml:space="preserve">directly, so the coordinated actor can route around it without any constraint being lifted.</w:t>
+        <w:t xml:space="preserve">A reducible mediator, understood as a mediator that was never in the</w:t>
+      </w:r>
+      <w:r>
+        <w:t xml:space="preserve"> </w:t>
+      </w:r>
+      <w:r>
+        <w:t xml:space="preserve">coordination’s core, is one the parties can already deal around without any constraint being lifted.</w:t>
       </w:r>
     </w:p>
     <w:p>
@@ -9566,19 +9598,19 @@
         <w:t xml:space="preserve"> </w:t>
       </w:r>
       <w:r>
-        <w:t xml:space="preserve">Hirschman’s two responses to a declining relationship — leaving it, or staying and</w:t>
-      </w:r>
-      <w:r>
-        <w:t xml:space="preserve"> </w:t>
-      </w:r>
-      <w:r>
-        <w:t xml:space="preserve">pressing for change. Exit is available against a contingent mediator; only voice remains against a necessary</w:t>
-      </w:r>
-      <w:r>
-        <w:t xml:space="preserve"> </w:t>
-      </w:r>
-      <w:r>
-        <w:t xml:space="preserve">one.</w:t>
+        <w:t xml:space="preserve">Exit and voice, understood as Hirschman’s two responses to a declining relationship,</w:t>
+      </w:r>
+      <w:r>
+        <w:t xml:space="preserve"> </w:t>
+      </w:r>
+      <w:r>
+        <w:t xml:space="preserve">are leaving it, or staying and pressing for change. Exit is available against a contingent mediator; only</w:t>
+      </w:r>
+      <w:r>
+        <w:t xml:space="preserve"> </w:t>
+      </w:r>
+      <w:r>
+        <w:t xml:space="preserve">voice remains against a necessary one.</w:t>
       </w:r>
     </w:p>
     <w:p>
@@ -9596,19 +9628,25 @@
         <w:t xml:space="preserve"> </w:t>
       </w:r>
       <w:r>
-        <w:t xml:space="preserve">The republican conception of freedom as the absence of another’s arbitrary power, a</w:t>
-      </w:r>
-      <w:r>
-        <w:t xml:space="preserve"> </w:t>
-      </w:r>
-      <w:r>
-        <w:t xml:space="preserve">stronger condition than the absence of interference. A coordinated actor is dominated to the degree the</w:t>
-      </w:r>
-      <w:r>
-        <w:t xml:space="preserve"> </w:t>
-      </w:r>
-      <w:r>
-        <w:t xml:space="preserve">mediator’s power over it is unconstrained by rules the actor can contest.</w:t>
+        <w:t xml:space="preserve">The political concept of non-domination, understood as the republican conception of</w:t>
+      </w:r>
+      <w:r>
+        <w:t xml:space="preserve"> </w:t>
+      </w:r>
+      <w:r>
+        <w:t xml:space="preserve">freedom as the absence of another’s arbitrary power, is a stronger condition than the absence of</w:t>
+      </w:r>
+      <w:r>
+        <w:t xml:space="preserve"> </w:t>
+      </w:r>
+      <w:r>
+        <w:t xml:space="preserve">interference. A coordinated actor is dominated to the degree the mediator’s power over it is unconstrained</w:t>
+      </w:r>
+      <w:r>
+        <w:t xml:space="preserve"> </w:t>
+      </w:r>
+      <w:r>
+        <w:t xml:space="preserve">by rules the actor can contest.</w:t>
       </w:r>
     </w:p>
     <w:p>
@@ -9626,19 +9664,25 @@
         <w:t xml:space="preserve"> </w:t>
       </w:r>
       <w:r>
-        <w:t xml:space="preserve">The property of a coordination that does not factor into separable parts. A triadic</w:t>
-      </w:r>
-      <w:r>
-        <w:t xml:space="preserve"> </w:t>
-      </w:r>
-      <w:r>
-        <w:t xml:space="preserve">coordination binds its parties into a joint determination no division into parts recovers. Irreducibility</w:t>
-      </w:r>
-      <w:r>
-        <w:t xml:space="preserve"> </w:t>
-      </w:r>
-      <w:r>
-        <w:t xml:space="preserve">describes a coordination as it stands and does not by itself establish that a mediator is necessary.</w:t>
+        <w:t xml:space="preserve">Irreducibility, understood as the property of a coordination that does not factor</w:t>
+      </w:r>
+      <w:r>
+        <w:t xml:space="preserve"> </w:t>
+      </w:r>
+      <w:r>
+        <w:t xml:space="preserve">into separable parts, describes a coordination as it stands: a triadic coordination binds its parties into</w:t>
+      </w:r>
+      <w:r>
+        <w:t xml:space="preserve"> </w:t>
+      </w:r>
+      <w:r>
+        <w:t xml:space="preserve">a joint determination no division into parts recovers, and that fact does not by itself establish that a</w:t>
+      </w:r>
+      <w:r>
+        <w:t xml:space="preserve"> </w:t>
+      </w:r>
+      <w:r>
+        <w:t xml:space="preserve">mediator is necessary.</w:t>
       </w:r>
     </w:p>
     <w:bookmarkEnd w:id="34"/>
